--- a/Fase 1/Evidencias Grupales/1.5_GuiaEstudiante_Fase 1_Definicion Proyecto APT - Cambio de proyecto a DOCUMATCH.docx
+++ b/Fase 1/Evidencias Grupales/1.5_GuiaEstudiante_Fase 1_Definicion Proyecto APT - Cambio de proyecto a DOCUMATCH.docx
@@ -1,6 +1,6 @@
 
 <file path=word/document.xml><?xml version="1.0" encoding="utf-8"?>
-<w:document xmlns:wpc="http://schemas.microsoft.com/office/word/2010/wordprocessingCanvas" xmlns:cx="http://schemas.microsoft.com/office/drawing/2014/chartex" xmlns:cx1="http://schemas.microsoft.com/office/drawing/2015/9/8/chartex" xmlns:cx2="http://schemas.microsoft.com/office/drawing/2015/10/21/chartex" xmlns:cx3="http://schemas.microsoft.com/office/drawing/2016/5/9/chartex" xmlns:cx4="http://schemas.microsoft.com/office/drawing/2016/5/10/chartex" xmlns:cx5="http://schemas.microsoft.com/office/drawing/2016/5/11/chartex" xmlns:cx6="http://schemas.microsoft.com/office/drawing/2016/5/12/chartex" xmlns:cx7="http://schemas.microsoft.com/office/drawing/2016/5/13/chartex" xmlns:cx8="http://schemas.microsoft.com/office/drawing/2016/5/14/chartex" xmlns:mc="http://schemas.openxmlformats.org/markup-compatibility/2006" xmlns:aink="http://schemas.microsoft.com/office/drawing/2016/ink" xmlns:am3d="http://schemas.microsoft.com/office/drawing/2017/model3d" xmlns:o="urn:schemas-microsoft-com:office:office" xmlns:oel="http://schemas.microsoft.com/office/2019/extlst" xmlns:r="http://schemas.openxmlformats.org/officeDocument/2006/relationships" xmlns:m="http://schemas.openxmlformats.org/officeDocument/2006/math" xmlns:v="urn:schemas-microsoft-com:vml" xmlns:wp14="http://schemas.microsoft.com/office/word/2010/wordprocessingDrawing" xmlns:wp="http://schemas.openxmlformats.org/drawingml/2006/wordprocessingDrawing" xmlns:w10="urn:schemas-microsoft-com:office:word" xmlns:w="http://schemas.openxmlformats.org/wordprocessingml/2006/main" xmlns:w14="http://schemas.microsoft.com/office/word/2010/wordml" xmlns:w15="http://schemas.microsoft.com/office/word/2012/wordml" xmlns:w16cex="http://schemas.microsoft.com/office/word/2018/wordml/cex" xmlns:w16cid="http://schemas.microsoft.com/office/word/2016/wordml/cid" xmlns:w16="http://schemas.microsoft.com/office/word/2018/wordml" xmlns:w16sdtdh="http://schemas.microsoft.com/office/word/2020/wordml/sdtdatahash" xmlns:w16se="http://schemas.microsoft.com/office/word/2015/wordml/symex" xmlns:wpg="http://schemas.microsoft.com/office/word/2010/wordprocessingGroup" xmlns:wpi="http://schemas.microsoft.com/office/word/2010/wordprocessingInk" xmlns:wne="http://schemas.microsoft.com/office/word/2006/wordml" xmlns:wps="http://schemas.microsoft.com/office/word/2010/wordprocessingShape" mc:Ignorable="w14 w15 w16se w16cid w16 w16cex w16sdtdh wp14">
+<w:document xmlns:wpc="http://schemas.microsoft.com/office/word/2010/wordprocessingCanvas" xmlns:cx="http://schemas.microsoft.com/office/drawing/2014/chartex" xmlns:cx1="http://schemas.microsoft.com/office/drawing/2015/9/8/chartex" xmlns:cx2="http://schemas.microsoft.com/office/drawing/2015/10/21/chartex" xmlns:cx3="http://schemas.microsoft.com/office/drawing/2016/5/9/chartex" xmlns:cx4="http://schemas.microsoft.com/office/drawing/2016/5/10/chartex" xmlns:cx5="http://schemas.microsoft.com/office/drawing/2016/5/11/chartex" xmlns:cx6="http://schemas.microsoft.com/office/drawing/2016/5/12/chartex" xmlns:cx7="http://schemas.microsoft.com/office/drawing/2016/5/13/chartex" xmlns:cx8="http://schemas.microsoft.com/office/drawing/2016/5/14/chartex" xmlns:mc="http://schemas.openxmlformats.org/markup-compatibility/2006" xmlns:aink="http://schemas.microsoft.com/office/drawing/2016/ink" xmlns:am3d="http://schemas.microsoft.com/office/drawing/2017/model3d" xmlns:o="urn:schemas-microsoft-com:office:office" xmlns:oel="http://schemas.microsoft.com/office/2019/extlst" xmlns:r="http://schemas.openxmlformats.org/officeDocument/2006/relationships" xmlns:m="http://schemas.openxmlformats.org/officeDocument/2006/math" xmlns:v="urn:schemas-microsoft-com:vml" xmlns:wp14="http://schemas.microsoft.com/office/word/2010/wordprocessingDrawing" xmlns:wp="http://schemas.openxmlformats.org/drawingml/2006/wordprocessingDrawing" xmlns:w10="urn:schemas-microsoft-com:office:word" xmlns:w="http://schemas.openxmlformats.org/wordprocessingml/2006/main" xmlns:w14="http://schemas.microsoft.com/office/word/2010/wordml" xmlns:w15="http://schemas.microsoft.com/office/word/2012/wordml" xmlns:w16cex="http://schemas.microsoft.com/office/word/2018/wordml/cex" xmlns:w16cid="http://schemas.microsoft.com/office/word/2016/wordml/cid" xmlns:w16="http://schemas.microsoft.com/office/word/2018/wordml" xmlns:w16du="http://schemas.microsoft.com/office/word/2023/wordml/word16du" xmlns:w16sdtdh="http://schemas.microsoft.com/office/word/2020/wordml/sdtdatahash" xmlns:w16sdtfl="http://schemas.microsoft.com/office/word/2024/wordml/sdtformatlock" xmlns:w16se="http://schemas.microsoft.com/office/word/2015/wordml/symex" xmlns:wpg="http://schemas.microsoft.com/office/word/2010/wordprocessingGroup" xmlns:wpi="http://schemas.microsoft.com/office/word/2010/wordprocessingInk" xmlns:wne="http://schemas.microsoft.com/office/word/2006/wordml" xmlns:wps="http://schemas.microsoft.com/office/word/2010/wordprocessingShape" mc:Ignorable="w14 w15 w16se w16cid w16 w16cex w16sdtdh w16sdtfl w16du wp14">
   <w:body>
     <w:p>
       <w:r>
@@ -156,7 +156,6 @@
                                 </w:rPr>
                                 <w:t xml:space="preserve">Asignatura </w:t>
                               </w:r>
-                              <w:proofErr w:type="spellStart"/>
                               <w:r>
                                 <w:rPr>
                                   <w:b/>
@@ -166,7 +165,6 @@
                                 </w:rPr>
                                 <w:t>Capstone</w:t>
                               </w:r>
-                              <w:proofErr w:type="spellEnd"/>
                             </w:p>
                           </w:txbxContent>
                         </wps:txbx>
@@ -226,7 +224,7 @@
               </wp:anchor>
             </w:drawing>
           </mc:Choice>
-          <mc:Fallback xmlns:w16sdtfl="http://schemas.microsoft.com/office/word/2024/wordml/sdtformatlock" xmlns:w16du="http://schemas.microsoft.com/office/word/2023/wordml/word16du">
+          <mc:Fallback>
             <w:pict>
               <v:group w14:anchorId="2D7FCADB" id="Grupo 47" o:spid="_x0000_s1026" style="position:absolute;margin-left:-34.3pt;margin-top:2.65pt;width:518.15pt;height:117.05pt;z-index:251659264;mso-position-horizontal-relative:margin;mso-width-relative:margin" coordsize="59034,14868" o:gfxdata="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">
                 <v:shapetype id="_x0000_t202" coordsize="21600,21600" o:spt="202" path="m,l,21600r21600,l21600,xe">
@@ -331,7 +329,6 @@
                           </w:rPr>
                           <w:t xml:space="preserve">Asignatura </w:t>
                         </w:r>
-                        <w:proofErr w:type="spellStart"/>
                         <w:r>
                           <w:rPr>
                             <w:b/>
@@ -341,7 +338,6 @@
                           </w:rPr>
                           <w:t>Capstone</w:t>
                         </w:r>
-                        <w:proofErr w:type="spellEnd"/>
                       </w:p>
                     </w:txbxContent>
                   </v:textbox>
@@ -4123,7 +4119,7 @@
     <w:tbl>
       <w:tblPr>
         <w:tblStyle w:val="Tablaconcuadrcula"/>
-        <w:tblW w:w="10062" w:type="dxa"/>
+        <w:tblW w:w="10047" w:type="dxa"/>
         <w:tblInd w:w="-714" w:type="dxa"/>
         <w:tblBorders>
           <w:top w:val="single" w:sz="4" w:space="0" w:color="BFBFBF" w:themeColor="background1" w:themeShade="BF"/>
@@ -4136,18 +4132,18 @@
         <w:tblLook w:val="04A0" w:firstRow="1" w:lastRow="0" w:firstColumn="1" w:lastColumn="0" w:noHBand="0" w:noVBand="1"/>
       </w:tblPr>
       <w:tblGrid>
-        <w:gridCol w:w="1843"/>
-        <w:gridCol w:w="1843"/>
-        <w:gridCol w:w="3825"/>
-        <w:gridCol w:w="2551"/>
+        <w:gridCol w:w="1840"/>
+        <w:gridCol w:w="1840"/>
+        <w:gridCol w:w="3820"/>
+        <w:gridCol w:w="2547"/>
       </w:tblGrid>
       <w:tr>
         <w:trPr>
-          <w:trHeight w:val="362"/>
+          <w:trHeight w:val="486"/>
         </w:trPr>
         <w:tc>
           <w:tcPr>
-            <w:tcW w:w="1843" w:type="dxa"/>
+            <w:tcW w:w="1840" w:type="dxa"/>
             <w:vAlign w:val="center"/>
           </w:tcPr>
           <w:p>
@@ -4191,7 +4187,7 @@
         </w:tc>
         <w:tc>
           <w:tcPr>
-            <w:tcW w:w="1843" w:type="dxa"/>
+            <w:tcW w:w="1840" w:type="dxa"/>
             <w:vAlign w:val="center"/>
           </w:tcPr>
           <w:p>
@@ -4216,7 +4212,7 @@
         </w:tc>
         <w:tc>
           <w:tcPr>
-            <w:tcW w:w="3825" w:type="dxa"/>
+            <w:tcW w:w="3820" w:type="dxa"/>
             <w:vAlign w:val="center"/>
           </w:tcPr>
           <w:p>
@@ -4241,7 +4237,7 @@
         </w:tc>
         <w:tc>
           <w:tcPr>
-            <w:tcW w:w="2551" w:type="dxa"/>
+            <w:tcW w:w="2547" w:type="dxa"/>
             <w:vAlign w:val="center"/>
           </w:tcPr>
           <w:p>
@@ -4267,27 +4263,33 @@
       </w:tr>
       <w:tr>
         <w:trPr>
-          <w:trHeight w:val="362"/>
+          <w:trHeight w:val="486"/>
         </w:trPr>
         <w:tc>
           <w:tcPr>
-            <w:tcW w:w="1843" w:type="dxa"/>
+            <w:tcW w:w="1840" w:type="dxa"/>
           </w:tcPr>
           <w:p>
             <w:pPr>
               <w:pStyle w:val="Piedepgina"/>
-              <w:jc w:val="both"/>
               <w:rPr>
                 <w:rFonts w:ascii="Calibri" w:hAnsi="Calibri"/>
                 <w:b/>
                 <w:color w:val="1F3864" w:themeColor="accent1" w:themeShade="80"/>
               </w:rPr>
             </w:pPr>
-          </w:p>
-        </w:tc>
-        <w:tc>
-          <w:tcPr>
-            <w:tcW w:w="1843" w:type="dxa"/>
+            <w:r>
+              <w:rPr>
+                <w:rFonts w:ascii="Calibri" w:hAnsi="Calibri"/>
+                <w:sz w:val="18"/>
+              </w:rPr>
+              <w:t>Avance</w:t>
+            </w:r>
+          </w:p>
+        </w:tc>
+        <w:tc>
+          <w:tcPr>
+            <w:tcW w:w="1840" w:type="dxa"/>
           </w:tcPr>
           <w:p>
             <w:pPr>
@@ -4299,11 +4301,18 @@
                 <w:color w:val="1F3864" w:themeColor="accent1" w:themeShade="80"/>
               </w:rPr>
             </w:pPr>
-          </w:p>
-        </w:tc>
-        <w:tc>
-          <w:tcPr>
-            <w:tcW w:w="3825" w:type="dxa"/>
+            <w:r>
+              <w:rPr>
+                <w:rFonts w:ascii="Calibri" w:hAnsi="Calibri"/>
+                <w:sz w:val="18"/>
+              </w:rPr>
+              <w:t>Documento de análisis y requerimientos</w:t>
+            </w:r>
+          </w:p>
+        </w:tc>
+        <w:tc>
+          <w:tcPr>
+            <w:tcW w:w="3820" w:type="dxa"/>
           </w:tcPr>
           <w:p>
             <w:pPr>
@@ -4319,52 +4328,44 @@
             </w:pPr>
             <w:r>
               <w:rPr>
-                <w:rFonts w:ascii="Calibri" w:hAnsi="Calibri" w:cs="Arial"/>
-                <w:i/>
-                <w:color w:val="4472C4" w:themeColor="accent1"/>
+                <w:rFonts w:ascii="Calibri" w:hAnsi="Calibri"/>
                 <w:sz w:val="18"/>
-                <w:szCs w:val="20"/>
-                <w:lang w:eastAsia="es-CL"/>
-              </w:rPr>
-              <w:t>Describe las evidencias acordadas con tu docente, siempre teniendo en mente que estas deben dar cuenta del desarrollo de tu Proyecto APT</w:t>
-            </w:r>
-            <w:r>
-              <w:rPr>
-                <w:rFonts w:ascii="Calibri" w:hAnsi="Calibri" w:cs="Arial"/>
-                <w:i/>
-                <w:color w:val="4472C4" w:themeColor="accent1"/>
+              </w:rPr>
+              <w:t>Descripción del proceso de compra y despacho, actores, alcance, requerimientos funcionales y no funcionales y criterios de aceptación.</w:t>
+            </w:r>
+          </w:p>
+        </w:tc>
+        <w:tc>
+          <w:tcPr>
+            <w:tcW w:w="2547" w:type="dxa"/>
+          </w:tcPr>
+          <w:p>
+            <w:pPr>
+              <w:pStyle w:val="Piedepgina"/>
+              <w:jc w:val="both"/>
+              <w:rPr>
+                <w:rFonts w:ascii="Calibri" w:hAnsi="Calibri"/>
+                <w:b/>
+                <w:color w:val="1F3864" w:themeColor="accent1" w:themeShade="80"/>
+              </w:rPr>
+            </w:pPr>
+            <w:r>
+              <w:rPr>
+                <w:rFonts w:ascii="Calibri" w:hAnsi="Calibri"/>
                 <w:sz w:val="18"/>
-                <w:szCs w:val="20"/>
-                <w:lang w:eastAsia="es-CL"/>
-              </w:rPr>
-              <w:t>.</w:t>
-            </w:r>
-          </w:p>
-        </w:tc>
-        <w:tc>
-          <w:tcPr>
-            <w:tcW w:w="2551" w:type="dxa"/>
-          </w:tcPr>
-          <w:p>
-            <w:pPr>
-              <w:pStyle w:val="Piedepgina"/>
-              <w:jc w:val="both"/>
-              <w:rPr>
-                <w:rFonts w:ascii="Calibri" w:hAnsi="Calibri"/>
-                <w:b/>
-                <w:color w:val="1F3864" w:themeColor="accent1" w:themeShade="80"/>
-              </w:rPr>
-            </w:pPr>
+              </w:rPr>
+              <w:t>Demuestra el análisis de la problemática y permite verificar que la solución responde a las necesidades identificadas.</w:t>
+            </w:r>
           </w:p>
         </w:tc>
       </w:tr>
       <w:tr>
         <w:trPr>
-          <w:trHeight w:val="362"/>
+          <w:trHeight w:val="486"/>
         </w:trPr>
         <w:tc>
           <w:tcPr>
-            <w:tcW w:w="1843" w:type="dxa"/>
+            <w:tcW w:w="1840" w:type="dxa"/>
           </w:tcPr>
           <w:p>
             <w:pPr>
@@ -4376,11 +4377,18 @@
                 <w:color w:val="1F3864" w:themeColor="accent1" w:themeShade="80"/>
               </w:rPr>
             </w:pPr>
-          </w:p>
-        </w:tc>
-        <w:tc>
-          <w:tcPr>
-            <w:tcW w:w="1843" w:type="dxa"/>
+            <w:r>
+              <w:rPr>
+                <w:rFonts w:ascii="Calibri" w:hAnsi="Calibri"/>
+                <w:sz w:val="18"/>
+              </w:rPr>
+              <w:t>Avance</w:t>
+            </w:r>
+          </w:p>
+        </w:tc>
+        <w:tc>
+          <w:tcPr>
+            <w:tcW w:w="1840" w:type="dxa"/>
           </w:tcPr>
           <w:p>
             <w:pPr>
@@ -4392,11 +4400,18 @@
                 <w:color w:val="1F3864" w:themeColor="accent1" w:themeShade="80"/>
               </w:rPr>
             </w:pPr>
-          </w:p>
-        </w:tc>
-        <w:tc>
-          <w:tcPr>
-            <w:tcW w:w="3825" w:type="dxa"/>
+            <w:r>
+              <w:rPr>
+                <w:rFonts w:ascii="Calibri" w:hAnsi="Calibri"/>
+                <w:sz w:val="18"/>
+              </w:rPr>
+              <w:t>Diseño de arquitectura, datos e interfaz</w:t>
+            </w:r>
+          </w:p>
+        </w:tc>
+        <w:tc>
+          <w:tcPr>
+            <w:tcW w:w="3820" w:type="dxa"/>
           </w:tcPr>
           <w:p>
             <w:pPr>
@@ -4408,11 +4423,18 @@
                 <w:color w:val="1F3864" w:themeColor="accent1" w:themeShade="80"/>
               </w:rPr>
             </w:pPr>
-          </w:p>
-        </w:tc>
-        <w:tc>
-          <w:tcPr>
-            <w:tcW w:w="2551" w:type="dxa"/>
+            <w:r>
+              <w:rPr>
+                <w:rFonts w:ascii="Calibri" w:hAnsi="Calibri"/>
+                <w:sz w:val="18"/>
+              </w:rPr>
+              <w:t>Diagramas de componentes y flujo documental, modelo de datos y bocetos de carga, revisión y resultados de comparación.</w:t>
+            </w:r>
+          </w:p>
+        </w:tc>
+        <w:tc>
+          <w:tcPr>
+            <w:tcW w:w="2547" w:type="dxa"/>
           </w:tcPr>
           <w:p>
             <w:pPr>
@@ -4424,16 +4446,23 @@
                 <w:color w:val="1F3864" w:themeColor="accent1" w:themeShade="80"/>
               </w:rPr>
             </w:pPr>
+            <w:r>
+              <w:rPr>
+                <w:rFonts w:ascii="Calibri" w:hAnsi="Calibri"/>
+                <w:sz w:val="18"/>
+              </w:rPr>
+              <w:t>Evidencia las decisiones de diseño y la integración prevista entre interfaz, OCR, comparación y persistencia.</w:t>
+            </w:r>
           </w:p>
         </w:tc>
       </w:tr>
       <w:tr>
         <w:trPr>
-          <w:trHeight w:val="362"/>
+          <w:trHeight w:val="486"/>
         </w:trPr>
         <w:tc>
           <w:tcPr>
-            <w:tcW w:w="1843" w:type="dxa"/>
+            <w:tcW w:w="1840" w:type="dxa"/>
           </w:tcPr>
           <w:p>
             <w:pPr>
@@ -4445,11 +4474,18 @@
                 <w:color w:val="1F3864" w:themeColor="accent1" w:themeShade="80"/>
               </w:rPr>
             </w:pPr>
-          </w:p>
-        </w:tc>
-        <w:tc>
-          <w:tcPr>
-            <w:tcW w:w="1843" w:type="dxa"/>
+            <w:r>
+              <w:rPr>
+                <w:rFonts w:ascii="Calibri" w:hAnsi="Calibri"/>
+                <w:sz w:val="18"/>
+              </w:rPr>
+              <w:t>Avance</w:t>
+            </w:r>
+          </w:p>
+        </w:tc>
+        <w:tc>
+          <w:tcPr>
+            <w:tcW w:w="1840" w:type="dxa"/>
           </w:tcPr>
           <w:p>
             <w:pPr>
@@ -4461,11 +4497,18 @@
                 <w:color w:val="1F3864" w:themeColor="accent1" w:themeShade="80"/>
               </w:rPr>
             </w:pPr>
-          </w:p>
-        </w:tc>
-        <w:tc>
-          <w:tcPr>
-            <w:tcW w:w="3825" w:type="dxa"/>
+            <w:r>
+              <w:rPr>
+                <w:rFonts w:ascii="Calibri" w:hAnsi="Calibri"/>
+                <w:sz w:val="18"/>
+              </w:rPr>
+              <w:t>Prototipo parcial y evaluación del OCR</w:t>
+            </w:r>
+          </w:p>
+        </w:tc>
+        <w:tc>
+          <w:tcPr>
+            <w:tcW w:w="3820" w:type="dxa"/>
           </w:tcPr>
           <w:p>
             <w:pPr>
@@ -4477,11 +4520,18 @@
                 <w:color w:val="1F3864" w:themeColor="accent1" w:themeShade="80"/>
               </w:rPr>
             </w:pPr>
-          </w:p>
-        </w:tc>
-        <w:tc>
-          <w:tcPr>
-            <w:tcW w:w="2551" w:type="dxa"/>
+            <w:r>
+              <w:rPr>
+                <w:rFonts w:ascii="Calibri" w:hAnsi="Calibri"/>
+                <w:sz w:val="18"/>
+              </w:rPr>
+              <w:t>Demostración de carga de PDF o imagen y extracción de campos; documentos de prueba, capturas y registro de errores frente a datos verificados manualmente.</w:t>
+            </w:r>
+          </w:p>
+        </w:tc>
+        <w:tc>
+          <w:tcPr>
+            <w:tcW w:w="2547" w:type="dxa"/>
           </w:tcPr>
           <w:p>
             <w:pPr>
@@ -4493,16 +4543,23 @@
                 <w:color w:val="1F3864" w:themeColor="accent1" w:themeShade="80"/>
               </w:rPr>
             </w:pPr>
+            <w:r>
+              <w:rPr>
+                <w:rFonts w:ascii="Calibri" w:hAnsi="Calibri"/>
+                <w:sz w:val="18"/>
+              </w:rPr>
+              <w:t>Permite evaluar la factibilidad técnica y reconocer limitaciones de formatos y calidad documental.</w:t>
+            </w:r>
           </w:p>
         </w:tc>
       </w:tr>
       <w:tr>
         <w:trPr>
-          <w:trHeight w:val="362"/>
+          <w:trHeight w:val="510"/>
         </w:trPr>
         <w:tc>
           <w:tcPr>
-            <w:tcW w:w="1843" w:type="dxa"/>
+            <w:tcW w:w="1840" w:type="dxa"/>
           </w:tcPr>
           <w:p>
             <w:pPr>
@@ -4514,11 +4571,18 @@
                 <w:color w:val="1F3864" w:themeColor="accent1" w:themeShade="80"/>
               </w:rPr>
             </w:pPr>
-          </w:p>
-        </w:tc>
-        <w:tc>
-          <w:tcPr>
-            <w:tcW w:w="1843" w:type="dxa"/>
+            <w:r>
+              <w:rPr>
+                <w:rFonts w:ascii="Calibri" w:hAnsi="Calibri"/>
+                <w:sz w:val="18"/>
+              </w:rPr>
+              <w:t>Avance</w:t>
+            </w:r>
+          </w:p>
+        </w:tc>
+        <w:tc>
+          <w:tcPr>
+            <w:tcW w:w="1840" w:type="dxa"/>
           </w:tcPr>
           <w:p>
             <w:pPr>
@@ -4530,11 +4594,18 @@
                 <w:color w:val="1F3864" w:themeColor="accent1" w:themeShade="80"/>
               </w:rPr>
             </w:pPr>
-          </w:p>
-        </w:tc>
-        <w:tc>
-          <w:tcPr>
-            <w:tcW w:w="3825" w:type="dxa"/>
+            <w:r>
+              <w:rPr>
+                <w:rFonts w:ascii="Calibri" w:hAnsi="Calibri"/>
+                <w:sz w:val="18"/>
+              </w:rPr>
+              <w:t>Informe de avance y seguimiento</w:t>
+            </w:r>
+          </w:p>
+        </w:tc>
+        <w:tc>
+          <w:tcPr>
+            <w:tcW w:w="3820" w:type="dxa"/>
           </w:tcPr>
           <w:p>
             <w:pPr>
@@ -4546,11 +4617,34 @@
                 <w:color w:val="1F3864" w:themeColor="accent1" w:themeShade="80"/>
               </w:rPr>
             </w:pPr>
-          </w:p>
-        </w:tc>
-        <w:tc>
-          <w:tcPr>
-            <w:tcW w:w="2551" w:type="dxa"/>
+            <w:r>
+              <w:rPr>
+                <w:rFonts w:ascii="Calibri" w:hAnsi="Calibri"/>
+                <w:sz w:val="18"/>
+              </w:rPr>
+              <w:t xml:space="preserve">Resumen del trabajo realizado, versiones del código, registro del tablero </w:t>
+            </w:r>
+            <w:proofErr w:type="spellStart"/>
+            <w:r>
+              <w:rPr>
+                <w:rFonts w:ascii="Calibri" w:hAnsi="Calibri"/>
+                <w:sz w:val="18"/>
+              </w:rPr>
+              <w:t>Canvas</w:t>
+            </w:r>
+            <w:proofErr w:type="spellEnd"/>
+            <w:r>
+              <w:rPr>
+                <w:rFonts w:ascii="Calibri" w:hAnsi="Calibri"/>
+                <w:sz w:val="18"/>
+              </w:rPr>
+              <w:t>, tareas por integrante, riesgos y ajustes de planificación.</w:t>
+            </w:r>
+          </w:p>
+        </w:tc>
+        <w:tc>
+          <w:tcPr>
+            <w:tcW w:w="2547" w:type="dxa"/>
           </w:tcPr>
           <w:p>
             <w:pPr>
@@ -4562,10 +4656,456 @@
                 <w:color w:val="1F3864" w:themeColor="accent1" w:themeShade="80"/>
               </w:rPr>
             </w:pPr>
+            <w:r>
+              <w:rPr>
+                <w:rFonts w:ascii="Calibri" w:hAnsi="Calibri"/>
+                <w:sz w:val="18"/>
+              </w:rPr>
+              <w:t>Acredita el progreso del proyecto, la colaboración y la trazabilidad de las decisiones.</w:t>
+            </w:r>
+          </w:p>
+        </w:tc>
+      </w:tr>
+      <w:tr>
+        <w:tblPrEx>
+          <w:tblBorders>
+            <w:top w:val="single" w:sz="4" w:space="0" w:color="auto"/>
+            <w:left w:val="single" w:sz="4" w:space="0" w:color="auto"/>
+            <w:bottom w:val="single" w:sz="4" w:space="0" w:color="auto"/>
+            <w:right w:val="single" w:sz="4" w:space="0" w:color="auto"/>
+            <w:insideH w:val="single" w:sz="4" w:space="0" w:color="auto"/>
+            <w:insideV w:val="single" w:sz="4" w:space="0" w:color="auto"/>
+          </w:tblBorders>
+        </w:tblPrEx>
+        <w:trPr>
+          <w:trHeight w:val="486"/>
+        </w:trPr>
+        <w:tc>
+          <w:tcPr>
+            <w:tcW w:w="1840" w:type="dxa"/>
+          </w:tcPr>
+          <w:p>
+            <w:pPr>
+              <w:pStyle w:val="Piedepgina"/>
+              <w:jc w:val="both"/>
+              <w:rPr>
+                <w:rFonts w:ascii="Calibri" w:hAnsi="Calibri"/>
+                <w:b/>
+                <w:color w:val="1F3864" w:themeColor="accent1" w:themeShade="80"/>
+              </w:rPr>
+            </w:pPr>
+            <w:r>
+              <w:rPr>
+                <w:rFonts w:ascii="Calibri" w:hAnsi="Calibri"/>
+                <w:sz w:val="18"/>
+              </w:rPr>
+              <w:t>Final</w:t>
+            </w:r>
+          </w:p>
+        </w:tc>
+        <w:tc>
+          <w:tcPr>
+            <w:tcW w:w="1840" w:type="dxa"/>
+          </w:tcPr>
+          <w:p>
+            <w:pPr>
+              <w:pStyle w:val="Piedepgina"/>
+              <w:jc w:val="both"/>
+              <w:rPr>
+                <w:rFonts w:ascii="Calibri" w:hAnsi="Calibri"/>
+                <w:b/>
+                <w:color w:val="1F3864" w:themeColor="accent1" w:themeShade="80"/>
+              </w:rPr>
+            </w:pPr>
+            <w:r>
+              <w:rPr>
+                <w:rFonts w:ascii="Calibri" w:hAnsi="Calibri"/>
+                <w:sz w:val="18"/>
+              </w:rPr>
+              <w:t>Prototipo funcional integrado</w:t>
+            </w:r>
+          </w:p>
+        </w:tc>
+        <w:tc>
+          <w:tcPr>
+            <w:tcW w:w="3820" w:type="dxa"/>
+          </w:tcPr>
+          <w:p>
+            <w:pPr>
+              <w:pStyle w:val="Piedepgina"/>
+              <w:jc w:val="both"/>
+              <w:rPr>
+                <w:rFonts w:ascii="Calibri" w:hAnsi="Calibri"/>
+                <w:b/>
+                <w:color w:val="1F3864" w:themeColor="accent1" w:themeShade="80"/>
+              </w:rPr>
+            </w:pPr>
+            <w:r>
+              <w:rPr>
+                <w:rFonts w:ascii="Calibri" w:hAnsi="Calibri"/>
+                <w:sz w:val="18"/>
+              </w:rPr>
+              <w:t>Código versionado y demostración del flujo de carga, extracción, revisión manual, comparación, reporte y consulta de resultados, con controles básicos de acceso.</w:t>
+            </w:r>
+          </w:p>
+        </w:tc>
+        <w:tc>
+          <w:tcPr>
+            <w:tcW w:w="2547" w:type="dxa"/>
+          </w:tcPr>
+          <w:p>
+            <w:pPr>
+              <w:pStyle w:val="Piedepgina"/>
+              <w:jc w:val="both"/>
+              <w:rPr>
+                <w:rFonts w:ascii="Calibri" w:hAnsi="Calibri"/>
+                <w:b/>
+                <w:color w:val="1F3864" w:themeColor="accent1" w:themeShade="80"/>
+              </w:rPr>
+            </w:pPr>
+            <w:r>
+              <w:rPr>
+                <w:rFonts w:ascii="Calibri" w:hAnsi="Calibri"/>
+                <w:sz w:val="18"/>
+              </w:rPr>
+              <w:t>Demuestra la implementación de la solución y el cumplimiento del objetivo general dentro del alcance del prototipo.</w:t>
+            </w:r>
+          </w:p>
+        </w:tc>
+      </w:tr>
+      <w:tr>
+        <w:tblPrEx>
+          <w:tblBorders>
+            <w:top w:val="single" w:sz="4" w:space="0" w:color="auto"/>
+            <w:left w:val="single" w:sz="4" w:space="0" w:color="auto"/>
+            <w:bottom w:val="single" w:sz="4" w:space="0" w:color="auto"/>
+            <w:right w:val="single" w:sz="4" w:space="0" w:color="auto"/>
+            <w:insideH w:val="single" w:sz="4" w:space="0" w:color="auto"/>
+            <w:insideV w:val="single" w:sz="4" w:space="0" w:color="auto"/>
+          </w:tblBorders>
+        </w:tblPrEx>
+        <w:trPr>
+          <w:trHeight w:val="486"/>
+        </w:trPr>
+        <w:tc>
+          <w:tcPr>
+            <w:tcW w:w="1840" w:type="dxa"/>
+          </w:tcPr>
+          <w:p>
+            <w:pPr>
+              <w:pStyle w:val="Piedepgina"/>
+              <w:jc w:val="both"/>
+              <w:rPr>
+                <w:rFonts w:ascii="Calibri" w:hAnsi="Calibri"/>
+                <w:b/>
+                <w:color w:val="1F3864" w:themeColor="accent1" w:themeShade="80"/>
+              </w:rPr>
+            </w:pPr>
+            <w:r>
+              <w:rPr>
+                <w:rFonts w:ascii="Calibri" w:hAnsi="Calibri"/>
+                <w:sz w:val="18"/>
+              </w:rPr>
+              <w:t>Final</w:t>
+            </w:r>
+          </w:p>
+        </w:tc>
+        <w:tc>
+          <w:tcPr>
+            <w:tcW w:w="1840" w:type="dxa"/>
+          </w:tcPr>
+          <w:p>
+            <w:pPr>
+              <w:pStyle w:val="Piedepgina"/>
+              <w:jc w:val="both"/>
+              <w:rPr>
+                <w:rFonts w:ascii="Calibri" w:hAnsi="Calibri"/>
+                <w:b/>
+                <w:color w:val="1F3864" w:themeColor="accent1" w:themeShade="80"/>
+              </w:rPr>
+            </w:pPr>
+            <w:r>
+              <w:rPr>
+                <w:rFonts w:ascii="Calibri" w:hAnsi="Calibri"/>
+                <w:sz w:val="18"/>
+              </w:rPr>
+              <w:t>Reportes de incongruencias y conjunto de prueba</w:t>
+            </w:r>
+          </w:p>
+        </w:tc>
+        <w:tc>
+          <w:tcPr>
+            <w:tcW w:w="3820" w:type="dxa"/>
+          </w:tcPr>
+          <w:p>
+            <w:pPr>
+              <w:pStyle w:val="Piedepgina"/>
+              <w:jc w:val="both"/>
+              <w:rPr>
+                <w:rFonts w:ascii="Calibri" w:hAnsi="Calibri"/>
+                <w:b/>
+                <w:color w:val="1F3864" w:themeColor="accent1" w:themeShade="80"/>
+              </w:rPr>
+            </w:pPr>
+            <w:r>
+              <w:rPr>
+                <w:rFonts w:ascii="Calibri" w:hAnsi="Calibri"/>
+                <w:sz w:val="18"/>
+              </w:rPr>
+              <w:t>Documentos simulados y reportes de casos sin diferencias, faltantes, excedentes y productos no relacionados; identificación del producto, cantidades, diferencia, documentos, fecha y estado.</w:t>
+            </w:r>
+          </w:p>
+        </w:tc>
+        <w:tc>
+          <w:tcPr>
+            <w:tcW w:w="2547" w:type="dxa"/>
+          </w:tcPr>
+          <w:p>
+            <w:pPr>
+              <w:pStyle w:val="Piedepgina"/>
+              <w:jc w:val="both"/>
+              <w:rPr>
+                <w:rFonts w:ascii="Calibri" w:hAnsi="Calibri"/>
+                <w:b/>
+                <w:color w:val="1F3864" w:themeColor="accent1" w:themeShade="80"/>
+              </w:rPr>
+            </w:pPr>
+            <w:r>
+              <w:rPr>
+                <w:rFonts w:ascii="Calibri" w:hAnsi="Calibri"/>
+                <w:sz w:val="18"/>
+              </w:rPr>
+              <w:t>Permite comprobar la detección de diferencias y la trazabilidad de los resultados sin utilizar información comercial confidencial.</w:t>
+            </w:r>
+          </w:p>
+        </w:tc>
+      </w:tr>
+      <w:tr>
+        <w:tblPrEx>
+          <w:tblBorders>
+            <w:top w:val="single" w:sz="4" w:space="0" w:color="auto"/>
+            <w:left w:val="single" w:sz="4" w:space="0" w:color="auto"/>
+            <w:bottom w:val="single" w:sz="4" w:space="0" w:color="auto"/>
+            <w:right w:val="single" w:sz="4" w:space="0" w:color="auto"/>
+            <w:insideH w:val="single" w:sz="4" w:space="0" w:color="auto"/>
+            <w:insideV w:val="single" w:sz="4" w:space="0" w:color="auto"/>
+          </w:tblBorders>
+        </w:tblPrEx>
+        <w:trPr>
+          <w:trHeight w:val="510"/>
+        </w:trPr>
+        <w:tc>
+          <w:tcPr>
+            <w:tcW w:w="1840" w:type="dxa"/>
+          </w:tcPr>
+          <w:p>
+            <w:pPr>
+              <w:pStyle w:val="Piedepgina"/>
+              <w:jc w:val="both"/>
+              <w:rPr>
+                <w:rFonts w:ascii="Calibri" w:hAnsi="Calibri"/>
+                <w:b/>
+                <w:color w:val="1F3864" w:themeColor="accent1" w:themeShade="80"/>
+              </w:rPr>
+            </w:pPr>
+            <w:r>
+              <w:rPr>
+                <w:rFonts w:ascii="Calibri" w:hAnsi="Calibri"/>
+                <w:sz w:val="18"/>
+              </w:rPr>
+              <w:t>Final</w:t>
+            </w:r>
+          </w:p>
+        </w:tc>
+        <w:tc>
+          <w:tcPr>
+            <w:tcW w:w="1840" w:type="dxa"/>
+          </w:tcPr>
+          <w:p>
+            <w:pPr>
+              <w:pStyle w:val="Piedepgina"/>
+              <w:jc w:val="both"/>
+              <w:rPr>
+                <w:rFonts w:ascii="Calibri" w:hAnsi="Calibri"/>
+                <w:b/>
+                <w:color w:val="1F3864" w:themeColor="accent1" w:themeShade="80"/>
+              </w:rPr>
+            </w:pPr>
+            <w:r>
+              <w:rPr>
+                <w:rFonts w:ascii="Calibri" w:hAnsi="Calibri"/>
+                <w:sz w:val="18"/>
+              </w:rPr>
+              <w:t>Informe de pruebas y validación</w:t>
+            </w:r>
+          </w:p>
+        </w:tc>
+        <w:tc>
+          <w:tcPr>
+            <w:tcW w:w="3820" w:type="dxa"/>
+          </w:tcPr>
+          <w:p>
+            <w:pPr>
+              <w:pStyle w:val="Piedepgina"/>
+              <w:jc w:val="both"/>
+              <w:rPr>
+                <w:rFonts w:ascii="Calibri" w:hAnsi="Calibri"/>
+                <w:b/>
+                <w:color w:val="1F3864" w:themeColor="accent1" w:themeShade="80"/>
+              </w:rPr>
+            </w:pPr>
+            <w:r>
+              <w:rPr>
+                <w:rFonts w:ascii="Calibri" w:hAnsi="Calibri"/>
+                <w:sz w:val="18"/>
+              </w:rPr>
+              <w:t>Casos funcionales, de integración y acceso; resultados esperados y obtenidos, defectos, correcciones y evaluación de campos extraídos correctamente respecto de la referencia manual.</w:t>
+            </w:r>
+          </w:p>
+        </w:tc>
+        <w:tc>
+          <w:tcPr>
+            <w:tcW w:w="2547" w:type="dxa"/>
+          </w:tcPr>
+          <w:p>
+            <w:pPr>
+              <w:pStyle w:val="Piedepgina"/>
+              <w:jc w:val="both"/>
+              <w:rPr>
+                <w:rFonts w:ascii="Calibri" w:hAnsi="Calibri"/>
+                <w:b/>
+                <w:color w:val="1F3864" w:themeColor="accent1" w:themeShade="80"/>
+              </w:rPr>
+            </w:pPr>
+            <w:r>
+              <w:rPr>
+                <w:rFonts w:ascii="Calibri" w:hAnsi="Calibri"/>
+                <w:sz w:val="18"/>
+              </w:rPr>
+              <w:t>Acredita la calidad de la solución y documenta sus resultados y limitaciones sin asumir una precisión no comprobada.</w:t>
+            </w:r>
+          </w:p>
+        </w:tc>
+      </w:tr>
+      <w:tr>
+        <w:tblPrEx>
+          <w:tblBorders>
+            <w:top w:val="single" w:sz="4" w:space="0" w:color="auto"/>
+            <w:left w:val="single" w:sz="4" w:space="0" w:color="auto"/>
+            <w:bottom w:val="single" w:sz="4" w:space="0" w:color="auto"/>
+            <w:right w:val="single" w:sz="4" w:space="0" w:color="auto"/>
+            <w:insideH w:val="single" w:sz="4" w:space="0" w:color="auto"/>
+            <w:insideV w:val="single" w:sz="4" w:space="0" w:color="auto"/>
+          </w:tblBorders>
+        </w:tblPrEx>
+        <w:trPr>
+          <w:trHeight w:val="510"/>
+        </w:trPr>
+        <w:tc>
+          <w:tcPr>
+            <w:tcW w:w="1840" w:type="dxa"/>
+          </w:tcPr>
+          <w:p>
+            <w:pPr>
+              <w:pStyle w:val="Piedepgina"/>
+              <w:jc w:val="both"/>
+              <w:rPr>
+                <w:rFonts w:ascii="Calibri" w:hAnsi="Calibri"/>
+                <w:b/>
+                <w:color w:val="1F3864" w:themeColor="accent1" w:themeShade="80"/>
+              </w:rPr>
+            </w:pPr>
+            <w:r>
+              <w:rPr>
+                <w:rFonts w:ascii="Calibri" w:hAnsi="Calibri"/>
+                <w:sz w:val="18"/>
+              </w:rPr>
+              <w:t>Final</w:t>
+            </w:r>
+          </w:p>
+        </w:tc>
+        <w:tc>
+          <w:tcPr>
+            <w:tcW w:w="1840" w:type="dxa"/>
+          </w:tcPr>
+          <w:p>
+            <w:pPr>
+              <w:pStyle w:val="Piedepgina"/>
+              <w:jc w:val="both"/>
+              <w:rPr>
+                <w:rFonts w:ascii="Calibri" w:hAnsi="Calibri"/>
+                <w:b/>
+                <w:color w:val="1F3864" w:themeColor="accent1" w:themeShade="80"/>
+              </w:rPr>
+            </w:pPr>
+            <w:r>
+              <w:rPr>
+                <w:rFonts w:ascii="Calibri" w:hAnsi="Calibri"/>
+                <w:sz w:val="18"/>
+              </w:rPr>
+              <w:t>Documentación final y presentación</w:t>
+            </w:r>
+          </w:p>
+        </w:tc>
+        <w:tc>
+          <w:tcPr>
+            <w:tcW w:w="3820" w:type="dxa"/>
+          </w:tcPr>
+          <w:p>
+            <w:pPr>
+              <w:pStyle w:val="Piedepgina"/>
+              <w:jc w:val="both"/>
+              <w:rPr>
+                <w:rFonts w:ascii="Calibri" w:hAnsi="Calibri"/>
+                <w:b/>
+                <w:color w:val="1F3864" w:themeColor="accent1" w:themeShade="80"/>
+              </w:rPr>
+            </w:pPr>
+            <w:r>
+              <w:rPr>
+                <w:rFonts w:ascii="Calibri" w:hAnsi="Calibri"/>
+                <w:sz w:val="18"/>
+              </w:rPr>
+              <w:t>Informe final, manual de usuario, instrucciones de instalación, conclusiones, limitaciones, mejoras futuras y material de presentación.</w:t>
+            </w:r>
+          </w:p>
+        </w:tc>
+        <w:tc>
+          <w:tcPr>
+            <w:tcW w:w="2547" w:type="dxa"/>
+          </w:tcPr>
+          <w:p>
+            <w:pPr>
+              <w:pStyle w:val="Piedepgina"/>
+              <w:jc w:val="both"/>
+              <w:rPr>
+                <w:rFonts w:ascii="Calibri" w:hAnsi="Calibri"/>
+                <w:b/>
+                <w:color w:val="1F3864" w:themeColor="accent1" w:themeShade="80"/>
+              </w:rPr>
+            </w:pPr>
+            <w:r>
+              <w:rPr>
+                <w:rFonts w:ascii="Calibri" w:hAnsi="Calibri"/>
+                <w:sz w:val="18"/>
+              </w:rPr>
+              <w:t>Facilita la evaluación, reproducción y utilización del prototipo y comunica el aporte del proyecto.</w:t>
+            </w:r>
           </w:p>
         </w:tc>
       </w:tr>
     </w:tbl>
+    <w:p>
+      <w:pPr>
+        <w:spacing w:after="0" w:line="360" w:lineRule="auto"/>
+        <w:jc w:val="both"/>
+        <w:rPr>
+          <w:b/>
+          <w:sz w:val="24"/>
+          <w:szCs w:val="24"/>
+        </w:rPr>
+      </w:pPr>
+    </w:p>
     <w:p>
       <w:pPr>
         <w:spacing w:after="0" w:line="360" w:lineRule="auto"/>
@@ -4674,7 +5214,23 @@
                 <w:rFonts w:ascii="Calibri" w:hAnsi="Calibri"/>
                 <w:color w:val="1F3864" w:themeColor="accent1" w:themeShade="80"/>
               </w:rPr>
-              <w:t>efine la planificación de tu Proyecto APT de acuerdo a lo requerido</w:t>
+              <w:t xml:space="preserve">efine la planificación de tu Proyecto APT </w:t>
+            </w:r>
+            <w:proofErr w:type="gramStart"/>
+            <w:r>
+              <w:rPr>
+                <w:rFonts w:ascii="Calibri" w:hAnsi="Calibri"/>
+                <w:color w:val="1F3864" w:themeColor="accent1" w:themeShade="80"/>
+              </w:rPr>
+              <w:t>de acuerdo a</w:t>
+            </w:r>
+            <w:proofErr w:type="gramEnd"/>
+            <w:r>
+              <w:rPr>
+                <w:rFonts w:ascii="Calibri" w:hAnsi="Calibri"/>
+                <w:color w:val="1F3864" w:themeColor="accent1" w:themeShade="80"/>
+              </w:rPr>
+              <w:t xml:space="preserve"> lo requerido</w:t>
             </w:r>
             <w:r>
               <w:rPr>
@@ -4774,6 +5330,7 @@
                 <w:color w:val="1F3864" w:themeColor="accent1" w:themeShade="80"/>
                 <w:sz w:val="18"/>
               </w:rPr>
+              <w:lastRenderedPageBreak/>
               <w:t>C</w:t>
             </w:r>
             <w:r>
@@ -4812,14 +5369,30 @@
                 <w:rFonts w:ascii="Calibri" w:hAnsi="Calibri"/>
                 <w:color w:val="1F3864" w:themeColor="accent1" w:themeShade="80"/>
               </w:rPr>
-              <w:t xml:space="preserve">Nombre de </w:t>
-            </w:r>
+              <w:t xml:space="preserve">Nombre </w:t>
+            </w:r>
+            <w:proofErr w:type="gramStart"/>
             <w:r>
               <w:rPr>
                 <w:rFonts w:ascii="Calibri" w:hAnsi="Calibri"/>
                 <w:color w:val="1F3864" w:themeColor="accent1" w:themeShade="80"/>
               </w:rPr>
-              <w:t xml:space="preserve"> Actividades/Tareas</w:t>
+              <w:t xml:space="preserve">de </w:t>
+            </w:r>
+            <w:r>
+              <w:rPr>
+                <w:rFonts w:ascii="Calibri" w:hAnsi="Calibri"/>
+                <w:color w:val="1F3864" w:themeColor="accent1" w:themeShade="80"/>
+              </w:rPr>
+              <w:t xml:space="preserve"> Actividades</w:t>
+            </w:r>
+            <w:proofErr w:type="gramEnd"/>
+            <w:r>
+              <w:rPr>
+                <w:rFonts w:ascii="Calibri" w:hAnsi="Calibri"/>
+                <w:color w:val="1F3864" w:themeColor="accent1" w:themeShade="80"/>
+              </w:rPr>
+              <w:t>/Tareas</w:t>
             </w:r>
           </w:p>
         </w:tc>
@@ -4980,6 +5553,65 @@
             </w:pPr>
             <w:r>
               <w:rPr>
+                <w:rFonts w:ascii="Calibri" w:hAnsi="Calibri"/>
+                <w:sz w:val="16"/>
+              </w:rPr>
+              <w:t>Analizar procesos y proponer soluciones informáticas</w:t>
+            </w:r>
+          </w:p>
+        </w:tc>
+        <w:tc>
+          <w:tcPr>
+            <w:tcW w:w="1580" w:type="dxa"/>
+          </w:tcPr>
+          <w:p>
+            <w:pPr>
+              <w:jc w:val="both"/>
+              <w:rPr>
+                <w:b/>
+                <w:sz w:val="18"/>
+                <w:szCs w:val="24"/>
+              </w:rPr>
+            </w:pPr>
+            <w:r>
+              <w:rPr>
+                <w:rFonts w:ascii="Calibri" w:hAnsi="Calibri"/>
+                <w:sz w:val="16"/>
+              </w:rPr>
+              <w:t>1. Análisis del proceso y alcance</w:t>
+            </w:r>
+          </w:p>
+        </w:tc>
+        <w:tc>
+          <w:tcPr>
+            <w:tcW w:w="1580" w:type="dxa"/>
+          </w:tcPr>
+          <w:p>
+            <w:pPr>
+              <w:jc w:val="both"/>
+              <w:rPr>
+                <w:b/>
+                <w:sz w:val="18"/>
+                <w:szCs w:val="24"/>
+              </w:rPr>
+            </w:pPr>
+            <w:r>
+              <w:rPr>
+                <w:rFonts w:ascii="Calibri" w:hAnsi="Calibri"/>
+                <w:sz w:val="16"/>
+              </w:rPr>
+              <w:t>Identificar actores, documentos, puntos críticos y límites del prototipo.</w:t>
+            </w:r>
+          </w:p>
+        </w:tc>
+        <w:tc>
+          <w:tcPr>
+            <w:tcW w:w="1580" w:type="dxa"/>
+          </w:tcPr>
+          <w:p>
+            <w:pPr>
+              <w:jc w:val="both"/>
+              <w:rPr>
                 <w:rFonts w:ascii="Calibri" w:hAnsi="Calibri" w:cs="Arial"/>
                 <w:i/>
                 <w:color w:val="548DD4"/>
@@ -4987,154 +5619,13 @@
                 <w:szCs w:val="20"/>
                 <w:lang w:eastAsia="es-CL"/>
               </w:rPr>
-              <w:t xml:space="preserve">Nombra las competencias o unidades de competencias </w:t>
-            </w:r>
-            <w:r>
-              <w:rPr>
-                <w:rFonts w:ascii="Calibri" w:hAnsi="Calibri" w:cs="Arial"/>
-                <w:i/>
-                <w:color w:val="548DD4"/>
-                <w:sz w:val="18"/>
-                <w:szCs w:val="20"/>
-                <w:lang w:eastAsia="es-CL"/>
-              </w:rPr>
-              <w:t xml:space="preserve">que se relacionan con las diferentes actividades </w:t>
-            </w:r>
-            <w:r>
-              <w:rPr>
-                <w:rFonts w:ascii="Calibri" w:hAnsi="Calibri" w:cs="Arial"/>
-                <w:i/>
-                <w:color w:val="548DD4"/>
-                <w:sz w:val="18"/>
-                <w:szCs w:val="20"/>
-                <w:lang w:eastAsia="es-CL"/>
-              </w:rPr>
-              <w:t>requeridas para el desarrollo de la actividad.</w:t>
-            </w:r>
-          </w:p>
-        </w:tc>
-        <w:tc>
-          <w:tcPr>
-            <w:tcW w:w="1580" w:type="dxa"/>
-          </w:tcPr>
-          <w:p>
-            <w:pPr>
-              <w:jc w:val="both"/>
-              <w:rPr>
-                <w:b/>
-                <w:sz w:val="18"/>
-                <w:szCs w:val="24"/>
-              </w:rPr>
-            </w:pPr>
-            <w:r>
-              <w:rPr>
-                <w:rFonts w:ascii="Calibri" w:hAnsi="Calibri" w:cs="Arial"/>
-                <w:i/>
-                <w:color w:val="548DD4"/>
-                <w:sz w:val="18"/>
-                <w:szCs w:val="20"/>
-                <w:lang w:eastAsia="es-CL"/>
-              </w:rPr>
-              <w:t>Señale el nombre de la tarea o actividad.</w:t>
-            </w:r>
-          </w:p>
-        </w:tc>
-        <w:tc>
-          <w:tcPr>
-            <w:tcW w:w="1580" w:type="dxa"/>
-          </w:tcPr>
-          <w:p>
-            <w:pPr>
-              <w:jc w:val="both"/>
-              <w:rPr>
-                <w:b/>
-                <w:sz w:val="18"/>
-                <w:szCs w:val="24"/>
-              </w:rPr>
-            </w:pPr>
-            <w:r>
-              <w:rPr>
-                <w:rFonts w:ascii="Calibri" w:hAnsi="Calibri" w:cs="Arial"/>
-                <w:i/>
-                <w:color w:val="548DD4"/>
-                <w:sz w:val="18"/>
-                <w:szCs w:val="20"/>
-                <w:lang w:eastAsia="es-CL"/>
-              </w:rPr>
-              <w:t>Descri</w:t>
-            </w:r>
-            <w:r>
-              <w:rPr>
-                <w:rFonts w:ascii="Calibri" w:hAnsi="Calibri" w:cs="Arial"/>
-                <w:i/>
-                <w:color w:val="548DD4"/>
-                <w:sz w:val="18"/>
-                <w:szCs w:val="20"/>
-                <w:lang w:eastAsia="es-CL"/>
-              </w:rPr>
-              <w:t>be</w:t>
-            </w:r>
-            <w:r>
-              <w:rPr>
-                <w:rFonts w:ascii="Calibri" w:hAnsi="Calibri" w:cs="Arial"/>
-                <w:i/>
-                <w:color w:val="548DD4"/>
-                <w:sz w:val="18"/>
-                <w:szCs w:val="20"/>
-                <w:lang w:eastAsia="es-CL"/>
-              </w:rPr>
-              <w:t xml:space="preserve"> la tarea</w:t>
-            </w:r>
-            <w:r>
-              <w:rPr>
-                <w:rFonts w:ascii="Calibri" w:hAnsi="Calibri" w:cs="Arial"/>
-                <w:i/>
-                <w:color w:val="548DD4"/>
-                <w:sz w:val="18"/>
-                <w:szCs w:val="20"/>
-                <w:lang w:eastAsia="es-CL"/>
-              </w:rPr>
-              <w:t xml:space="preserve"> o actividad.</w:t>
-            </w:r>
-          </w:p>
-        </w:tc>
-        <w:tc>
-          <w:tcPr>
-            <w:tcW w:w="1580" w:type="dxa"/>
-          </w:tcPr>
-          <w:p>
-            <w:pPr>
-              <w:jc w:val="both"/>
-              <w:rPr>
-                <w:rFonts w:ascii="Calibri" w:hAnsi="Calibri" w:cs="Arial"/>
-                <w:i/>
-                <w:color w:val="548DD4"/>
-                <w:sz w:val="18"/>
-                <w:szCs w:val="20"/>
-                <w:lang w:eastAsia="es-CL"/>
-              </w:rPr>
-            </w:pPr>
-            <w:r>
-              <w:rPr>
-                <w:rFonts w:ascii="Calibri" w:hAnsi="Calibri" w:cs="Arial"/>
-                <w:i/>
-                <w:color w:val="548DD4"/>
-                <w:sz w:val="18"/>
-                <w:szCs w:val="20"/>
-                <w:lang w:eastAsia="es-CL"/>
-              </w:rPr>
-              <w:t>Nombra los recursos necesarios para llevar a cabo las actividades definidas</w:t>
-            </w:r>
-            <w:r>
-              <w:rPr>
-                <w:rFonts w:ascii="Calibri" w:hAnsi="Calibri" w:cs="Arial"/>
-                <w:i/>
-                <w:color w:val="548DD4"/>
-                <w:sz w:val="18"/>
-                <w:szCs w:val="20"/>
-                <w:lang w:eastAsia="es-CL"/>
-              </w:rPr>
-              <w:t>.</w:t>
+            </w:pPr>
+            <w:r>
+              <w:rPr>
+                <w:rFonts w:ascii="Calibri" w:hAnsi="Calibri"/>
+                <w:sz w:val="16"/>
+              </w:rPr>
+              <w:t>Documentos simulados, computador y editor de documentos</w:t>
             </w:r>
           </w:p>
         </w:tc>
@@ -5159,72 +5650,19 @@
             </w:pPr>
             <w:r>
               <w:rPr>
-                <w:rFonts w:ascii="Calibri" w:hAnsi="Calibri" w:cs="Arial"/>
-                <w:i/>
-                <w:color w:val="548DD4"/>
-                <w:sz w:val="18"/>
-                <w:szCs w:val="20"/>
-                <w:lang w:eastAsia="es-CL"/>
-              </w:rPr>
-              <w:t>Escrib</w:t>
-            </w:r>
-            <w:r>
-              <w:rPr>
-                <w:rFonts w:ascii="Calibri" w:hAnsi="Calibri" w:cs="Arial"/>
-                <w:i/>
-                <w:color w:val="548DD4"/>
-                <w:sz w:val="18"/>
-                <w:szCs w:val="20"/>
-                <w:lang w:eastAsia="es-CL"/>
-              </w:rPr>
-              <w:t>e</w:t>
-            </w:r>
-            <w:r>
-              <w:rPr>
-                <w:rFonts w:ascii="Calibri" w:hAnsi="Calibri" w:cs="Arial"/>
-                <w:i/>
-                <w:color w:val="548DD4"/>
-                <w:sz w:val="18"/>
-                <w:szCs w:val="20"/>
-                <w:lang w:eastAsia="es-CL"/>
-              </w:rPr>
-              <w:t xml:space="preserve"> la </w:t>
-            </w:r>
-            <w:r>
-              <w:rPr>
-                <w:rFonts w:ascii="Calibri" w:hAnsi="Calibri" w:cs="Arial"/>
-                <w:i/>
-                <w:color w:val="548DD4"/>
-                <w:sz w:val="18"/>
-                <w:szCs w:val="20"/>
-                <w:lang w:eastAsia="es-CL"/>
-              </w:rPr>
-              <w:t>duración de actividades o tarea</w:t>
-            </w:r>
-            <w:r>
-              <w:rPr>
-                <w:rFonts w:ascii="Calibri" w:hAnsi="Calibri" w:cs="Arial"/>
-                <w:i/>
-                <w:color w:val="548DD4"/>
-                <w:sz w:val="18"/>
-                <w:szCs w:val="20"/>
-                <w:lang w:eastAsia="es-CL"/>
-              </w:rPr>
-              <w:t>.</w:t>
-            </w:r>
-          </w:p>
-          <w:p>
-            <w:pPr>
-              <w:jc w:val="both"/>
-              <w:rPr>
-                <w:rFonts w:ascii="Calibri" w:hAnsi="Calibri" w:cs="Arial"/>
-                <w:i/>
-                <w:color w:val="548DD4"/>
-                <w:sz w:val="18"/>
-                <w:szCs w:val="20"/>
-                <w:lang w:eastAsia="es-CL"/>
-              </w:rPr>
-            </w:pPr>
+                <w:rFonts w:ascii="Calibri" w:hAnsi="Calibri"/>
+                <w:sz w:val="16"/>
+              </w:rPr>
+              <w:t>2 semanas</w:t>
+            </w:r>
+            <w:r>
+              <w:rPr>
+                <w:rFonts w:ascii="Calibri" w:hAnsi="Calibri"/>
+                <w:sz w:val="16"/>
+              </w:rPr>
+              <w:br/>
+              <w:t>(S1–S2)</w:t>
+            </w:r>
           </w:p>
         </w:tc>
         <w:tc>
@@ -5246,80 +5684,10 @@
             </w:pPr>
             <w:r>
               <w:rPr>
-                <w:rFonts w:ascii="Calibri" w:hAnsi="Calibri" w:cs="Arial"/>
-                <w:i/>
-                <w:color w:val="548DD4"/>
-                <w:sz w:val="18"/>
-                <w:szCs w:val="20"/>
-                <w:lang w:eastAsia="es-CL"/>
-              </w:rPr>
-              <w:t>Escrib</w:t>
-            </w:r>
-            <w:r>
-              <w:rPr>
-                <w:rFonts w:ascii="Calibri" w:hAnsi="Calibri" w:cs="Arial"/>
-                <w:i/>
-                <w:color w:val="548DD4"/>
-                <w:sz w:val="18"/>
-                <w:szCs w:val="20"/>
-                <w:lang w:eastAsia="es-CL"/>
-              </w:rPr>
-              <w:t>e</w:t>
-            </w:r>
-            <w:r>
-              <w:rPr>
-                <w:rFonts w:ascii="Calibri" w:hAnsi="Calibri" w:cs="Arial"/>
-                <w:i/>
-                <w:color w:val="548DD4"/>
-                <w:sz w:val="18"/>
-                <w:szCs w:val="20"/>
-                <w:lang w:eastAsia="es-CL"/>
-              </w:rPr>
-              <w:t xml:space="preserve"> </w:t>
-            </w:r>
-            <w:r>
-              <w:rPr>
-                <w:rFonts w:ascii="Calibri" w:hAnsi="Calibri" w:cs="Arial"/>
-                <w:i/>
-                <w:color w:val="548DD4"/>
-                <w:sz w:val="18"/>
-                <w:szCs w:val="20"/>
-                <w:lang w:eastAsia="es-CL"/>
-              </w:rPr>
-              <w:t xml:space="preserve">el </w:t>
-            </w:r>
-            <w:r>
-              <w:rPr>
-                <w:rFonts w:ascii="Calibri" w:hAnsi="Calibri" w:cs="Arial"/>
-                <w:i/>
-                <w:color w:val="548DD4"/>
-                <w:sz w:val="18"/>
-                <w:szCs w:val="20"/>
-                <w:lang w:eastAsia="es-CL"/>
-              </w:rPr>
-              <w:t xml:space="preserve">nombre </w:t>
-            </w:r>
-            <w:r>
-              <w:rPr>
-                <w:rFonts w:ascii="Calibri" w:hAnsi="Calibri" w:cs="Arial"/>
-                <w:i/>
-                <w:color w:val="548DD4"/>
-                <w:sz w:val="18"/>
-                <w:szCs w:val="20"/>
-                <w:lang w:eastAsia="es-CL"/>
-              </w:rPr>
-              <w:t>del</w:t>
-            </w:r>
-            <w:r>
-              <w:rPr>
-                <w:rFonts w:ascii="Calibri" w:hAnsi="Calibri" w:cs="Arial"/>
-                <w:i/>
-                <w:color w:val="548DD4"/>
-                <w:sz w:val="18"/>
-                <w:szCs w:val="20"/>
-                <w:lang w:eastAsia="es-CL"/>
-              </w:rPr>
-              <w:t xml:space="preserve"> integrante del equipo responsable de la actividad y tareas asociadas.</w:t>
+                <w:rFonts w:ascii="Calibri" w:hAnsi="Calibri"/>
+                <w:sz w:val="16"/>
+              </w:rPr>
+              <w:t>Fabián Quezada y Vania González; apoyo: Víctor Mendoza</w:t>
             </w:r>
           </w:p>
         </w:tc>
@@ -5338,69 +5706,10 @@
             </w:pPr>
             <w:r>
               <w:rPr>
-                <w:rFonts w:ascii="Calibri" w:hAnsi="Calibri" w:cs="Arial"/>
-                <w:i/>
-                <w:color w:val="548DD4"/>
-                <w:sz w:val="18"/>
-                <w:szCs w:val="20"/>
-                <w:lang w:eastAsia="es-CL"/>
-              </w:rPr>
-              <w:t>Escrib</w:t>
-            </w:r>
-            <w:r>
-              <w:rPr>
-                <w:rFonts w:ascii="Calibri" w:hAnsi="Calibri" w:cs="Arial"/>
-                <w:i/>
-                <w:color w:val="548DD4"/>
-                <w:sz w:val="18"/>
-                <w:szCs w:val="20"/>
-                <w:lang w:eastAsia="es-CL"/>
-              </w:rPr>
-              <w:t>e</w:t>
-            </w:r>
-            <w:r>
-              <w:rPr>
-                <w:rFonts w:ascii="Calibri" w:hAnsi="Calibri" w:cs="Arial"/>
-                <w:i/>
-                <w:color w:val="548DD4"/>
-                <w:sz w:val="18"/>
-                <w:szCs w:val="20"/>
-                <w:lang w:eastAsia="es-CL"/>
-              </w:rPr>
-              <w:t xml:space="preserve"> las dificultades o facilitadores que se </w:t>
-            </w:r>
-            <w:r>
-              <w:rPr>
-                <w:rFonts w:ascii="Calibri" w:hAnsi="Calibri" w:cs="Arial"/>
-                <w:i/>
-                <w:color w:val="548DD4"/>
-                <w:sz w:val="18"/>
-                <w:szCs w:val="20"/>
-                <w:lang w:eastAsia="es-CL"/>
-              </w:rPr>
-              <w:t xml:space="preserve">podrían </w:t>
-            </w:r>
-            <w:r>
-              <w:rPr>
-                <w:rFonts w:ascii="Calibri" w:hAnsi="Calibri" w:cs="Arial"/>
-                <w:i/>
-                <w:color w:val="548DD4"/>
-                <w:sz w:val="18"/>
-                <w:szCs w:val="20"/>
-                <w:lang w:eastAsia="es-CL"/>
-              </w:rPr>
-              <w:t>presentar durante la ejecución de cada una de las actividades propuestas para llevar a cabo el plan de trabajo</w:t>
-            </w:r>
-            <w:r>
-              <w:rPr>
-                <w:rFonts w:ascii="Calibri" w:hAnsi="Calibri" w:cs="Arial"/>
-                <w:i/>
-                <w:color w:val="548DD4"/>
-                <w:sz w:val="18"/>
-                <w:szCs w:val="20"/>
-                <w:lang w:eastAsia="es-CL"/>
-              </w:rPr>
-              <w:t>.</w:t>
+                <w:rFonts w:ascii="Calibri" w:hAnsi="Calibri"/>
+                <w:sz w:val="16"/>
+              </w:rPr>
+              <w:t>Usar casos simulados si no se dispone de documentación empresarial.</w:t>
             </w:r>
           </w:p>
         </w:tc>
@@ -5425,6 +5734,13 @@
                 <w:lang w:eastAsia="es-CL"/>
               </w:rPr>
             </w:pPr>
+            <w:r>
+              <w:rPr>
+                <w:rFonts w:ascii="Calibri" w:hAnsi="Calibri"/>
+                <w:sz w:val="16"/>
+              </w:rPr>
+              <w:t>Analizar requerimientos y gestionar proyectos informáticos</w:t>
+            </w:r>
           </w:p>
         </w:tc>
         <w:tc>
@@ -5443,6 +5759,13 @@
                 <w:lang w:eastAsia="es-CL"/>
               </w:rPr>
             </w:pPr>
+            <w:r>
+              <w:rPr>
+                <w:rFonts w:ascii="Calibri" w:hAnsi="Calibri"/>
+                <w:sz w:val="16"/>
+              </w:rPr>
+              <w:t>2. Requerimientos y planificación</w:t>
+            </w:r>
           </w:p>
         </w:tc>
         <w:tc>
@@ -5461,6 +5784,29 @@
                 <w:lang w:eastAsia="es-CL"/>
               </w:rPr>
             </w:pPr>
+            <w:r>
+              <w:rPr>
+                <w:rFonts w:ascii="Calibri" w:hAnsi="Calibri"/>
+                <w:sz w:val="16"/>
+              </w:rPr>
+              <w:t xml:space="preserve">Definir requerimientos, criterios de aceptación, riesgos y prioridades en </w:t>
+            </w:r>
+            <w:proofErr w:type="spellStart"/>
+            <w:r>
+              <w:rPr>
+                <w:rFonts w:ascii="Calibri" w:hAnsi="Calibri"/>
+                <w:sz w:val="16"/>
+              </w:rPr>
+              <w:t>Canvas</w:t>
+            </w:r>
+            <w:proofErr w:type="spellEnd"/>
+            <w:r>
+              <w:rPr>
+                <w:rFonts w:ascii="Calibri" w:hAnsi="Calibri"/>
+                <w:sz w:val="16"/>
+              </w:rPr>
+              <w:t>.</w:t>
+            </w:r>
           </w:p>
         </w:tc>
         <w:tc>
@@ -5479,6 +5825,29 @@
                 <w:lang w:eastAsia="es-CL"/>
               </w:rPr>
             </w:pPr>
+            <w:r>
+              <w:rPr>
+                <w:rFonts w:ascii="Calibri" w:hAnsi="Calibri"/>
+                <w:sz w:val="16"/>
+              </w:rPr>
+              <w:t xml:space="preserve">Tablero </w:t>
+            </w:r>
+            <w:proofErr w:type="spellStart"/>
+            <w:r>
+              <w:rPr>
+                <w:rFonts w:ascii="Calibri" w:hAnsi="Calibri"/>
+                <w:sz w:val="16"/>
+              </w:rPr>
+              <w:t>Canvas</w:t>
+            </w:r>
+            <w:proofErr w:type="spellEnd"/>
+            <w:r>
+              <w:rPr>
+                <w:rFonts w:ascii="Calibri" w:hAnsi="Calibri"/>
+                <w:sz w:val="16"/>
+              </w:rPr>
+              <w:t>, plantilla APT y repositorio</w:t>
+            </w:r>
           </w:p>
         </w:tc>
         <w:tc>
@@ -5500,6 +5869,21 @@
                 <w:lang w:eastAsia="es-CL"/>
               </w:rPr>
             </w:pPr>
+            <w:r>
+              <w:rPr>
+                <w:rFonts w:ascii="Calibri" w:hAnsi="Calibri"/>
+                <w:sz w:val="16"/>
+              </w:rPr>
+              <w:t>3 semanas</w:t>
+            </w:r>
+            <w:r>
+              <w:rPr>
+                <w:rFonts w:ascii="Calibri" w:hAnsi="Calibri"/>
+                <w:sz w:val="16"/>
+              </w:rPr>
+              <w:br/>
+              <w:t>(S2–S4)</w:t>
+            </w:r>
           </w:p>
         </w:tc>
         <w:tc>
@@ -5522,6 +5906,13 @@
                 <w:lang w:eastAsia="es-CL"/>
               </w:rPr>
             </w:pPr>
+            <w:r>
+              <w:rPr>
+                <w:rFonts w:ascii="Calibri" w:hAnsi="Calibri"/>
+                <w:sz w:val="16"/>
+              </w:rPr>
+              <w:t>Fabián Quezada y Vania González; validación técnica: Víctor Mendoza</w:t>
+            </w:r>
           </w:p>
         </w:tc>
         <w:tc>
@@ -5540,6 +5931,13 @@
                 <w:lang w:eastAsia="es-CL"/>
               </w:rPr>
             </w:pPr>
+            <w:r>
+              <w:rPr>
+                <w:rFonts w:ascii="Calibri" w:hAnsi="Calibri"/>
+                <w:sz w:val="16"/>
+              </w:rPr>
+              <w:t>Validar alcance y evidencias con el docente; priorizar funciones esenciales.</w:t>
+            </w:r>
           </w:p>
         </w:tc>
       </w:tr>
@@ -5563,6 +5961,13 @@
                 <w:lang w:eastAsia="es-CL"/>
               </w:rPr>
             </w:pPr>
+            <w:r>
+              <w:rPr>
+                <w:rFonts w:ascii="Calibri" w:hAnsi="Calibri"/>
+                <w:sz w:val="16"/>
+              </w:rPr>
+              <w:t>Construir arquitectura y modelos de datos</w:t>
+            </w:r>
           </w:p>
         </w:tc>
         <w:tc>
@@ -5581,6 +5986,13 @@
                 <w:lang w:eastAsia="es-CL"/>
               </w:rPr>
             </w:pPr>
+            <w:r>
+              <w:rPr>
+                <w:rFonts w:ascii="Calibri" w:hAnsi="Calibri"/>
+                <w:sz w:val="16"/>
+              </w:rPr>
+              <w:t>3. Diseño de arquitectura y base de datos</w:t>
+            </w:r>
           </w:p>
         </w:tc>
         <w:tc>
@@ -5599,6 +6011,13 @@
                 <w:lang w:eastAsia="es-CL"/>
               </w:rPr>
             </w:pPr>
+            <w:r>
+              <w:rPr>
+                <w:rFonts w:ascii="Calibri" w:hAnsi="Calibri"/>
+                <w:sz w:val="16"/>
+              </w:rPr>
+              <w:t>Diseñar componentes, flujo de datos y almacenamiento de documentos, productos e incongruencias.</w:t>
+            </w:r>
           </w:p>
         </w:tc>
         <w:tc>
@@ -5617,6 +6036,13 @@
                 <w:lang w:eastAsia="es-CL"/>
               </w:rPr>
             </w:pPr>
+            <w:r>
+              <w:rPr>
+                <w:rFonts w:ascii="Calibri" w:hAnsi="Calibri"/>
+                <w:sz w:val="16"/>
+              </w:rPr>
+              <w:t>Herramienta de diagramación, gestor de base de datos y repositorio</w:t>
+            </w:r>
           </w:p>
         </w:tc>
         <w:tc>
@@ -5638,6 +6064,21 @@
                 <w:lang w:eastAsia="es-CL"/>
               </w:rPr>
             </w:pPr>
+            <w:r>
+              <w:rPr>
+                <w:rFonts w:ascii="Calibri" w:hAnsi="Calibri"/>
+                <w:sz w:val="16"/>
+              </w:rPr>
+              <w:t>2 semanas</w:t>
+            </w:r>
+            <w:r>
+              <w:rPr>
+                <w:rFonts w:ascii="Calibri" w:hAnsi="Calibri"/>
+                <w:sz w:val="16"/>
+              </w:rPr>
+              <w:br/>
+              <w:t>(S3–S4)</w:t>
+            </w:r>
           </w:p>
         </w:tc>
         <w:tc>
@@ -5660,6 +6101,13 @@
                 <w:lang w:eastAsia="es-CL"/>
               </w:rPr>
             </w:pPr>
+            <w:r>
+              <w:rPr>
+                <w:rFonts w:ascii="Calibri" w:hAnsi="Calibri"/>
+                <w:sz w:val="16"/>
+              </w:rPr>
+              <w:t>Víctor Mendoza; apoyo: Vania González</w:t>
+            </w:r>
           </w:p>
         </w:tc>
         <w:tc>
@@ -5678,6 +6126,2235 @@
                 <w:lang w:eastAsia="es-CL"/>
               </w:rPr>
             </w:pPr>
+            <w:r>
+              <w:rPr>
+                <w:rFonts w:ascii="Calibri" w:hAnsi="Calibri"/>
+                <w:sz w:val="16"/>
+              </w:rPr>
+              <w:t>Mantener un diseño acotado al prototipo y compatible con el OCR seleccionado.</w:t>
+            </w:r>
+          </w:p>
+        </w:tc>
+      </w:tr>
+      <w:tr>
+        <w:tblPrEx>
+          <w:jc w:val="left"/>
+          <w:tblBorders>
+            <w:top w:val="single" w:sz="4" w:space="0" w:color="auto"/>
+            <w:left w:val="single" w:sz="4" w:space="0" w:color="auto"/>
+            <w:bottom w:val="single" w:sz="4" w:space="0" w:color="auto"/>
+            <w:right w:val="single" w:sz="4" w:space="0" w:color="auto"/>
+            <w:insideH w:val="single" w:sz="4" w:space="0" w:color="auto"/>
+            <w:insideV w:val="single" w:sz="4" w:space="0" w:color="auto"/>
+          </w:tblBorders>
+        </w:tblPrEx>
+        <w:tc>
+          <w:tcPr>
+            <w:tcW w:w="1580" w:type="dxa"/>
+          </w:tcPr>
+          <w:p>
+            <w:pPr>
+              <w:jc w:val="both"/>
+              <w:rPr>
+                <w:rFonts w:ascii="Calibri" w:hAnsi="Calibri" w:cs="Arial"/>
+                <w:i/>
+                <w:color w:val="548DD4"/>
+                <w:sz w:val="18"/>
+                <w:szCs w:val="20"/>
+                <w:lang w:eastAsia="es-CL"/>
+              </w:rPr>
+            </w:pPr>
+            <w:r>
+              <w:rPr>
+                <w:rFonts w:ascii="Calibri" w:hAnsi="Calibri"/>
+                <w:sz w:val="16"/>
+              </w:rPr>
+              <w:t>Desarrollar software e implementar soluciones integrales</w:t>
+            </w:r>
+          </w:p>
+        </w:tc>
+        <w:tc>
+          <w:tcPr>
+            <w:tcW w:w="1580" w:type="dxa"/>
+          </w:tcPr>
+          <w:p>
+            <w:pPr>
+              <w:jc w:val="both"/>
+              <w:rPr>
+                <w:rFonts w:ascii="Calibri" w:hAnsi="Calibri" w:cs="Arial"/>
+                <w:i/>
+                <w:color w:val="548DD4"/>
+                <w:sz w:val="18"/>
+                <w:szCs w:val="20"/>
+                <w:lang w:eastAsia="es-CL"/>
+              </w:rPr>
+            </w:pPr>
+            <w:r>
+              <w:rPr>
+                <w:rFonts w:ascii="Calibri" w:hAnsi="Calibri"/>
+                <w:sz w:val="16"/>
+              </w:rPr>
+              <w:t>4. Preparación del entorno e interfaz</w:t>
+            </w:r>
+          </w:p>
+        </w:tc>
+        <w:tc>
+          <w:tcPr>
+            <w:tcW w:w="1580" w:type="dxa"/>
+          </w:tcPr>
+          <w:p>
+            <w:pPr>
+              <w:jc w:val="both"/>
+              <w:rPr>
+                <w:rFonts w:ascii="Calibri" w:hAnsi="Calibri" w:cs="Arial"/>
+                <w:i/>
+                <w:color w:val="548DD4"/>
+                <w:sz w:val="18"/>
+                <w:szCs w:val="20"/>
+                <w:lang w:eastAsia="es-CL"/>
+              </w:rPr>
+            </w:pPr>
+            <w:r>
+              <w:rPr>
+                <w:rFonts w:ascii="Calibri" w:hAnsi="Calibri"/>
+                <w:sz w:val="16"/>
+              </w:rPr>
+              <w:t>Configurar repositorio y entorno; implementar navegación y vistas de carga, revisión y resultados.</w:t>
+            </w:r>
+          </w:p>
+        </w:tc>
+        <w:tc>
+          <w:tcPr>
+            <w:tcW w:w="1580" w:type="dxa"/>
+          </w:tcPr>
+          <w:p>
+            <w:pPr>
+              <w:jc w:val="both"/>
+              <w:rPr>
+                <w:rFonts w:ascii="Calibri" w:hAnsi="Calibri" w:cs="Arial"/>
+                <w:i/>
+                <w:color w:val="548DD4"/>
+                <w:sz w:val="18"/>
+                <w:szCs w:val="20"/>
+                <w:lang w:eastAsia="es-CL"/>
+              </w:rPr>
+            </w:pPr>
+            <w:r>
+              <w:rPr>
+                <w:rFonts w:ascii="Calibri" w:hAnsi="Calibri"/>
+                <w:sz w:val="16"/>
+              </w:rPr>
+              <w:t>Computadores, entorno de programación y herramientas de interfaz</w:t>
+            </w:r>
+          </w:p>
+        </w:tc>
+        <w:tc>
+          <w:tcPr>
+            <w:tcW w:w="1580" w:type="dxa"/>
+          </w:tcPr>
+          <w:p>
+            <w:pPr>
+              <w:jc w:val="both"/>
+              <w:rPr>
+                <w:rFonts w:ascii="Calibri" w:hAnsi="Calibri" w:cs="Arial"/>
+                <w:i/>
+                <w:color w:val="548DD4"/>
+                <w:sz w:val="18"/>
+                <w:szCs w:val="20"/>
+                <w:lang w:eastAsia="es-CL"/>
+              </w:rPr>
+            </w:pPr>
+            <w:r>
+              <w:rPr>
+                <w:rFonts w:ascii="Calibri" w:hAnsi="Calibri"/>
+                <w:sz w:val="16"/>
+              </w:rPr>
+              <w:t>2 semanas</w:t>
+            </w:r>
+            <w:r>
+              <w:rPr>
+                <w:rFonts w:ascii="Calibri" w:hAnsi="Calibri"/>
+                <w:sz w:val="16"/>
+              </w:rPr>
+              <w:br/>
+              <w:t>(S5–S6)</w:t>
+            </w:r>
+          </w:p>
+        </w:tc>
+        <w:tc>
+          <w:tcPr>
+            <w:tcW w:w="1580" w:type="dxa"/>
+          </w:tcPr>
+          <w:p>
+            <w:pPr>
+              <w:jc w:val="both"/>
+              <w:rPr>
+                <w:rFonts w:ascii="Calibri" w:hAnsi="Calibri" w:cs="Arial"/>
+                <w:i/>
+                <w:color w:val="548DD4"/>
+                <w:sz w:val="18"/>
+                <w:szCs w:val="20"/>
+                <w:lang w:eastAsia="es-CL"/>
+              </w:rPr>
+            </w:pPr>
+            <w:r>
+              <w:rPr>
+                <w:rFonts w:ascii="Calibri" w:hAnsi="Calibri"/>
+                <w:sz w:val="16"/>
+              </w:rPr>
+              <w:t>Víctor Mendoza y Vania González</w:t>
+            </w:r>
+          </w:p>
+        </w:tc>
+        <w:tc>
+          <w:tcPr>
+            <w:tcW w:w="1581" w:type="dxa"/>
+          </w:tcPr>
+          <w:p>
+            <w:pPr>
+              <w:jc w:val="both"/>
+              <w:rPr>
+                <w:rFonts w:ascii="Calibri" w:hAnsi="Calibri" w:cs="Arial"/>
+                <w:i/>
+                <w:color w:val="548DD4"/>
+                <w:sz w:val="18"/>
+                <w:szCs w:val="20"/>
+                <w:lang w:eastAsia="es-CL"/>
+              </w:rPr>
+            </w:pPr>
+            <w:r>
+              <w:rPr>
+                <w:rFonts w:ascii="Calibri" w:hAnsi="Calibri"/>
+                <w:sz w:val="16"/>
+              </w:rPr>
+              <w:t>Definir convenciones de código e integración entre componentes.</w:t>
+            </w:r>
+          </w:p>
+        </w:tc>
+      </w:tr>
+      <w:tr>
+        <w:tblPrEx>
+          <w:jc w:val="left"/>
+          <w:tblBorders>
+            <w:top w:val="single" w:sz="4" w:space="0" w:color="auto"/>
+            <w:left w:val="single" w:sz="4" w:space="0" w:color="auto"/>
+            <w:bottom w:val="single" w:sz="4" w:space="0" w:color="auto"/>
+            <w:right w:val="single" w:sz="4" w:space="0" w:color="auto"/>
+            <w:insideH w:val="single" w:sz="4" w:space="0" w:color="auto"/>
+            <w:insideV w:val="single" w:sz="4" w:space="0" w:color="auto"/>
+          </w:tblBorders>
+        </w:tblPrEx>
+        <w:tc>
+          <w:tcPr>
+            <w:tcW w:w="1580" w:type="dxa"/>
+          </w:tcPr>
+          <w:p>
+            <w:pPr>
+              <w:jc w:val="both"/>
+              <w:rPr>
+                <w:rFonts w:ascii="Calibri" w:hAnsi="Calibri" w:cs="Arial"/>
+                <w:i/>
+                <w:color w:val="548DD4"/>
+                <w:sz w:val="18"/>
+                <w:szCs w:val="20"/>
+                <w:lang w:eastAsia="es-CL"/>
+              </w:rPr>
+            </w:pPr>
+            <w:r>
+              <w:rPr>
+                <w:rFonts w:ascii="Calibri" w:hAnsi="Calibri"/>
+                <w:sz w:val="16"/>
+              </w:rPr>
+              <w:t>Construir programas y rutinas de procesamiento</w:t>
+            </w:r>
+          </w:p>
+        </w:tc>
+        <w:tc>
+          <w:tcPr>
+            <w:tcW w:w="1580" w:type="dxa"/>
+          </w:tcPr>
+          <w:p>
+            <w:pPr>
+              <w:jc w:val="both"/>
+              <w:rPr>
+                <w:rFonts w:ascii="Calibri" w:hAnsi="Calibri" w:cs="Arial"/>
+                <w:i/>
+                <w:color w:val="548DD4"/>
+                <w:sz w:val="18"/>
+                <w:szCs w:val="20"/>
+                <w:lang w:eastAsia="es-CL"/>
+              </w:rPr>
+            </w:pPr>
+            <w:r>
+              <w:rPr>
+                <w:rFonts w:ascii="Calibri" w:hAnsi="Calibri"/>
+                <w:sz w:val="16"/>
+              </w:rPr>
+              <w:t>5. Carga y almacenamiento de documentos</w:t>
+            </w:r>
+          </w:p>
+        </w:tc>
+        <w:tc>
+          <w:tcPr>
+            <w:tcW w:w="1580" w:type="dxa"/>
+          </w:tcPr>
+          <w:p>
+            <w:pPr>
+              <w:jc w:val="both"/>
+              <w:rPr>
+                <w:rFonts w:ascii="Calibri" w:hAnsi="Calibri" w:cs="Arial"/>
+                <w:i/>
+                <w:color w:val="548DD4"/>
+                <w:sz w:val="18"/>
+                <w:szCs w:val="20"/>
+                <w:lang w:eastAsia="es-CL"/>
+              </w:rPr>
+            </w:pPr>
+            <w:r>
+              <w:rPr>
+                <w:rFonts w:ascii="Calibri" w:hAnsi="Calibri"/>
+                <w:sz w:val="16"/>
+              </w:rPr>
+              <w:t>Implementar carga de PDF e imágenes, validación de entradas y registro de documentos.</w:t>
+            </w:r>
+          </w:p>
+        </w:tc>
+        <w:tc>
+          <w:tcPr>
+            <w:tcW w:w="1580" w:type="dxa"/>
+          </w:tcPr>
+          <w:p>
+            <w:pPr>
+              <w:jc w:val="both"/>
+              <w:rPr>
+                <w:rFonts w:ascii="Calibri" w:hAnsi="Calibri" w:cs="Arial"/>
+                <w:i/>
+                <w:color w:val="548DD4"/>
+                <w:sz w:val="18"/>
+                <w:szCs w:val="20"/>
+                <w:lang w:eastAsia="es-CL"/>
+              </w:rPr>
+            </w:pPr>
+            <w:r>
+              <w:rPr>
+                <w:rFonts w:ascii="Calibri" w:hAnsi="Calibri"/>
+                <w:sz w:val="16"/>
+              </w:rPr>
+              <w:t>Bibliotecas de archivos, base de datos y documentos simulados</w:t>
+            </w:r>
+          </w:p>
+        </w:tc>
+        <w:tc>
+          <w:tcPr>
+            <w:tcW w:w="1580" w:type="dxa"/>
+          </w:tcPr>
+          <w:p>
+            <w:pPr>
+              <w:jc w:val="both"/>
+              <w:rPr>
+                <w:rFonts w:ascii="Calibri" w:hAnsi="Calibri" w:cs="Arial"/>
+                <w:i/>
+                <w:color w:val="548DD4"/>
+                <w:sz w:val="18"/>
+                <w:szCs w:val="20"/>
+                <w:lang w:eastAsia="es-CL"/>
+              </w:rPr>
+            </w:pPr>
+            <w:r>
+              <w:rPr>
+                <w:rFonts w:ascii="Calibri" w:hAnsi="Calibri"/>
+                <w:sz w:val="16"/>
+              </w:rPr>
+              <w:t>2 semanas</w:t>
+            </w:r>
+            <w:r>
+              <w:rPr>
+                <w:rFonts w:ascii="Calibri" w:hAnsi="Calibri"/>
+                <w:sz w:val="16"/>
+              </w:rPr>
+              <w:br/>
+              <w:t>(S6–S7)</w:t>
+            </w:r>
+          </w:p>
+        </w:tc>
+        <w:tc>
+          <w:tcPr>
+            <w:tcW w:w="1580" w:type="dxa"/>
+          </w:tcPr>
+          <w:p>
+            <w:pPr>
+              <w:jc w:val="both"/>
+              <w:rPr>
+                <w:rFonts w:ascii="Calibri" w:hAnsi="Calibri" w:cs="Arial"/>
+                <w:i/>
+                <w:color w:val="548DD4"/>
+                <w:sz w:val="18"/>
+                <w:szCs w:val="20"/>
+                <w:lang w:eastAsia="es-CL"/>
+              </w:rPr>
+            </w:pPr>
+            <w:r>
+              <w:rPr>
+                <w:rFonts w:ascii="Calibri" w:hAnsi="Calibri"/>
+                <w:sz w:val="16"/>
+              </w:rPr>
+              <w:t>Víctor Mendoza; apoyo: Vania González</w:t>
+            </w:r>
+          </w:p>
+        </w:tc>
+        <w:tc>
+          <w:tcPr>
+            <w:tcW w:w="1581" w:type="dxa"/>
+          </w:tcPr>
+          <w:p>
+            <w:pPr>
+              <w:jc w:val="both"/>
+              <w:rPr>
+                <w:rFonts w:ascii="Calibri" w:hAnsi="Calibri" w:cs="Arial"/>
+                <w:i/>
+                <w:color w:val="548DD4"/>
+                <w:sz w:val="18"/>
+                <w:szCs w:val="20"/>
+                <w:lang w:eastAsia="es-CL"/>
+              </w:rPr>
+            </w:pPr>
+            <w:r>
+              <w:rPr>
+                <w:rFonts w:ascii="Calibri" w:hAnsi="Calibri"/>
+                <w:sz w:val="16"/>
+              </w:rPr>
+              <w:t>Acotar formatos y tamaño de archivos; registrar errores de carga.</w:t>
+            </w:r>
+          </w:p>
+        </w:tc>
+      </w:tr>
+      <w:tr>
+        <w:tblPrEx>
+          <w:jc w:val="left"/>
+          <w:tblBorders>
+            <w:top w:val="single" w:sz="4" w:space="0" w:color="auto"/>
+            <w:left w:val="single" w:sz="4" w:space="0" w:color="auto"/>
+            <w:bottom w:val="single" w:sz="4" w:space="0" w:color="auto"/>
+            <w:right w:val="single" w:sz="4" w:space="0" w:color="auto"/>
+            <w:insideH w:val="single" w:sz="4" w:space="0" w:color="auto"/>
+            <w:insideV w:val="single" w:sz="4" w:space="0" w:color="auto"/>
+          </w:tblBorders>
+        </w:tblPrEx>
+        <w:tc>
+          <w:tcPr>
+            <w:tcW w:w="1580" w:type="dxa"/>
+          </w:tcPr>
+          <w:p>
+            <w:pPr>
+              <w:jc w:val="both"/>
+              <w:rPr>
+                <w:rFonts w:ascii="Calibri" w:hAnsi="Calibri" w:cs="Arial"/>
+                <w:i/>
+                <w:color w:val="548DD4"/>
+                <w:sz w:val="18"/>
+                <w:szCs w:val="20"/>
+                <w:lang w:eastAsia="es-CL"/>
+              </w:rPr>
+            </w:pPr>
+            <w:r>
+              <w:rPr>
+                <w:rFonts w:ascii="Calibri" w:hAnsi="Calibri"/>
+                <w:sz w:val="16"/>
+              </w:rPr>
+              <w:t>Transformar datos y construir rutinas de procesamiento</w:t>
+            </w:r>
+          </w:p>
+        </w:tc>
+        <w:tc>
+          <w:tcPr>
+            <w:tcW w:w="1580" w:type="dxa"/>
+          </w:tcPr>
+          <w:p>
+            <w:pPr>
+              <w:jc w:val="both"/>
+              <w:rPr>
+                <w:rFonts w:ascii="Calibri" w:hAnsi="Calibri" w:cs="Arial"/>
+                <w:i/>
+                <w:color w:val="548DD4"/>
+                <w:sz w:val="18"/>
+                <w:szCs w:val="20"/>
+                <w:lang w:eastAsia="es-CL"/>
+              </w:rPr>
+            </w:pPr>
+            <w:r>
+              <w:rPr>
+                <w:rFonts w:ascii="Calibri" w:hAnsi="Calibri"/>
+                <w:sz w:val="16"/>
+              </w:rPr>
+              <w:t>6. OCR y revisión de datos</w:t>
+            </w:r>
+          </w:p>
+        </w:tc>
+        <w:tc>
+          <w:tcPr>
+            <w:tcW w:w="1580" w:type="dxa"/>
+          </w:tcPr>
+          <w:p>
+            <w:pPr>
+              <w:jc w:val="both"/>
+              <w:rPr>
+                <w:rFonts w:ascii="Calibri" w:hAnsi="Calibri" w:cs="Arial"/>
+                <w:i/>
+                <w:color w:val="548DD4"/>
+                <w:sz w:val="18"/>
+                <w:szCs w:val="20"/>
+                <w:lang w:eastAsia="es-CL"/>
+              </w:rPr>
+            </w:pPr>
+            <w:r>
+              <w:rPr>
+                <w:rFonts w:ascii="Calibri" w:hAnsi="Calibri"/>
+                <w:sz w:val="16"/>
+              </w:rPr>
+              <w:t>Extraer número de documento, producto y cantidades; permitir revisión y corrección manual antes de comparar.</w:t>
+            </w:r>
+          </w:p>
+        </w:tc>
+        <w:tc>
+          <w:tcPr>
+            <w:tcW w:w="1580" w:type="dxa"/>
+          </w:tcPr>
+          <w:p>
+            <w:pPr>
+              <w:jc w:val="both"/>
+              <w:rPr>
+                <w:rFonts w:ascii="Calibri" w:hAnsi="Calibri" w:cs="Arial"/>
+                <w:i/>
+                <w:color w:val="548DD4"/>
+                <w:sz w:val="18"/>
+                <w:szCs w:val="20"/>
+                <w:lang w:eastAsia="es-CL"/>
+              </w:rPr>
+            </w:pPr>
+            <w:r>
+              <w:rPr>
+                <w:rFonts w:ascii="Calibri" w:hAnsi="Calibri"/>
+                <w:sz w:val="16"/>
+              </w:rPr>
+              <w:t>Herramienta OCR, documentos de distintas calidades y datos de referencia</w:t>
+            </w:r>
+          </w:p>
+        </w:tc>
+        <w:tc>
+          <w:tcPr>
+            <w:tcW w:w="1580" w:type="dxa"/>
+          </w:tcPr>
+          <w:p>
+            <w:pPr>
+              <w:jc w:val="both"/>
+              <w:rPr>
+                <w:rFonts w:ascii="Calibri" w:hAnsi="Calibri" w:cs="Arial"/>
+                <w:i/>
+                <w:color w:val="548DD4"/>
+                <w:sz w:val="18"/>
+                <w:szCs w:val="20"/>
+                <w:lang w:eastAsia="es-CL"/>
+              </w:rPr>
+            </w:pPr>
+            <w:r>
+              <w:rPr>
+                <w:rFonts w:ascii="Calibri" w:hAnsi="Calibri"/>
+                <w:sz w:val="16"/>
+              </w:rPr>
+              <w:t>4 semanas</w:t>
+            </w:r>
+            <w:r>
+              <w:rPr>
+                <w:rFonts w:ascii="Calibri" w:hAnsi="Calibri"/>
+                <w:sz w:val="16"/>
+              </w:rPr>
+              <w:br/>
+              <w:t>(S7–S10)</w:t>
+            </w:r>
+          </w:p>
+        </w:tc>
+        <w:tc>
+          <w:tcPr>
+            <w:tcW w:w="1580" w:type="dxa"/>
+          </w:tcPr>
+          <w:p>
+            <w:pPr>
+              <w:jc w:val="both"/>
+              <w:rPr>
+                <w:rFonts w:ascii="Calibri" w:hAnsi="Calibri" w:cs="Arial"/>
+                <w:i/>
+                <w:color w:val="548DD4"/>
+                <w:sz w:val="18"/>
+                <w:szCs w:val="20"/>
+                <w:lang w:eastAsia="es-CL"/>
+              </w:rPr>
+            </w:pPr>
+            <w:r>
+              <w:rPr>
+                <w:rFonts w:ascii="Calibri" w:hAnsi="Calibri"/>
+                <w:sz w:val="16"/>
+              </w:rPr>
+              <w:t>Víctor Mendoza y Vania González</w:t>
+            </w:r>
+          </w:p>
+        </w:tc>
+        <w:tc>
+          <w:tcPr>
+            <w:tcW w:w="1581" w:type="dxa"/>
+          </w:tcPr>
+          <w:p>
+            <w:pPr>
+              <w:jc w:val="both"/>
+              <w:rPr>
+                <w:rFonts w:ascii="Calibri" w:hAnsi="Calibri" w:cs="Arial"/>
+                <w:i/>
+                <w:color w:val="548DD4"/>
+                <w:sz w:val="18"/>
+                <w:szCs w:val="20"/>
+                <w:lang w:eastAsia="es-CL"/>
+              </w:rPr>
+            </w:pPr>
+            <w:r>
+              <w:rPr>
+                <w:rFonts w:ascii="Calibri" w:hAnsi="Calibri"/>
+                <w:sz w:val="16"/>
+              </w:rPr>
+              <w:t>Riesgo de errores de lectura; evaluar resultados contra una referencia manual.</w:t>
+            </w:r>
+          </w:p>
+        </w:tc>
+      </w:tr>
+      <w:tr>
+        <w:tblPrEx>
+          <w:jc w:val="left"/>
+          <w:tblBorders>
+            <w:top w:val="single" w:sz="4" w:space="0" w:color="auto"/>
+            <w:left w:val="single" w:sz="4" w:space="0" w:color="auto"/>
+            <w:bottom w:val="single" w:sz="4" w:space="0" w:color="auto"/>
+            <w:right w:val="single" w:sz="4" w:space="0" w:color="auto"/>
+            <w:insideH w:val="single" w:sz="4" w:space="0" w:color="auto"/>
+            <w:insideV w:val="single" w:sz="4" w:space="0" w:color="auto"/>
+          </w:tblBorders>
+        </w:tblPrEx>
+        <w:tc>
+          <w:tcPr>
+            <w:tcW w:w="1580" w:type="dxa"/>
+          </w:tcPr>
+          <w:p>
+            <w:pPr>
+              <w:jc w:val="both"/>
+              <w:rPr>
+                <w:rFonts w:ascii="Calibri" w:hAnsi="Calibri" w:cs="Arial"/>
+                <w:i/>
+                <w:color w:val="548DD4"/>
+                <w:sz w:val="18"/>
+                <w:szCs w:val="20"/>
+                <w:lang w:eastAsia="es-CL"/>
+              </w:rPr>
+            </w:pPr>
+            <w:r>
+              <w:rPr>
+                <w:rFonts w:ascii="Calibri" w:hAnsi="Calibri"/>
+                <w:sz w:val="16"/>
+              </w:rPr>
+              <w:t>Programar consultas y rutinas; automatizar procesos</w:t>
+            </w:r>
+          </w:p>
+        </w:tc>
+        <w:tc>
+          <w:tcPr>
+            <w:tcW w:w="1580" w:type="dxa"/>
+          </w:tcPr>
+          <w:p>
+            <w:pPr>
+              <w:jc w:val="both"/>
+              <w:rPr>
+                <w:rFonts w:ascii="Calibri" w:hAnsi="Calibri" w:cs="Arial"/>
+                <w:i/>
+                <w:color w:val="548DD4"/>
+                <w:sz w:val="18"/>
+                <w:szCs w:val="20"/>
+                <w:lang w:eastAsia="es-CL"/>
+              </w:rPr>
+            </w:pPr>
+            <w:r>
+              <w:rPr>
+                <w:rFonts w:ascii="Calibri" w:hAnsi="Calibri"/>
+                <w:sz w:val="16"/>
+              </w:rPr>
+              <w:t>7. Comparación y registro de diferencias</w:t>
+            </w:r>
+          </w:p>
+        </w:tc>
+        <w:tc>
+          <w:tcPr>
+            <w:tcW w:w="1580" w:type="dxa"/>
+          </w:tcPr>
+          <w:p>
+            <w:pPr>
+              <w:jc w:val="both"/>
+              <w:rPr>
+                <w:rFonts w:ascii="Calibri" w:hAnsi="Calibri" w:cs="Arial"/>
+                <w:i/>
+                <w:color w:val="548DD4"/>
+                <w:sz w:val="18"/>
+                <w:szCs w:val="20"/>
+                <w:lang w:eastAsia="es-CL"/>
+              </w:rPr>
+            </w:pPr>
+            <w:r>
+              <w:rPr>
+                <w:rFonts w:ascii="Calibri" w:hAnsi="Calibri"/>
+                <w:sz w:val="16"/>
+              </w:rPr>
+              <w:t>Relacionar productos y documentos, comparar cantidades y guardar resultados e incongruencias.</w:t>
+            </w:r>
+          </w:p>
+        </w:tc>
+        <w:tc>
+          <w:tcPr>
+            <w:tcW w:w="1580" w:type="dxa"/>
+          </w:tcPr>
+          <w:p>
+            <w:pPr>
+              <w:jc w:val="both"/>
+              <w:rPr>
+                <w:rFonts w:ascii="Calibri" w:hAnsi="Calibri" w:cs="Arial"/>
+                <w:i/>
+                <w:color w:val="548DD4"/>
+                <w:sz w:val="18"/>
+                <w:szCs w:val="20"/>
+                <w:lang w:eastAsia="es-CL"/>
+              </w:rPr>
+            </w:pPr>
+            <w:r>
+              <w:rPr>
+                <w:rFonts w:ascii="Calibri" w:hAnsi="Calibri"/>
+                <w:sz w:val="16"/>
+              </w:rPr>
+              <w:t>Entorno de programación, base de datos y casos de prueba</w:t>
+            </w:r>
+          </w:p>
+        </w:tc>
+        <w:tc>
+          <w:tcPr>
+            <w:tcW w:w="1580" w:type="dxa"/>
+          </w:tcPr>
+          <w:p>
+            <w:pPr>
+              <w:jc w:val="both"/>
+              <w:rPr>
+                <w:rFonts w:ascii="Calibri" w:hAnsi="Calibri" w:cs="Arial"/>
+                <w:i/>
+                <w:color w:val="548DD4"/>
+                <w:sz w:val="18"/>
+                <w:szCs w:val="20"/>
+                <w:lang w:eastAsia="es-CL"/>
+              </w:rPr>
+            </w:pPr>
+            <w:r>
+              <w:rPr>
+                <w:rFonts w:ascii="Calibri" w:hAnsi="Calibri"/>
+                <w:sz w:val="16"/>
+              </w:rPr>
+              <w:t>3 semanas</w:t>
+            </w:r>
+            <w:r>
+              <w:rPr>
+                <w:rFonts w:ascii="Calibri" w:hAnsi="Calibri"/>
+                <w:sz w:val="16"/>
+              </w:rPr>
+              <w:br/>
+              <w:t>(S9–S11)</w:t>
+            </w:r>
+          </w:p>
+        </w:tc>
+        <w:tc>
+          <w:tcPr>
+            <w:tcW w:w="1580" w:type="dxa"/>
+          </w:tcPr>
+          <w:p>
+            <w:pPr>
+              <w:jc w:val="both"/>
+              <w:rPr>
+                <w:rFonts w:ascii="Calibri" w:hAnsi="Calibri" w:cs="Arial"/>
+                <w:i/>
+                <w:color w:val="548DD4"/>
+                <w:sz w:val="18"/>
+                <w:szCs w:val="20"/>
+                <w:lang w:eastAsia="es-CL"/>
+              </w:rPr>
+            </w:pPr>
+            <w:r>
+              <w:rPr>
+                <w:rFonts w:ascii="Calibri" w:hAnsi="Calibri"/>
+                <w:sz w:val="16"/>
+              </w:rPr>
+              <w:t>Víctor Mendoza; apoyo: Vania González</w:t>
+            </w:r>
+          </w:p>
+        </w:tc>
+        <w:tc>
+          <w:tcPr>
+            <w:tcW w:w="1581" w:type="dxa"/>
+          </w:tcPr>
+          <w:p>
+            <w:pPr>
+              <w:jc w:val="both"/>
+              <w:rPr>
+                <w:rFonts w:ascii="Calibri" w:hAnsi="Calibri" w:cs="Arial"/>
+                <w:i/>
+                <w:color w:val="548DD4"/>
+                <w:sz w:val="18"/>
+                <w:szCs w:val="20"/>
+                <w:lang w:eastAsia="es-CL"/>
+              </w:rPr>
+            </w:pPr>
+            <w:r>
+              <w:rPr>
+                <w:rFonts w:ascii="Calibri" w:hAnsi="Calibri"/>
+                <w:sz w:val="16"/>
+              </w:rPr>
+              <w:t>Definir la diferencia como cantidad comprada menos despachada y revisar productos no relacionados.</w:t>
+            </w:r>
+          </w:p>
+        </w:tc>
+      </w:tr>
+      <w:tr>
+        <w:tblPrEx>
+          <w:jc w:val="left"/>
+          <w:tblBorders>
+            <w:top w:val="single" w:sz="4" w:space="0" w:color="auto"/>
+            <w:left w:val="single" w:sz="4" w:space="0" w:color="auto"/>
+            <w:bottom w:val="single" w:sz="4" w:space="0" w:color="auto"/>
+            <w:right w:val="single" w:sz="4" w:space="0" w:color="auto"/>
+            <w:insideH w:val="single" w:sz="4" w:space="0" w:color="auto"/>
+            <w:insideV w:val="single" w:sz="4" w:space="0" w:color="auto"/>
+          </w:tblBorders>
+        </w:tblPrEx>
+        <w:tc>
+          <w:tcPr>
+            <w:tcW w:w="1580" w:type="dxa"/>
+          </w:tcPr>
+          <w:p>
+            <w:pPr>
+              <w:jc w:val="both"/>
+              <w:rPr>
+                <w:rFonts w:ascii="Calibri" w:hAnsi="Calibri" w:cs="Arial"/>
+                <w:i/>
+                <w:color w:val="548DD4"/>
+                <w:sz w:val="18"/>
+                <w:szCs w:val="20"/>
+                <w:lang w:eastAsia="es-CL"/>
+              </w:rPr>
+            </w:pPr>
+            <w:r>
+              <w:rPr>
+                <w:rFonts w:ascii="Calibri" w:hAnsi="Calibri"/>
+                <w:sz w:val="16"/>
+              </w:rPr>
+              <w:t>Implementar soluciones y manipular información</w:t>
+            </w:r>
+          </w:p>
+        </w:tc>
+        <w:tc>
+          <w:tcPr>
+            <w:tcW w:w="1580" w:type="dxa"/>
+          </w:tcPr>
+          <w:p>
+            <w:pPr>
+              <w:jc w:val="both"/>
+              <w:rPr>
+                <w:rFonts w:ascii="Calibri" w:hAnsi="Calibri" w:cs="Arial"/>
+                <w:i/>
+                <w:color w:val="548DD4"/>
+                <w:sz w:val="18"/>
+                <w:szCs w:val="20"/>
+                <w:lang w:eastAsia="es-CL"/>
+              </w:rPr>
+            </w:pPr>
+            <w:r>
+              <w:rPr>
+                <w:rFonts w:ascii="Calibri" w:hAnsi="Calibri"/>
+                <w:sz w:val="16"/>
+              </w:rPr>
+              <w:t>8. Reportes y consulta de resultados</w:t>
+            </w:r>
+          </w:p>
+        </w:tc>
+        <w:tc>
+          <w:tcPr>
+            <w:tcW w:w="1580" w:type="dxa"/>
+          </w:tcPr>
+          <w:p>
+            <w:pPr>
+              <w:jc w:val="both"/>
+              <w:rPr>
+                <w:rFonts w:ascii="Calibri" w:hAnsi="Calibri" w:cs="Arial"/>
+                <w:i/>
+                <w:color w:val="548DD4"/>
+                <w:sz w:val="18"/>
+                <w:szCs w:val="20"/>
+                <w:lang w:eastAsia="es-CL"/>
+              </w:rPr>
+            </w:pPr>
+            <w:r>
+              <w:rPr>
+                <w:rFonts w:ascii="Calibri" w:hAnsi="Calibri"/>
+                <w:sz w:val="16"/>
+              </w:rPr>
+              <w:t xml:space="preserve">Mostrar producto, cantidades, diferencia, documentos, fecha y estado; permitir </w:t>
+            </w:r>
+            <w:r>
+              <w:rPr>
+                <w:rFonts w:ascii="Calibri" w:hAnsi="Calibri"/>
+                <w:sz w:val="16"/>
+              </w:rPr>
+              <w:lastRenderedPageBreak/>
+              <w:t>consulta de revisiones.</w:t>
+            </w:r>
+          </w:p>
+        </w:tc>
+        <w:tc>
+          <w:tcPr>
+            <w:tcW w:w="1580" w:type="dxa"/>
+          </w:tcPr>
+          <w:p>
+            <w:pPr>
+              <w:jc w:val="both"/>
+              <w:rPr>
+                <w:rFonts w:ascii="Calibri" w:hAnsi="Calibri" w:cs="Arial"/>
+                <w:i/>
+                <w:color w:val="548DD4"/>
+                <w:sz w:val="18"/>
+                <w:szCs w:val="20"/>
+                <w:lang w:eastAsia="es-CL"/>
+              </w:rPr>
+            </w:pPr>
+            <w:r>
+              <w:rPr>
+                <w:rFonts w:ascii="Calibri" w:hAnsi="Calibri"/>
+                <w:sz w:val="16"/>
+              </w:rPr>
+              <w:lastRenderedPageBreak/>
+              <w:t>Componentes de interfaz, base de datos y datos de prueba</w:t>
+            </w:r>
+          </w:p>
+        </w:tc>
+        <w:tc>
+          <w:tcPr>
+            <w:tcW w:w="1580" w:type="dxa"/>
+          </w:tcPr>
+          <w:p>
+            <w:pPr>
+              <w:jc w:val="both"/>
+              <w:rPr>
+                <w:rFonts w:ascii="Calibri" w:hAnsi="Calibri" w:cs="Arial"/>
+                <w:i/>
+                <w:color w:val="548DD4"/>
+                <w:sz w:val="18"/>
+                <w:szCs w:val="20"/>
+                <w:lang w:eastAsia="es-CL"/>
+              </w:rPr>
+            </w:pPr>
+            <w:r>
+              <w:rPr>
+                <w:rFonts w:ascii="Calibri" w:hAnsi="Calibri"/>
+                <w:sz w:val="16"/>
+              </w:rPr>
+              <w:t>2 semanas</w:t>
+            </w:r>
+            <w:r>
+              <w:rPr>
+                <w:rFonts w:ascii="Calibri" w:hAnsi="Calibri"/>
+                <w:sz w:val="16"/>
+              </w:rPr>
+              <w:br/>
+              <w:t>(S11–S12)</w:t>
+            </w:r>
+          </w:p>
+        </w:tc>
+        <w:tc>
+          <w:tcPr>
+            <w:tcW w:w="1580" w:type="dxa"/>
+          </w:tcPr>
+          <w:p>
+            <w:pPr>
+              <w:jc w:val="both"/>
+              <w:rPr>
+                <w:rFonts w:ascii="Calibri" w:hAnsi="Calibri" w:cs="Arial"/>
+                <w:i/>
+                <w:color w:val="548DD4"/>
+                <w:sz w:val="18"/>
+                <w:szCs w:val="20"/>
+                <w:lang w:eastAsia="es-CL"/>
+              </w:rPr>
+            </w:pPr>
+            <w:r>
+              <w:rPr>
+                <w:rFonts w:ascii="Calibri" w:hAnsi="Calibri"/>
+                <w:sz w:val="16"/>
+              </w:rPr>
+              <w:t>Vania González y Víctor Mendoza</w:t>
+            </w:r>
+          </w:p>
+        </w:tc>
+        <w:tc>
+          <w:tcPr>
+            <w:tcW w:w="1581" w:type="dxa"/>
+          </w:tcPr>
+          <w:p>
+            <w:pPr>
+              <w:jc w:val="both"/>
+              <w:rPr>
+                <w:rFonts w:ascii="Calibri" w:hAnsi="Calibri" w:cs="Arial"/>
+                <w:i/>
+                <w:color w:val="548DD4"/>
+                <w:sz w:val="18"/>
+                <w:szCs w:val="20"/>
+                <w:lang w:eastAsia="es-CL"/>
+              </w:rPr>
+            </w:pPr>
+            <w:r>
+              <w:rPr>
+                <w:rFonts w:ascii="Calibri" w:hAnsi="Calibri"/>
+                <w:sz w:val="16"/>
+              </w:rPr>
+              <w:t>Conservar trazabilidad entre cada resultado y los documentos originales.</w:t>
+            </w:r>
+          </w:p>
+        </w:tc>
+      </w:tr>
+      <w:tr>
+        <w:tblPrEx>
+          <w:jc w:val="left"/>
+          <w:tblBorders>
+            <w:top w:val="single" w:sz="4" w:space="0" w:color="auto"/>
+            <w:left w:val="single" w:sz="4" w:space="0" w:color="auto"/>
+            <w:bottom w:val="single" w:sz="4" w:space="0" w:color="auto"/>
+            <w:right w:val="single" w:sz="4" w:space="0" w:color="auto"/>
+            <w:insideH w:val="single" w:sz="4" w:space="0" w:color="auto"/>
+            <w:insideV w:val="single" w:sz="4" w:space="0" w:color="auto"/>
+          </w:tblBorders>
+        </w:tblPrEx>
+        <w:tc>
+          <w:tcPr>
+            <w:tcW w:w="1580" w:type="dxa"/>
+          </w:tcPr>
+          <w:p>
+            <w:pPr>
+              <w:jc w:val="both"/>
+              <w:rPr>
+                <w:rFonts w:ascii="Calibri" w:hAnsi="Calibri" w:cs="Arial"/>
+                <w:i/>
+                <w:color w:val="548DD4"/>
+                <w:sz w:val="18"/>
+                <w:szCs w:val="20"/>
+                <w:lang w:eastAsia="es-CL"/>
+              </w:rPr>
+            </w:pPr>
+            <w:r>
+              <w:rPr>
+                <w:rFonts w:ascii="Calibri" w:hAnsi="Calibri"/>
+                <w:sz w:val="16"/>
+              </w:rPr>
+              <w:t>Resolver vulnerabilidades y proteger información</w:t>
+            </w:r>
+          </w:p>
+        </w:tc>
+        <w:tc>
+          <w:tcPr>
+            <w:tcW w:w="1580" w:type="dxa"/>
+          </w:tcPr>
+          <w:p>
+            <w:pPr>
+              <w:jc w:val="both"/>
+              <w:rPr>
+                <w:rFonts w:ascii="Calibri" w:hAnsi="Calibri" w:cs="Arial"/>
+                <w:i/>
+                <w:color w:val="548DD4"/>
+                <w:sz w:val="18"/>
+                <w:szCs w:val="20"/>
+                <w:lang w:eastAsia="es-CL"/>
+              </w:rPr>
+            </w:pPr>
+            <w:r>
+              <w:rPr>
+                <w:rFonts w:ascii="Calibri" w:hAnsi="Calibri"/>
+                <w:sz w:val="16"/>
+              </w:rPr>
+              <w:t>9. Controles básicos de seguridad</w:t>
+            </w:r>
+          </w:p>
+        </w:tc>
+        <w:tc>
+          <w:tcPr>
+            <w:tcW w:w="1580" w:type="dxa"/>
+          </w:tcPr>
+          <w:p>
+            <w:pPr>
+              <w:jc w:val="both"/>
+              <w:rPr>
+                <w:rFonts w:ascii="Calibri" w:hAnsi="Calibri" w:cs="Arial"/>
+                <w:i/>
+                <w:color w:val="548DD4"/>
+                <w:sz w:val="18"/>
+                <w:szCs w:val="20"/>
+                <w:lang w:eastAsia="es-CL"/>
+              </w:rPr>
+            </w:pPr>
+            <w:r>
+              <w:rPr>
+                <w:rFonts w:ascii="Calibri" w:hAnsi="Calibri"/>
+                <w:sz w:val="16"/>
+              </w:rPr>
+              <w:t>Implementar acceso autenticado, restricciones de consulta y validaciones de archivos y entradas.</w:t>
+            </w:r>
+          </w:p>
+        </w:tc>
+        <w:tc>
+          <w:tcPr>
+            <w:tcW w:w="1580" w:type="dxa"/>
+          </w:tcPr>
+          <w:p>
+            <w:pPr>
+              <w:jc w:val="both"/>
+              <w:rPr>
+                <w:rFonts w:ascii="Calibri" w:hAnsi="Calibri" w:cs="Arial"/>
+                <w:i/>
+                <w:color w:val="548DD4"/>
+                <w:sz w:val="18"/>
+                <w:szCs w:val="20"/>
+                <w:lang w:eastAsia="es-CL"/>
+              </w:rPr>
+            </w:pPr>
+            <w:r>
+              <w:rPr>
+                <w:rFonts w:ascii="Calibri" w:hAnsi="Calibri"/>
+                <w:sz w:val="16"/>
+              </w:rPr>
+              <w:t>Herramientas de autenticación y pruebas de acceso</w:t>
+            </w:r>
+          </w:p>
+        </w:tc>
+        <w:tc>
+          <w:tcPr>
+            <w:tcW w:w="1580" w:type="dxa"/>
+          </w:tcPr>
+          <w:p>
+            <w:pPr>
+              <w:jc w:val="both"/>
+              <w:rPr>
+                <w:rFonts w:ascii="Calibri" w:hAnsi="Calibri" w:cs="Arial"/>
+                <w:i/>
+                <w:color w:val="548DD4"/>
+                <w:sz w:val="18"/>
+                <w:szCs w:val="20"/>
+                <w:lang w:eastAsia="es-CL"/>
+              </w:rPr>
+            </w:pPr>
+            <w:r>
+              <w:rPr>
+                <w:rFonts w:ascii="Calibri" w:hAnsi="Calibri"/>
+                <w:sz w:val="16"/>
+              </w:rPr>
+              <w:t>8 semanas</w:t>
+            </w:r>
+            <w:r>
+              <w:rPr>
+                <w:rFonts w:ascii="Calibri" w:hAnsi="Calibri"/>
+                <w:sz w:val="16"/>
+              </w:rPr>
+              <w:br/>
+              <w:t>(S6–S13)</w:t>
+            </w:r>
+          </w:p>
+        </w:tc>
+        <w:tc>
+          <w:tcPr>
+            <w:tcW w:w="1580" w:type="dxa"/>
+          </w:tcPr>
+          <w:p>
+            <w:pPr>
+              <w:jc w:val="both"/>
+              <w:rPr>
+                <w:rFonts w:ascii="Calibri" w:hAnsi="Calibri" w:cs="Arial"/>
+                <w:i/>
+                <w:color w:val="548DD4"/>
+                <w:sz w:val="18"/>
+                <w:szCs w:val="20"/>
+                <w:lang w:eastAsia="es-CL"/>
+              </w:rPr>
+            </w:pPr>
+            <w:r>
+              <w:rPr>
+                <w:rFonts w:ascii="Calibri" w:hAnsi="Calibri"/>
+                <w:sz w:val="16"/>
+              </w:rPr>
+              <w:t>Víctor Mendoza; pruebas: Vania González</w:t>
+            </w:r>
+          </w:p>
+        </w:tc>
+        <w:tc>
+          <w:tcPr>
+            <w:tcW w:w="1581" w:type="dxa"/>
+          </w:tcPr>
+          <w:p>
+            <w:pPr>
+              <w:jc w:val="both"/>
+              <w:rPr>
+                <w:rFonts w:ascii="Calibri" w:hAnsi="Calibri" w:cs="Arial"/>
+                <w:i/>
+                <w:color w:val="548DD4"/>
+                <w:sz w:val="18"/>
+                <w:szCs w:val="20"/>
+                <w:lang w:eastAsia="es-CL"/>
+              </w:rPr>
+            </w:pPr>
+            <w:r>
+              <w:rPr>
+                <w:rFonts w:ascii="Calibri" w:hAnsi="Calibri"/>
+                <w:sz w:val="16"/>
+              </w:rPr>
+              <w:t>Actividad transversal; no incorporar datos confidenciales en el conjunto de prueba.</w:t>
+            </w:r>
+          </w:p>
+        </w:tc>
+      </w:tr>
+      <w:tr>
+        <w:tblPrEx>
+          <w:jc w:val="left"/>
+          <w:tblBorders>
+            <w:top w:val="single" w:sz="4" w:space="0" w:color="auto"/>
+            <w:left w:val="single" w:sz="4" w:space="0" w:color="auto"/>
+            <w:bottom w:val="single" w:sz="4" w:space="0" w:color="auto"/>
+            <w:right w:val="single" w:sz="4" w:space="0" w:color="auto"/>
+            <w:insideH w:val="single" w:sz="4" w:space="0" w:color="auto"/>
+            <w:insideV w:val="single" w:sz="4" w:space="0" w:color="auto"/>
+          </w:tblBorders>
+        </w:tblPrEx>
+        <w:tc>
+          <w:tcPr>
+            <w:tcW w:w="1580" w:type="dxa"/>
+          </w:tcPr>
+          <w:p>
+            <w:pPr>
+              <w:jc w:val="center"/>
+              <w:rPr>
+                <w:rFonts w:ascii="Calibri" w:hAnsi="Calibri" w:cs="Arial"/>
+                <w:i/>
+                <w:color w:val="548DD4"/>
+                <w:sz w:val="18"/>
+                <w:szCs w:val="20"/>
+                <w:lang w:eastAsia="es-CL"/>
+              </w:rPr>
+            </w:pPr>
+            <w:r>
+              <w:rPr>
+                <w:rFonts w:ascii="Calibri" w:hAnsi="Calibri"/>
+                <w:sz w:val="16"/>
+              </w:rPr>
+              <w:t>Gestionar proyectos y documentar resultados</w:t>
+            </w:r>
+          </w:p>
+        </w:tc>
+        <w:tc>
+          <w:tcPr>
+            <w:tcW w:w="1580" w:type="dxa"/>
+          </w:tcPr>
+          <w:p>
+            <w:pPr>
+              <w:jc w:val="both"/>
+              <w:rPr>
+                <w:rFonts w:ascii="Calibri" w:hAnsi="Calibri" w:cs="Arial"/>
+                <w:i/>
+                <w:color w:val="548DD4"/>
+                <w:sz w:val="18"/>
+                <w:szCs w:val="20"/>
+                <w:lang w:eastAsia="es-CL"/>
+              </w:rPr>
+            </w:pPr>
+            <w:r>
+              <w:rPr>
+                <w:rFonts w:ascii="Calibri" w:hAnsi="Calibri"/>
+                <w:sz w:val="16"/>
+              </w:rPr>
+              <w:t>10. Informe y demostración de avance</w:t>
+            </w:r>
+          </w:p>
+        </w:tc>
+        <w:tc>
+          <w:tcPr>
+            <w:tcW w:w="1580" w:type="dxa"/>
+          </w:tcPr>
+          <w:p>
+            <w:pPr>
+              <w:jc w:val="both"/>
+              <w:rPr>
+                <w:rFonts w:ascii="Calibri" w:hAnsi="Calibri" w:cs="Arial"/>
+                <w:i/>
+                <w:color w:val="548DD4"/>
+                <w:sz w:val="18"/>
+                <w:szCs w:val="20"/>
+                <w:lang w:eastAsia="es-CL"/>
+              </w:rPr>
+            </w:pPr>
+            <w:r>
+              <w:rPr>
+                <w:rFonts w:ascii="Calibri" w:hAnsi="Calibri"/>
+                <w:sz w:val="16"/>
+              </w:rPr>
+              <w:t xml:space="preserve">Consolidar requerimientos, diseños, prototipo parcial, evidencias y estado del tablero </w:t>
+            </w:r>
+            <w:proofErr w:type="spellStart"/>
+            <w:r>
+              <w:rPr>
+                <w:rFonts w:ascii="Calibri" w:hAnsi="Calibri"/>
+                <w:sz w:val="16"/>
+              </w:rPr>
+              <w:t>Canvas</w:t>
+            </w:r>
+            <w:proofErr w:type="spellEnd"/>
+            <w:r>
+              <w:rPr>
+                <w:rFonts w:ascii="Calibri" w:hAnsi="Calibri"/>
+                <w:sz w:val="16"/>
+              </w:rPr>
+              <w:t>.</w:t>
+            </w:r>
+          </w:p>
+        </w:tc>
+        <w:tc>
+          <w:tcPr>
+            <w:tcW w:w="1580" w:type="dxa"/>
+          </w:tcPr>
+          <w:p>
+            <w:pPr>
+              <w:jc w:val="both"/>
+              <w:rPr>
+                <w:rFonts w:ascii="Calibri" w:hAnsi="Calibri" w:cs="Arial"/>
+                <w:i/>
+                <w:color w:val="548DD4"/>
+                <w:sz w:val="18"/>
+                <w:szCs w:val="20"/>
+                <w:lang w:eastAsia="es-CL"/>
+              </w:rPr>
+            </w:pPr>
+            <w:r>
+              <w:rPr>
+                <w:rFonts w:ascii="Calibri" w:hAnsi="Calibri"/>
+                <w:sz w:val="16"/>
+              </w:rPr>
+              <w:t xml:space="preserve">Editor de documentos, capturas, repositorio y tablero </w:t>
+            </w:r>
+            <w:proofErr w:type="spellStart"/>
+            <w:r>
+              <w:rPr>
+                <w:rFonts w:ascii="Calibri" w:hAnsi="Calibri"/>
+                <w:sz w:val="16"/>
+              </w:rPr>
+              <w:t>Canvas</w:t>
+            </w:r>
+            <w:proofErr w:type="spellEnd"/>
+          </w:p>
+        </w:tc>
+        <w:tc>
+          <w:tcPr>
+            <w:tcW w:w="1580" w:type="dxa"/>
+          </w:tcPr>
+          <w:p>
+            <w:pPr>
+              <w:jc w:val="both"/>
+              <w:rPr>
+                <w:rFonts w:ascii="Calibri" w:hAnsi="Calibri" w:cs="Arial"/>
+                <w:i/>
+                <w:color w:val="548DD4"/>
+                <w:sz w:val="18"/>
+                <w:szCs w:val="20"/>
+                <w:lang w:eastAsia="es-CL"/>
+              </w:rPr>
+            </w:pPr>
+            <w:r>
+              <w:rPr>
+                <w:rFonts w:ascii="Calibri" w:hAnsi="Calibri"/>
+                <w:sz w:val="16"/>
+              </w:rPr>
+              <w:t>2 semanas</w:t>
+            </w:r>
+            <w:r>
+              <w:rPr>
+                <w:rFonts w:ascii="Calibri" w:hAnsi="Calibri"/>
+                <w:sz w:val="16"/>
+              </w:rPr>
+              <w:br/>
+              <w:t>(S9–S10)</w:t>
+            </w:r>
+          </w:p>
+        </w:tc>
+        <w:tc>
+          <w:tcPr>
+            <w:tcW w:w="1580" w:type="dxa"/>
+          </w:tcPr>
+          <w:p>
+            <w:pPr>
+              <w:jc w:val="both"/>
+              <w:rPr>
+                <w:rFonts w:ascii="Calibri" w:hAnsi="Calibri" w:cs="Arial"/>
+                <w:i/>
+                <w:color w:val="548DD4"/>
+                <w:sz w:val="18"/>
+                <w:szCs w:val="20"/>
+                <w:lang w:eastAsia="es-CL"/>
+              </w:rPr>
+            </w:pPr>
+            <w:r>
+              <w:rPr>
+                <w:rFonts w:ascii="Calibri" w:hAnsi="Calibri"/>
+                <w:sz w:val="16"/>
+              </w:rPr>
+              <w:t>Fabián Quezada y Vania González; demostración: Víctor Mendoza</w:t>
+            </w:r>
+          </w:p>
+        </w:tc>
+        <w:tc>
+          <w:tcPr>
+            <w:tcW w:w="1581" w:type="dxa"/>
+          </w:tcPr>
+          <w:p>
+            <w:pPr>
+              <w:jc w:val="both"/>
+              <w:rPr>
+                <w:rFonts w:ascii="Calibri" w:hAnsi="Calibri" w:cs="Arial"/>
+                <w:i/>
+                <w:color w:val="548DD4"/>
+                <w:sz w:val="18"/>
+                <w:szCs w:val="20"/>
+                <w:lang w:eastAsia="es-CL"/>
+              </w:rPr>
+            </w:pPr>
+            <w:r>
+              <w:rPr>
+                <w:rFonts w:ascii="Calibri" w:hAnsi="Calibri"/>
+                <w:sz w:val="16"/>
+              </w:rPr>
+              <w:t>Hito propuesto en S10, sujeto al calendario definido por el docente.</w:t>
+            </w:r>
+          </w:p>
+        </w:tc>
+      </w:tr>
+      <w:tr>
+        <w:tblPrEx>
+          <w:jc w:val="left"/>
+          <w:tblBorders>
+            <w:top w:val="single" w:sz="4" w:space="0" w:color="auto"/>
+            <w:left w:val="single" w:sz="4" w:space="0" w:color="auto"/>
+            <w:bottom w:val="single" w:sz="4" w:space="0" w:color="auto"/>
+            <w:right w:val="single" w:sz="4" w:space="0" w:color="auto"/>
+            <w:insideH w:val="single" w:sz="4" w:space="0" w:color="auto"/>
+            <w:insideV w:val="single" w:sz="4" w:space="0" w:color="auto"/>
+          </w:tblBorders>
+        </w:tblPrEx>
+        <w:tc>
+          <w:tcPr>
+            <w:tcW w:w="1580" w:type="dxa"/>
+          </w:tcPr>
+          <w:p>
+            <w:pPr>
+              <w:jc w:val="both"/>
+              <w:rPr>
+                <w:rFonts w:ascii="Calibri" w:hAnsi="Calibri" w:cs="Arial"/>
+                <w:i/>
+                <w:color w:val="548DD4"/>
+                <w:sz w:val="18"/>
+                <w:szCs w:val="20"/>
+                <w:lang w:eastAsia="es-CL"/>
+              </w:rPr>
+            </w:pPr>
+            <w:r>
+              <w:rPr>
+                <w:rFonts w:ascii="Calibri" w:hAnsi="Calibri"/>
+                <w:sz w:val="16"/>
+              </w:rPr>
+              <w:t>Realizar pruebas de certificación de productos y procesos</w:t>
+            </w:r>
+          </w:p>
+        </w:tc>
+        <w:tc>
+          <w:tcPr>
+            <w:tcW w:w="1580" w:type="dxa"/>
+          </w:tcPr>
+          <w:p>
+            <w:pPr>
+              <w:jc w:val="both"/>
+              <w:rPr>
+                <w:rFonts w:ascii="Calibri" w:hAnsi="Calibri" w:cs="Arial"/>
+                <w:i/>
+                <w:color w:val="548DD4"/>
+                <w:sz w:val="18"/>
+                <w:szCs w:val="20"/>
+                <w:lang w:eastAsia="es-CL"/>
+              </w:rPr>
+            </w:pPr>
+            <w:r>
+              <w:rPr>
+                <w:rFonts w:ascii="Calibri" w:hAnsi="Calibri"/>
+                <w:sz w:val="16"/>
+              </w:rPr>
+              <w:t>11. Pruebas integradas y correcciones</w:t>
+            </w:r>
+          </w:p>
+        </w:tc>
+        <w:tc>
+          <w:tcPr>
+            <w:tcW w:w="1580" w:type="dxa"/>
+          </w:tcPr>
+          <w:p>
+            <w:pPr>
+              <w:jc w:val="both"/>
+              <w:rPr>
+                <w:rFonts w:ascii="Calibri" w:hAnsi="Calibri" w:cs="Arial"/>
+                <w:i/>
+                <w:color w:val="548DD4"/>
+                <w:sz w:val="18"/>
+                <w:szCs w:val="20"/>
+                <w:lang w:eastAsia="es-CL"/>
+              </w:rPr>
+            </w:pPr>
+            <w:r>
+              <w:rPr>
+                <w:rFonts w:ascii="Calibri" w:hAnsi="Calibri"/>
+                <w:sz w:val="16"/>
+              </w:rPr>
+              <w:t>Ejecutar casos sin diferencias, con faltantes, excedentes y errores de OCR; registrar resultados y corregir defectos.</w:t>
+            </w:r>
+          </w:p>
+        </w:tc>
+        <w:tc>
+          <w:tcPr>
+            <w:tcW w:w="1580" w:type="dxa"/>
+          </w:tcPr>
+          <w:p>
+            <w:pPr>
+              <w:jc w:val="both"/>
+              <w:rPr>
+                <w:rFonts w:ascii="Calibri" w:hAnsi="Calibri" w:cs="Arial"/>
+                <w:i/>
+                <w:color w:val="548DD4"/>
+                <w:sz w:val="18"/>
+                <w:szCs w:val="20"/>
+                <w:lang w:eastAsia="es-CL"/>
+              </w:rPr>
+            </w:pPr>
+            <w:r>
+              <w:rPr>
+                <w:rFonts w:ascii="Calibri" w:hAnsi="Calibri"/>
+                <w:sz w:val="16"/>
+              </w:rPr>
+              <w:t>Matriz de pruebas, documentos simulados y prototipo</w:t>
+            </w:r>
+          </w:p>
+        </w:tc>
+        <w:tc>
+          <w:tcPr>
+            <w:tcW w:w="1580" w:type="dxa"/>
+          </w:tcPr>
+          <w:p>
+            <w:pPr>
+              <w:jc w:val="both"/>
+              <w:rPr>
+                <w:rFonts w:ascii="Calibri" w:hAnsi="Calibri" w:cs="Arial"/>
+                <w:i/>
+                <w:color w:val="548DD4"/>
+                <w:sz w:val="18"/>
+                <w:szCs w:val="20"/>
+                <w:lang w:eastAsia="es-CL"/>
+              </w:rPr>
+            </w:pPr>
+            <w:r>
+              <w:rPr>
+                <w:rFonts w:ascii="Calibri" w:hAnsi="Calibri"/>
+                <w:sz w:val="16"/>
+              </w:rPr>
+              <w:t>4 semanas</w:t>
+            </w:r>
+            <w:r>
+              <w:rPr>
+                <w:rFonts w:ascii="Calibri" w:hAnsi="Calibri"/>
+                <w:sz w:val="16"/>
+              </w:rPr>
+              <w:br/>
+              <w:t>(S13–S16)</w:t>
+            </w:r>
+          </w:p>
+        </w:tc>
+        <w:tc>
+          <w:tcPr>
+            <w:tcW w:w="1580" w:type="dxa"/>
+          </w:tcPr>
+          <w:p>
+            <w:pPr>
+              <w:jc w:val="both"/>
+              <w:rPr>
+                <w:rFonts w:ascii="Calibri" w:hAnsi="Calibri" w:cs="Arial"/>
+                <w:i/>
+                <w:color w:val="548DD4"/>
+                <w:sz w:val="18"/>
+                <w:szCs w:val="20"/>
+                <w:lang w:eastAsia="es-CL"/>
+              </w:rPr>
+            </w:pPr>
+            <w:r>
+              <w:rPr>
+                <w:rFonts w:ascii="Calibri" w:hAnsi="Calibri"/>
+                <w:sz w:val="16"/>
+              </w:rPr>
+              <w:t>Vania González y Fabián Quezada; correcciones: Víctor Mendoza</w:t>
+            </w:r>
+          </w:p>
+        </w:tc>
+        <w:tc>
+          <w:tcPr>
+            <w:tcW w:w="1581" w:type="dxa"/>
+          </w:tcPr>
+          <w:p>
+            <w:pPr>
+              <w:jc w:val="both"/>
+              <w:rPr>
+                <w:rFonts w:ascii="Calibri" w:hAnsi="Calibri" w:cs="Arial"/>
+                <w:i/>
+                <w:color w:val="548DD4"/>
+                <w:sz w:val="18"/>
+                <w:szCs w:val="20"/>
+                <w:lang w:eastAsia="es-CL"/>
+              </w:rPr>
+            </w:pPr>
+            <w:r>
+              <w:rPr>
+                <w:rFonts w:ascii="Calibri" w:hAnsi="Calibri"/>
+                <w:sz w:val="16"/>
+              </w:rPr>
+              <w:t>Registrar esperado/obtenido; priorizar defectos que bloqueen el flujo completo.</w:t>
+            </w:r>
+          </w:p>
+        </w:tc>
+      </w:tr>
+      <w:tr>
+        <w:tblPrEx>
+          <w:jc w:val="left"/>
+          <w:tblBorders>
+            <w:top w:val="single" w:sz="4" w:space="0" w:color="auto"/>
+            <w:left w:val="single" w:sz="4" w:space="0" w:color="auto"/>
+            <w:bottom w:val="single" w:sz="4" w:space="0" w:color="auto"/>
+            <w:right w:val="single" w:sz="4" w:space="0" w:color="auto"/>
+            <w:insideH w:val="single" w:sz="4" w:space="0" w:color="auto"/>
+            <w:insideV w:val="single" w:sz="4" w:space="0" w:color="auto"/>
+          </w:tblBorders>
+        </w:tblPrEx>
+        <w:tc>
+          <w:tcPr>
+            <w:tcW w:w="1580" w:type="dxa"/>
+          </w:tcPr>
+          <w:p>
+            <w:pPr>
+              <w:jc w:val="both"/>
+              <w:rPr>
+                <w:rFonts w:ascii="Calibri" w:hAnsi="Calibri" w:cs="Arial"/>
+                <w:i/>
+                <w:color w:val="548DD4"/>
+                <w:sz w:val="18"/>
+                <w:szCs w:val="20"/>
+                <w:lang w:eastAsia="es-CL"/>
+              </w:rPr>
+            </w:pPr>
+            <w:r>
+              <w:rPr>
+                <w:rFonts w:ascii="Calibri" w:hAnsi="Calibri"/>
+                <w:sz w:val="16"/>
+              </w:rPr>
+              <w:t>Gestionar proyectos y documentar soluciones informáticas</w:t>
+            </w:r>
+          </w:p>
+        </w:tc>
+        <w:tc>
+          <w:tcPr>
+            <w:tcW w:w="1580" w:type="dxa"/>
+          </w:tcPr>
+          <w:p>
+            <w:pPr>
+              <w:jc w:val="both"/>
+              <w:rPr>
+                <w:rFonts w:ascii="Calibri" w:hAnsi="Calibri" w:cs="Arial"/>
+                <w:i/>
+                <w:color w:val="548DD4"/>
+                <w:sz w:val="18"/>
+                <w:szCs w:val="20"/>
+                <w:lang w:eastAsia="es-CL"/>
+              </w:rPr>
+            </w:pPr>
+            <w:r>
+              <w:rPr>
+                <w:rFonts w:ascii="Calibri" w:hAnsi="Calibri"/>
+                <w:sz w:val="16"/>
+              </w:rPr>
+              <w:t>12. Documentación e informe final</w:t>
+            </w:r>
+          </w:p>
+        </w:tc>
+        <w:tc>
+          <w:tcPr>
+            <w:tcW w:w="1580" w:type="dxa"/>
+          </w:tcPr>
+          <w:p>
+            <w:pPr>
+              <w:jc w:val="both"/>
+              <w:rPr>
+                <w:rFonts w:ascii="Calibri" w:hAnsi="Calibri" w:cs="Arial"/>
+                <w:i/>
+                <w:color w:val="548DD4"/>
+                <w:sz w:val="18"/>
+                <w:szCs w:val="20"/>
+                <w:lang w:eastAsia="es-CL"/>
+              </w:rPr>
+            </w:pPr>
+            <w:r>
+              <w:rPr>
+                <w:rFonts w:ascii="Calibri" w:hAnsi="Calibri"/>
+                <w:sz w:val="16"/>
+              </w:rPr>
+              <w:t>Preparar manuales, instrucciones de instalación, resultados, limitaciones y conclusiones.</w:t>
+            </w:r>
+          </w:p>
+        </w:tc>
+        <w:tc>
+          <w:tcPr>
+            <w:tcW w:w="1580" w:type="dxa"/>
+          </w:tcPr>
+          <w:p>
+            <w:pPr>
+              <w:jc w:val="both"/>
+              <w:rPr>
+                <w:rFonts w:ascii="Calibri" w:hAnsi="Calibri" w:cs="Arial"/>
+                <w:i/>
+                <w:color w:val="548DD4"/>
+                <w:sz w:val="18"/>
+                <w:szCs w:val="20"/>
+                <w:lang w:eastAsia="es-CL"/>
+              </w:rPr>
+            </w:pPr>
+            <w:r>
+              <w:rPr>
+                <w:rFonts w:ascii="Calibri" w:hAnsi="Calibri"/>
+                <w:sz w:val="16"/>
+              </w:rPr>
+              <w:t>Editor de documentos, evidencias y repositorio</w:t>
+            </w:r>
+          </w:p>
+        </w:tc>
+        <w:tc>
+          <w:tcPr>
+            <w:tcW w:w="1580" w:type="dxa"/>
+          </w:tcPr>
+          <w:p>
+            <w:pPr>
+              <w:jc w:val="both"/>
+              <w:rPr>
+                <w:rFonts w:ascii="Calibri" w:hAnsi="Calibri" w:cs="Arial"/>
+                <w:i/>
+                <w:color w:val="548DD4"/>
+                <w:sz w:val="18"/>
+                <w:szCs w:val="20"/>
+                <w:lang w:eastAsia="es-CL"/>
+              </w:rPr>
+            </w:pPr>
+            <w:r>
+              <w:rPr>
+                <w:rFonts w:ascii="Calibri" w:hAnsi="Calibri"/>
+                <w:sz w:val="16"/>
+              </w:rPr>
+              <w:t>4 semanas</w:t>
+            </w:r>
+            <w:r>
+              <w:rPr>
+                <w:rFonts w:ascii="Calibri" w:hAnsi="Calibri"/>
+                <w:sz w:val="16"/>
+              </w:rPr>
+              <w:br/>
+              <w:t>(S15–S18)</w:t>
+            </w:r>
+          </w:p>
+        </w:tc>
+        <w:tc>
+          <w:tcPr>
+            <w:tcW w:w="1580" w:type="dxa"/>
+          </w:tcPr>
+          <w:p>
+            <w:pPr>
+              <w:jc w:val="both"/>
+              <w:rPr>
+                <w:rFonts w:ascii="Calibri" w:hAnsi="Calibri" w:cs="Arial"/>
+                <w:i/>
+                <w:color w:val="548DD4"/>
+                <w:sz w:val="18"/>
+                <w:szCs w:val="20"/>
+                <w:lang w:eastAsia="es-CL"/>
+              </w:rPr>
+            </w:pPr>
+            <w:r>
+              <w:rPr>
+                <w:rFonts w:ascii="Calibri" w:hAnsi="Calibri"/>
+                <w:sz w:val="16"/>
+              </w:rPr>
+              <w:t>Fabián Quezada y Vania González; revisión técnica: Víctor Mendoza</w:t>
+            </w:r>
+          </w:p>
+        </w:tc>
+        <w:tc>
+          <w:tcPr>
+            <w:tcW w:w="1581" w:type="dxa"/>
+          </w:tcPr>
+          <w:p>
+            <w:pPr>
+              <w:jc w:val="both"/>
+              <w:rPr>
+                <w:rFonts w:ascii="Calibri" w:hAnsi="Calibri" w:cs="Arial"/>
+                <w:i/>
+                <w:color w:val="548DD4"/>
+                <w:sz w:val="18"/>
+                <w:szCs w:val="20"/>
+                <w:lang w:eastAsia="es-CL"/>
+              </w:rPr>
+            </w:pPr>
+            <w:r>
+              <w:rPr>
+                <w:rFonts w:ascii="Calibri" w:hAnsi="Calibri"/>
+                <w:sz w:val="16"/>
+              </w:rPr>
+              <w:t>Actualizar la documentación con la versión final del prototipo.</w:t>
+            </w:r>
+          </w:p>
+        </w:tc>
+      </w:tr>
+      <w:tr>
+        <w:tblPrEx>
+          <w:jc w:val="left"/>
+          <w:tblBorders>
+            <w:top w:val="single" w:sz="4" w:space="0" w:color="auto"/>
+            <w:left w:val="single" w:sz="4" w:space="0" w:color="auto"/>
+            <w:bottom w:val="single" w:sz="4" w:space="0" w:color="auto"/>
+            <w:right w:val="single" w:sz="4" w:space="0" w:color="auto"/>
+            <w:insideH w:val="single" w:sz="4" w:space="0" w:color="auto"/>
+            <w:insideV w:val="single" w:sz="4" w:space="0" w:color="auto"/>
+          </w:tblBorders>
+        </w:tblPrEx>
+        <w:tc>
+          <w:tcPr>
+            <w:tcW w:w="1580" w:type="dxa"/>
+          </w:tcPr>
+          <w:p>
+            <w:pPr>
+              <w:jc w:val="both"/>
+              <w:rPr>
+                <w:rFonts w:ascii="Calibri" w:hAnsi="Calibri" w:cs="Arial"/>
+                <w:i/>
+                <w:color w:val="548DD4"/>
+                <w:sz w:val="18"/>
+                <w:szCs w:val="20"/>
+                <w:lang w:eastAsia="es-CL"/>
+              </w:rPr>
+            </w:pPr>
+            <w:r>
+              <w:rPr>
+                <w:rFonts w:ascii="Calibri" w:hAnsi="Calibri"/>
+                <w:sz w:val="16"/>
+              </w:rPr>
+              <w:t>Implementar soluciones y comunicar resultados</w:t>
+            </w:r>
+          </w:p>
+        </w:tc>
+        <w:tc>
+          <w:tcPr>
+            <w:tcW w:w="1580" w:type="dxa"/>
+          </w:tcPr>
+          <w:p>
+            <w:pPr>
+              <w:jc w:val="both"/>
+              <w:rPr>
+                <w:rFonts w:ascii="Calibri" w:hAnsi="Calibri" w:cs="Arial"/>
+                <w:i/>
+                <w:color w:val="548DD4"/>
+                <w:sz w:val="18"/>
+                <w:szCs w:val="20"/>
+                <w:lang w:eastAsia="es-CL"/>
+              </w:rPr>
+            </w:pPr>
+            <w:r>
+              <w:rPr>
+                <w:rFonts w:ascii="Calibri" w:hAnsi="Calibri"/>
+                <w:sz w:val="16"/>
+              </w:rPr>
+              <w:t>13. Entrega y presentación final</w:t>
+            </w:r>
+          </w:p>
+        </w:tc>
+        <w:tc>
+          <w:tcPr>
+            <w:tcW w:w="1580" w:type="dxa"/>
+          </w:tcPr>
+          <w:p>
+            <w:pPr>
+              <w:jc w:val="both"/>
+              <w:rPr>
+                <w:rFonts w:ascii="Calibri" w:hAnsi="Calibri" w:cs="Arial"/>
+                <w:i/>
+                <w:color w:val="548DD4"/>
+                <w:sz w:val="18"/>
+                <w:szCs w:val="20"/>
+                <w:lang w:eastAsia="es-CL"/>
+              </w:rPr>
+            </w:pPr>
+            <w:r>
+              <w:rPr>
+                <w:rFonts w:ascii="Calibri" w:hAnsi="Calibri"/>
+                <w:sz w:val="16"/>
+              </w:rPr>
+              <w:t>Preparar versión final, demostración y exposición; verificar que el flujo pueda reproducirse.</w:t>
+            </w:r>
+          </w:p>
+        </w:tc>
+        <w:tc>
+          <w:tcPr>
+            <w:tcW w:w="1580" w:type="dxa"/>
+          </w:tcPr>
+          <w:p>
+            <w:pPr>
+              <w:jc w:val="both"/>
+              <w:rPr>
+                <w:rFonts w:ascii="Calibri" w:hAnsi="Calibri" w:cs="Arial"/>
+                <w:i/>
+                <w:color w:val="548DD4"/>
+                <w:sz w:val="18"/>
+                <w:szCs w:val="20"/>
+                <w:lang w:eastAsia="es-CL"/>
+              </w:rPr>
+            </w:pPr>
+            <w:r>
+              <w:rPr>
+                <w:rFonts w:ascii="Calibri" w:hAnsi="Calibri"/>
+                <w:sz w:val="16"/>
+              </w:rPr>
+              <w:t>Prototipo, documentos de demostración y presentación</w:t>
+            </w:r>
+          </w:p>
+        </w:tc>
+        <w:tc>
+          <w:tcPr>
+            <w:tcW w:w="1580" w:type="dxa"/>
+          </w:tcPr>
+          <w:p>
+            <w:pPr>
+              <w:jc w:val="both"/>
+              <w:rPr>
+                <w:rFonts w:ascii="Calibri" w:hAnsi="Calibri" w:cs="Arial"/>
+                <w:i/>
+                <w:color w:val="548DD4"/>
+                <w:sz w:val="18"/>
+                <w:szCs w:val="20"/>
+                <w:lang w:eastAsia="es-CL"/>
+              </w:rPr>
+            </w:pPr>
+            <w:r>
+              <w:rPr>
+                <w:rFonts w:ascii="Calibri" w:hAnsi="Calibri"/>
+                <w:sz w:val="16"/>
+              </w:rPr>
+              <w:t>2 semanas</w:t>
+            </w:r>
+            <w:r>
+              <w:rPr>
+                <w:rFonts w:ascii="Calibri" w:hAnsi="Calibri"/>
+                <w:sz w:val="16"/>
+              </w:rPr>
+              <w:br/>
+              <w:t>(S17–S18)</w:t>
+            </w:r>
+          </w:p>
+        </w:tc>
+        <w:tc>
+          <w:tcPr>
+            <w:tcW w:w="1580" w:type="dxa"/>
+          </w:tcPr>
+          <w:p>
+            <w:pPr>
+              <w:jc w:val="both"/>
+              <w:rPr>
+                <w:rFonts w:ascii="Calibri" w:hAnsi="Calibri" w:cs="Arial"/>
+                <w:i/>
+                <w:color w:val="548DD4"/>
+                <w:sz w:val="18"/>
+                <w:szCs w:val="20"/>
+                <w:lang w:eastAsia="es-CL"/>
+              </w:rPr>
+            </w:pPr>
+            <w:r>
+              <w:rPr>
+                <w:rFonts w:ascii="Calibri" w:hAnsi="Calibri"/>
+                <w:sz w:val="16"/>
+              </w:rPr>
+              <w:t>Víctor Mendoza, Vania González y Fabián Quezada</w:t>
+            </w:r>
+          </w:p>
+        </w:tc>
+        <w:tc>
+          <w:tcPr>
+            <w:tcW w:w="1581" w:type="dxa"/>
+          </w:tcPr>
+          <w:p>
+            <w:pPr>
+              <w:jc w:val="both"/>
+              <w:rPr>
+                <w:rFonts w:ascii="Calibri" w:hAnsi="Calibri" w:cs="Arial"/>
+                <w:i/>
+                <w:color w:val="548DD4"/>
+                <w:sz w:val="18"/>
+                <w:szCs w:val="20"/>
+                <w:lang w:eastAsia="es-CL"/>
+              </w:rPr>
+            </w:pPr>
+            <w:r>
+              <w:rPr>
+                <w:rFonts w:ascii="Calibri" w:hAnsi="Calibri"/>
+                <w:sz w:val="16"/>
+              </w:rPr>
+              <w:t>Hito propuesto en S18; ajustar a la fecha de entrega académica.</w:t>
+            </w:r>
+          </w:p>
+        </w:tc>
+      </w:tr>
+      <w:tr>
+        <w:tblPrEx>
+          <w:jc w:val="left"/>
+          <w:tblBorders>
+            <w:top w:val="single" w:sz="4" w:space="0" w:color="auto"/>
+            <w:left w:val="single" w:sz="4" w:space="0" w:color="auto"/>
+            <w:bottom w:val="single" w:sz="4" w:space="0" w:color="auto"/>
+            <w:right w:val="single" w:sz="4" w:space="0" w:color="auto"/>
+            <w:insideH w:val="single" w:sz="4" w:space="0" w:color="auto"/>
+            <w:insideV w:val="single" w:sz="4" w:space="0" w:color="auto"/>
+          </w:tblBorders>
+        </w:tblPrEx>
+        <w:tc>
+          <w:tcPr>
+            <w:tcW w:w="1580" w:type="dxa"/>
+          </w:tcPr>
+          <w:p>
+            <w:pPr>
+              <w:jc w:val="both"/>
+              <w:rPr>
+                <w:rFonts w:ascii="Calibri" w:hAnsi="Calibri" w:cs="Arial"/>
+                <w:i/>
+                <w:color w:val="548DD4"/>
+                <w:sz w:val="18"/>
+                <w:szCs w:val="20"/>
+                <w:lang w:eastAsia="es-CL"/>
+              </w:rPr>
+            </w:pPr>
+            <w:r>
+              <w:rPr>
+                <w:rFonts w:ascii="Calibri" w:hAnsi="Calibri"/>
+                <w:sz w:val="16"/>
+              </w:rPr>
+              <w:t>Gestionar proyectos informáticos</w:t>
+            </w:r>
+          </w:p>
+        </w:tc>
+        <w:tc>
+          <w:tcPr>
+            <w:tcW w:w="1580" w:type="dxa"/>
+          </w:tcPr>
+          <w:p>
+            <w:pPr>
+              <w:jc w:val="both"/>
+              <w:rPr>
+                <w:rFonts w:ascii="Calibri" w:hAnsi="Calibri" w:cs="Arial"/>
+                <w:i/>
+                <w:color w:val="548DD4"/>
+                <w:sz w:val="18"/>
+                <w:szCs w:val="20"/>
+                <w:lang w:eastAsia="es-CL"/>
+              </w:rPr>
+            </w:pPr>
+            <w:r>
+              <w:rPr>
+                <w:rFonts w:ascii="Calibri" w:hAnsi="Calibri"/>
+                <w:sz w:val="16"/>
+              </w:rPr>
+              <w:t>14. Seguimiento y registro de evidencias</w:t>
+            </w:r>
+          </w:p>
+        </w:tc>
+        <w:tc>
+          <w:tcPr>
+            <w:tcW w:w="1580" w:type="dxa"/>
+          </w:tcPr>
+          <w:p>
+            <w:pPr>
+              <w:jc w:val="both"/>
+              <w:rPr>
+                <w:rFonts w:ascii="Calibri" w:hAnsi="Calibri" w:cs="Arial"/>
+                <w:i/>
+                <w:color w:val="548DD4"/>
+                <w:sz w:val="18"/>
+                <w:szCs w:val="20"/>
+                <w:lang w:eastAsia="es-CL"/>
+              </w:rPr>
+            </w:pPr>
+            <w:r>
+              <w:rPr>
+                <w:rFonts w:ascii="Calibri" w:hAnsi="Calibri"/>
+                <w:sz w:val="16"/>
+              </w:rPr>
+              <w:t xml:space="preserve">Actualizar </w:t>
+            </w:r>
+            <w:proofErr w:type="spellStart"/>
+            <w:r>
+              <w:rPr>
+                <w:rFonts w:ascii="Calibri" w:hAnsi="Calibri"/>
+                <w:sz w:val="16"/>
+              </w:rPr>
+              <w:t>Canvas</w:t>
+            </w:r>
+            <w:proofErr w:type="spellEnd"/>
+            <w:r>
+              <w:rPr>
+                <w:rFonts w:ascii="Calibri" w:hAnsi="Calibri"/>
+                <w:sz w:val="16"/>
+              </w:rPr>
+              <w:t>, registrar acuerdos, respaldar evidencias y revisar semanalmente tareas y riesgos.</w:t>
+            </w:r>
+          </w:p>
+        </w:tc>
+        <w:tc>
+          <w:tcPr>
+            <w:tcW w:w="1580" w:type="dxa"/>
+          </w:tcPr>
+          <w:p>
+            <w:pPr>
+              <w:jc w:val="both"/>
+              <w:rPr>
+                <w:rFonts w:ascii="Calibri" w:hAnsi="Calibri" w:cs="Arial"/>
+                <w:i/>
+                <w:color w:val="548DD4"/>
+                <w:sz w:val="18"/>
+                <w:szCs w:val="20"/>
+                <w:lang w:eastAsia="es-CL"/>
+              </w:rPr>
+            </w:pPr>
+            <w:r>
+              <w:rPr>
+                <w:rFonts w:ascii="Calibri" w:hAnsi="Calibri"/>
+                <w:sz w:val="16"/>
+              </w:rPr>
+              <w:t xml:space="preserve">Tablero </w:t>
+            </w:r>
+            <w:proofErr w:type="spellStart"/>
+            <w:r>
+              <w:rPr>
+                <w:rFonts w:ascii="Calibri" w:hAnsi="Calibri"/>
+                <w:sz w:val="16"/>
+              </w:rPr>
+              <w:t>Canvas</w:t>
+            </w:r>
+            <w:proofErr w:type="spellEnd"/>
+            <w:r>
+              <w:rPr>
+                <w:rFonts w:ascii="Calibri" w:hAnsi="Calibri"/>
+                <w:sz w:val="16"/>
+              </w:rPr>
+              <w:t>, repositorio y carpeta compartida</w:t>
+            </w:r>
+          </w:p>
+        </w:tc>
+        <w:tc>
+          <w:tcPr>
+            <w:tcW w:w="1580" w:type="dxa"/>
+          </w:tcPr>
+          <w:p>
+            <w:pPr>
+              <w:jc w:val="both"/>
+              <w:rPr>
+                <w:rFonts w:ascii="Calibri" w:hAnsi="Calibri" w:cs="Arial"/>
+                <w:i/>
+                <w:color w:val="548DD4"/>
+                <w:sz w:val="18"/>
+                <w:szCs w:val="20"/>
+                <w:lang w:eastAsia="es-CL"/>
+              </w:rPr>
+            </w:pPr>
+            <w:r>
+              <w:rPr>
+                <w:rFonts w:ascii="Calibri" w:hAnsi="Calibri"/>
+                <w:sz w:val="16"/>
+              </w:rPr>
+              <w:t>18 semanas</w:t>
+            </w:r>
+            <w:r>
+              <w:rPr>
+                <w:rFonts w:ascii="Calibri" w:hAnsi="Calibri"/>
+                <w:sz w:val="16"/>
+              </w:rPr>
+              <w:br/>
+              <w:t>(S1–S18)</w:t>
+            </w:r>
+          </w:p>
+        </w:tc>
+        <w:tc>
+          <w:tcPr>
+            <w:tcW w:w="1580" w:type="dxa"/>
+          </w:tcPr>
+          <w:p>
+            <w:pPr>
+              <w:jc w:val="both"/>
+              <w:rPr>
+                <w:rFonts w:ascii="Calibri" w:hAnsi="Calibri" w:cs="Arial"/>
+                <w:i/>
+                <w:color w:val="548DD4"/>
+                <w:sz w:val="18"/>
+                <w:szCs w:val="20"/>
+                <w:lang w:eastAsia="es-CL"/>
+              </w:rPr>
+            </w:pPr>
+            <w:r>
+              <w:rPr>
+                <w:rFonts w:ascii="Calibri" w:hAnsi="Calibri"/>
+                <w:sz w:val="16"/>
+              </w:rPr>
+              <w:t>Fabián Quezada y Vania González; participación: Víctor Mendoza</w:t>
+            </w:r>
+          </w:p>
+        </w:tc>
+        <w:tc>
+          <w:tcPr>
+            <w:tcW w:w="1581" w:type="dxa"/>
+          </w:tcPr>
+          <w:p>
+            <w:pPr>
+              <w:jc w:val="both"/>
+              <w:rPr>
+                <w:rFonts w:ascii="Calibri" w:hAnsi="Calibri" w:cs="Arial"/>
+                <w:i/>
+                <w:color w:val="548DD4"/>
+                <w:sz w:val="18"/>
+                <w:szCs w:val="20"/>
+                <w:lang w:eastAsia="es-CL"/>
+              </w:rPr>
+            </w:pPr>
+            <w:r>
+              <w:rPr>
+                <w:rFonts w:ascii="Calibri" w:hAnsi="Calibri"/>
+                <w:sz w:val="16"/>
+              </w:rPr>
+              <w:t>Actividad transversal; dejar identificadas las contribuciones de cada integrante.</w:t>
+            </w:r>
           </w:p>
         </w:tc>
       </w:tr>
@@ -5736,7 +8413,6 @@
                 <w:sz w:val="28"/>
                 <w:szCs w:val="28"/>
               </w:rPr>
-              <w:lastRenderedPageBreak/>
               <w:t>8</w:t>
             </w:r>
             <w:r>
@@ -6488,14 +9164,11 @@
             </w:pPr>
             <w:r>
               <w:rPr>
-                <w:rFonts w:ascii="Calibri" w:hAnsi="Calibri" w:cs="Arial"/>
-                <w:i/>
-                <w:color w:val="548DD4"/>
-                <w:sz w:val="16"/>
-                <w:szCs w:val="16"/>
-                <w:lang w:eastAsia="es-CL"/>
-              </w:rPr>
-              <w:t>Describe actividades del punto anterior</w:t>
+                <w:rFonts w:ascii="Calibri" w:hAnsi="Calibri"/>
+                <w:sz w:val="16"/>
+              </w:rPr>
+              <w:lastRenderedPageBreak/>
+              <w:t>1. Análisis del proceso y alcance</w:t>
             </w:r>
           </w:p>
         </w:tc>
@@ -6513,6 +9186,13 @@
                 <w:szCs w:val="16"/>
               </w:rPr>
             </w:pPr>
+            <w:r>
+              <w:rPr>
+                <w:rFonts w:ascii="Calibri" w:hAnsi="Calibri"/>
+                <w:sz w:val="16"/>
+              </w:rPr>
+              <w:t>X</w:t>
+            </w:r>
           </w:p>
         </w:tc>
         <w:tc>
@@ -6529,6 +9209,13 @@
                 <w:szCs w:val="16"/>
               </w:rPr>
             </w:pPr>
+            <w:r>
+              <w:rPr>
+                <w:rFonts w:ascii="Calibri" w:hAnsi="Calibri"/>
+                <w:sz w:val="16"/>
+              </w:rPr>
+              <w:t>X</w:t>
+            </w:r>
           </w:p>
         </w:tc>
         <w:tc>
@@ -6809,6 +9496,13 @@
                 <w:szCs w:val="16"/>
               </w:rPr>
             </w:pPr>
+            <w:r>
+              <w:rPr>
+                <w:rFonts w:ascii="Calibri" w:hAnsi="Calibri"/>
+                <w:sz w:val="16"/>
+              </w:rPr>
+              <w:t>2. Requerimientos y planificación</w:t>
+            </w:r>
           </w:p>
         </w:tc>
         <w:tc>
@@ -6841,6 +9535,13 @@
                 <w:szCs w:val="16"/>
               </w:rPr>
             </w:pPr>
+            <w:r>
+              <w:rPr>
+                <w:rFonts w:ascii="Calibri" w:hAnsi="Calibri"/>
+                <w:sz w:val="16"/>
+              </w:rPr>
+              <w:t>X</w:t>
+            </w:r>
           </w:p>
         </w:tc>
         <w:tc>
@@ -6857,6 +9558,13 @@
                 <w:szCs w:val="16"/>
               </w:rPr>
             </w:pPr>
+            <w:r>
+              <w:rPr>
+                <w:rFonts w:ascii="Calibri" w:hAnsi="Calibri"/>
+                <w:sz w:val="16"/>
+              </w:rPr>
+              <w:t>X</w:t>
+            </w:r>
           </w:p>
         </w:tc>
         <w:tc>
@@ -6873,6 +9581,13 @@
                 <w:szCs w:val="16"/>
               </w:rPr>
             </w:pPr>
+            <w:r>
+              <w:rPr>
+                <w:rFonts w:ascii="Calibri" w:hAnsi="Calibri"/>
+                <w:sz w:val="16"/>
+              </w:rPr>
+              <w:t>X</w:t>
+            </w:r>
           </w:p>
         </w:tc>
         <w:tc>
@@ -7121,6 +9836,13 @@
                 <w:szCs w:val="16"/>
               </w:rPr>
             </w:pPr>
+            <w:r>
+              <w:rPr>
+                <w:rFonts w:ascii="Calibri" w:hAnsi="Calibri"/>
+                <w:sz w:val="16"/>
+              </w:rPr>
+              <w:t>3. Diseño de arquitectura y base de datos</w:t>
+            </w:r>
           </w:p>
         </w:tc>
         <w:tc>
@@ -7169,6 +9891,13 @@
                 <w:szCs w:val="16"/>
               </w:rPr>
             </w:pPr>
+            <w:r>
+              <w:rPr>
+                <w:rFonts w:ascii="Calibri" w:hAnsi="Calibri"/>
+                <w:sz w:val="16"/>
+              </w:rPr>
+              <w:t>X</w:t>
+            </w:r>
           </w:p>
         </w:tc>
         <w:tc>
@@ -7185,6 +9914,13 @@
                 <w:szCs w:val="16"/>
               </w:rPr>
             </w:pPr>
+            <w:r>
+              <w:rPr>
+                <w:rFonts w:ascii="Calibri" w:hAnsi="Calibri"/>
+                <w:sz w:val="16"/>
+              </w:rPr>
+              <w:t>X</w:t>
+            </w:r>
           </w:p>
         </w:tc>
         <w:tc>
@@ -7410,6 +10146,3983 @@
                 <w:szCs w:val="16"/>
               </w:rPr>
             </w:pPr>
+          </w:p>
+        </w:tc>
+      </w:tr>
+      <w:tr>
+        <w:tblPrEx>
+          <w:tblBorders>
+            <w:top w:val="single" w:sz="4" w:space="0" w:color="auto"/>
+            <w:left w:val="single" w:sz="4" w:space="0" w:color="auto"/>
+            <w:bottom w:val="single" w:sz="4" w:space="0" w:color="auto"/>
+            <w:right w:val="single" w:sz="4" w:space="0" w:color="auto"/>
+            <w:insideH w:val="single" w:sz="4" w:space="0" w:color="auto"/>
+            <w:insideV w:val="single" w:sz="4" w:space="0" w:color="auto"/>
+          </w:tblBorders>
+        </w:tblPrEx>
+        <w:trPr>
+          <w:gridAfter w:val="1"/>
+          <w:wAfter w:w="10" w:type="dxa"/>
+          <w:trHeight w:val="294"/>
+        </w:trPr>
+        <w:tc>
+          <w:tcPr>
+            <w:tcW w:w="1351" w:type="dxa"/>
+          </w:tcPr>
+          <w:p>
+            <w:pPr>
+              <w:spacing w:line="360" w:lineRule="auto"/>
+              <w:jc w:val="both"/>
+              <w:rPr>
+                <w:b/>
+                <w:sz w:val="16"/>
+                <w:szCs w:val="16"/>
+              </w:rPr>
+            </w:pPr>
+            <w:r>
+              <w:rPr>
+                <w:rFonts w:ascii="Calibri" w:hAnsi="Calibri"/>
+                <w:sz w:val="16"/>
+              </w:rPr>
+              <w:t>4. Preparación del entorno e interfaz</w:t>
+            </w:r>
+          </w:p>
+        </w:tc>
+        <w:tc>
+          <w:tcPr>
+            <w:tcW w:w="536" w:type="dxa"/>
+          </w:tcPr>
+          <w:p>
+            <w:pPr>
+              <w:spacing w:line="360" w:lineRule="auto"/>
+              <w:jc w:val="both"/>
+              <w:rPr>
+                <w:b/>
+                <w:sz w:val="16"/>
+                <w:szCs w:val="16"/>
+              </w:rPr>
+            </w:pPr>
+          </w:p>
+        </w:tc>
+        <w:tc>
+          <w:tcPr>
+            <w:tcW w:w="522" w:type="dxa"/>
+          </w:tcPr>
+          <w:p>
+            <w:pPr>
+              <w:spacing w:line="360" w:lineRule="auto"/>
+              <w:jc w:val="both"/>
+              <w:rPr>
+                <w:b/>
+                <w:sz w:val="16"/>
+                <w:szCs w:val="16"/>
+              </w:rPr>
+            </w:pPr>
+          </w:p>
+        </w:tc>
+        <w:tc>
+          <w:tcPr>
+            <w:tcW w:w="523" w:type="dxa"/>
+          </w:tcPr>
+          <w:p>
+            <w:pPr>
+              <w:spacing w:line="360" w:lineRule="auto"/>
+              <w:jc w:val="both"/>
+              <w:rPr>
+                <w:b/>
+                <w:sz w:val="16"/>
+                <w:szCs w:val="16"/>
+              </w:rPr>
+            </w:pPr>
+          </w:p>
+        </w:tc>
+        <w:tc>
+          <w:tcPr>
+            <w:tcW w:w="526" w:type="dxa"/>
+          </w:tcPr>
+          <w:p>
+            <w:pPr>
+              <w:spacing w:line="360" w:lineRule="auto"/>
+              <w:jc w:val="both"/>
+              <w:rPr>
+                <w:b/>
+                <w:sz w:val="16"/>
+                <w:szCs w:val="16"/>
+              </w:rPr>
+            </w:pPr>
+          </w:p>
+        </w:tc>
+        <w:tc>
+          <w:tcPr>
+            <w:tcW w:w="523" w:type="dxa"/>
+          </w:tcPr>
+          <w:p>
+            <w:pPr>
+              <w:spacing w:line="360" w:lineRule="auto"/>
+              <w:jc w:val="both"/>
+              <w:rPr>
+                <w:b/>
+                <w:sz w:val="16"/>
+                <w:szCs w:val="16"/>
+              </w:rPr>
+            </w:pPr>
+            <w:r>
+              <w:rPr>
+                <w:rFonts w:ascii="Calibri" w:hAnsi="Calibri"/>
+                <w:sz w:val="16"/>
+              </w:rPr>
+              <w:t>X</w:t>
+            </w:r>
+          </w:p>
+        </w:tc>
+        <w:tc>
+          <w:tcPr>
+            <w:tcW w:w="523" w:type="dxa"/>
+          </w:tcPr>
+          <w:p>
+            <w:pPr>
+              <w:spacing w:line="360" w:lineRule="auto"/>
+              <w:jc w:val="both"/>
+              <w:rPr>
+                <w:b/>
+                <w:sz w:val="16"/>
+                <w:szCs w:val="16"/>
+              </w:rPr>
+            </w:pPr>
+            <w:r>
+              <w:rPr>
+                <w:rFonts w:ascii="Calibri" w:hAnsi="Calibri"/>
+                <w:sz w:val="16"/>
+              </w:rPr>
+              <w:t>X</w:t>
+            </w:r>
+          </w:p>
+        </w:tc>
+        <w:tc>
+          <w:tcPr>
+            <w:tcW w:w="523" w:type="dxa"/>
+          </w:tcPr>
+          <w:p>
+            <w:pPr>
+              <w:spacing w:line="360" w:lineRule="auto"/>
+              <w:jc w:val="both"/>
+              <w:rPr>
+                <w:b/>
+                <w:sz w:val="16"/>
+                <w:szCs w:val="16"/>
+              </w:rPr>
+            </w:pPr>
+          </w:p>
+        </w:tc>
+        <w:tc>
+          <w:tcPr>
+            <w:tcW w:w="523" w:type="dxa"/>
+          </w:tcPr>
+          <w:p>
+            <w:pPr>
+              <w:spacing w:line="360" w:lineRule="auto"/>
+              <w:jc w:val="both"/>
+              <w:rPr>
+                <w:b/>
+                <w:sz w:val="16"/>
+                <w:szCs w:val="16"/>
+              </w:rPr>
+            </w:pPr>
+          </w:p>
+        </w:tc>
+        <w:tc>
+          <w:tcPr>
+            <w:tcW w:w="523" w:type="dxa"/>
+          </w:tcPr>
+          <w:p>
+            <w:pPr>
+              <w:spacing w:line="360" w:lineRule="auto"/>
+              <w:jc w:val="both"/>
+              <w:rPr>
+                <w:b/>
+                <w:sz w:val="16"/>
+                <w:szCs w:val="16"/>
+              </w:rPr>
+            </w:pPr>
+          </w:p>
+        </w:tc>
+        <w:tc>
+          <w:tcPr>
+            <w:tcW w:w="523" w:type="dxa"/>
+          </w:tcPr>
+          <w:p>
+            <w:pPr>
+              <w:spacing w:line="360" w:lineRule="auto"/>
+              <w:jc w:val="both"/>
+              <w:rPr>
+                <w:b/>
+                <w:sz w:val="16"/>
+                <w:szCs w:val="16"/>
+              </w:rPr>
+            </w:pPr>
+          </w:p>
+        </w:tc>
+        <w:tc>
+          <w:tcPr>
+            <w:tcW w:w="523" w:type="dxa"/>
+          </w:tcPr>
+          <w:p>
+            <w:pPr>
+              <w:spacing w:line="360" w:lineRule="auto"/>
+              <w:jc w:val="both"/>
+              <w:rPr>
+                <w:b/>
+                <w:sz w:val="16"/>
+                <w:szCs w:val="16"/>
+              </w:rPr>
+            </w:pPr>
+          </w:p>
+        </w:tc>
+        <w:tc>
+          <w:tcPr>
+            <w:tcW w:w="523" w:type="dxa"/>
+          </w:tcPr>
+          <w:p>
+            <w:pPr>
+              <w:spacing w:line="360" w:lineRule="auto"/>
+              <w:jc w:val="both"/>
+              <w:rPr>
+                <w:b/>
+                <w:sz w:val="16"/>
+                <w:szCs w:val="16"/>
+              </w:rPr>
+            </w:pPr>
+          </w:p>
+        </w:tc>
+        <w:tc>
+          <w:tcPr>
+            <w:tcW w:w="525" w:type="dxa"/>
+          </w:tcPr>
+          <w:p>
+            <w:pPr>
+              <w:spacing w:line="360" w:lineRule="auto"/>
+              <w:jc w:val="both"/>
+              <w:rPr>
+                <w:b/>
+                <w:sz w:val="16"/>
+                <w:szCs w:val="16"/>
+              </w:rPr>
+            </w:pPr>
+          </w:p>
+        </w:tc>
+        <w:tc>
+          <w:tcPr>
+            <w:tcW w:w="525" w:type="dxa"/>
+          </w:tcPr>
+          <w:p>
+            <w:pPr>
+              <w:spacing w:line="360" w:lineRule="auto"/>
+              <w:jc w:val="both"/>
+              <w:rPr>
+                <w:b/>
+                <w:sz w:val="16"/>
+                <w:szCs w:val="16"/>
+              </w:rPr>
+            </w:pPr>
+          </w:p>
+        </w:tc>
+        <w:tc>
+          <w:tcPr>
+            <w:tcW w:w="525" w:type="dxa"/>
+          </w:tcPr>
+          <w:p>
+            <w:pPr>
+              <w:spacing w:line="360" w:lineRule="auto"/>
+              <w:jc w:val="both"/>
+              <w:rPr>
+                <w:b/>
+                <w:sz w:val="16"/>
+                <w:szCs w:val="16"/>
+              </w:rPr>
+            </w:pPr>
+          </w:p>
+        </w:tc>
+        <w:tc>
+          <w:tcPr>
+            <w:tcW w:w="525" w:type="dxa"/>
+            <w:gridSpan w:val="2"/>
+          </w:tcPr>
+          <w:p>
+            <w:pPr>
+              <w:spacing w:line="360" w:lineRule="auto"/>
+              <w:jc w:val="both"/>
+              <w:rPr>
+                <w:b/>
+                <w:sz w:val="16"/>
+                <w:szCs w:val="16"/>
+              </w:rPr>
+            </w:pPr>
+          </w:p>
+        </w:tc>
+        <w:tc>
+          <w:tcPr>
+            <w:tcW w:w="525" w:type="dxa"/>
+          </w:tcPr>
+          <w:p>
+            <w:pPr>
+              <w:spacing w:line="360" w:lineRule="auto"/>
+              <w:jc w:val="both"/>
+              <w:rPr>
+                <w:b/>
+                <w:sz w:val="16"/>
+                <w:szCs w:val="16"/>
+              </w:rPr>
+            </w:pPr>
+          </w:p>
+        </w:tc>
+        <w:tc>
+          <w:tcPr>
+            <w:tcW w:w="525" w:type="dxa"/>
+          </w:tcPr>
+          <w:p>
+            <w:pPr>
+              <w:spacing w:line="360" w:lineRule="auto"/>
+              <w:jc w:val="both"/>
+              <w:rPr>
+                <w:b/>
+                <w:sz w:val="16"/>
+                <w:szCs w:val="16"/>
+              </w:rPr>
+            </w:pPr>
+          </w:p>
+        </w:tc>
+      </w:tr>
+      <w:tr>
+        <w:tblPrEx>
+          <w:tblBorders>
+            <w:top w:val="single" w:sz="4" w:space="0" w:color="auto"/>
+            <w:left w:val="single" w:sz="4" w:space="0" w:color="auto"/>
+            <w:bottom w:val="single" w:sz="4" w:space="0" w:color="auto"/>
+            <w:right w:val="single" w:sz="4" w:space="0" w:color="auto"/>
+            <w:insideH w:val="single" w:sz="4" w:space="0" w:color="auto"/>
+            <w:insideV w:val="single" w:sz="4" w:space="0" w:color="auto"/>
+          </w:tblBorders>
+        </w:tblPrEx>
+        <w:trPr>
+          <w:gridAfter w:val="1"/>
+          <w:wAfter w:w="10" w:type="dxa"/>
+          <w:trHeight w:val="294"/>
+        </w:trPr>
+        <w:tc>
+          <w:tcPr>
+            <w:tcW w:w="1351" w:type="dxa"/>
+          </w:tcPr>
+          <w:p>
+            <w:pPr>
+              <w:spacing w:line="360" w:lineRule="auto"/>
+              <w:jc w:val="both"/>
+              <w:rPr>
+                <w:b/>
+                <w:sz w:val="16"/>
+                <w:szCs w:val="16"/>
+              </w:rPr>
+            </w:pPr>
+            <w:r>
+              <w:rPr>
+                <w:rFonts w:ascii="Calibri" w:hAnsi="Calibri"/>
+                <w:sz w:val="16"/>
+              </w:rPr>
+              <w:t>5. Carga y almacenamiento de documentos</w:t>
+            </w:r>
+          </w:p>
+        </w:tc>
+        <w:tc>
+          <w:tcPr>
+            <w:tcW w:w="536" w:type="dxa"/>
+          </w:tcPr>
+          <w:p>
+            <w:pPr>
+              <w:spacing w:line="360" w:lineRule="auto"/>
+              <w:jc w:val="both"/>
+              <w:rPr>
+                <w:b/>
+                <w:sz w:val="16"/>
+                <w:szCs w:val="16"/>
+              </w:rPr>
+            </w:pPr>
+          </w:p>
+        </w:tc>
+        <w:tc>
+          <w:tcPr>
+            <w:tcW w:w="522" w:type="dxa"/>
+          </w:tcPr>
+          <w:p>
+            <w:pPr>
+              <w:spacing w:line="360" w:lineRule="auto"/>
+              <w:jc w:val="both"/>
+              <w:rPr>
+                <w:b/>
+                <w:sz w:val="16"/>
+                <w:szCs w:val="16"/>
+              </w:rPr>
+            </w:pPr>
+          </w:p>
+        </w:tc>
+        <w:tc>
+          <w:tcPr>
+            <w:tcW w:w="523" w:type="dxa"/>
+          </w:tcPr>
+          <w:p>
+            <w:pPr>
+              <w:spacing w:line="360" w:lineRule="auto"/>
+              <w:jc w:val="both"/>
+              <w:rPr>
+                <w:b/>
+                <w:sz w:val="16"/>
+                <w:szCs w:val="16"/>
+              </w:rPr>
+            </w:pPr>
+          </w:p>
+        </w:tc>
+        <w:tc>
+          <w:tcPr>
+            <w:tcW w:w="526" w:type="dxa"/>
+          </w:tcPr>
+          <w:p>
+            <w:pPr>
+              <w:spacing w:line="360" w:lineRule="auto"/>
+              <w:jc w:val="both"/>
+              <w:rPr>
+                <w:b/>
+                <w:sz w:val="16"/>
+                <w:szCs w:val="16"/>
+              </w:rPr>
+            </w:pPr>
+          </w:p>
+        </w:tc>
+        <w:tc>
+          <w:tcPr>
+            <w:tcW w:w="523" w:type="dxa"/>
+          </w:tcPr>
+          <w:p>
+            <w:pPr>
+              <w:spacing w:line="360" w:lineRule="auto"/>
+              <w:jc w:val="both"/>
+              <w:rPr>
+                <w:b/>
+                <w:sz w:val="16"/>
+                <w:szCs w:val="16"/>
+              </w:rPr>
+            </w:pPr>
+          </w:p>
+        </w:tc>
+        <w:tc>
+          <w:tcPr>
+            <w:tcW w:w="523" w:type="dxa"/>
+          </w:tcPr>
+          <w:p>
+            <w:pPr>
+              <w:spacing w:line="360" w:lineRule="auto"/>
+              <w:jc w:val="both"/>
+              <w:rPr>
+                <w:b/>
+                <w:sz w:val="16"/>
+                <w:szCs w:val="16"/>
+              </w:rPr>
+            </w:pPr>
+            <w:r>
+              <w:rPr>
+                <w:rFonts w:ascii="Calibri" w:hAnsi="Calibri"/>
+                <w:sz w:val="16"/>
+              </w:rPr>
+              <w:t>X</w:t>
+            </w:r>
+          </w:p>
+        </w:tc>
+        <w:tc>
+          <w:tcPr>
+            <w:tcW w:w="523" w:type="dxa"/>
+          </w:tcPr>
+          <w:p>
+            <w:pPr>
+              <w:spacing w:line="360" w:lineRule="auto"/>
+              <w:jc w:val="both"/>
+              <w:rPr>
+                <w:b/>
+                <w:sz w:val="16"/>
+                <w:szCs w:val="16"/>
+              </w:rPr>
+            </w:pPr>
+            <w:r>
+              <w:rPr>
+                <w:rFonts w:ascii="Calibri" w:hAnsi="Calibri"/>
+                <w:sz w:val="16"/>
+              </w:rPr>
+              <w:t>X</w:t>
+            </w:r>
+          </w:p>
+        </w:tc>
+        <w:tc>
+          <w:tcPr>
+            <w:tcW w:w="523" w:type="dxa"/>
+          </w:tcPr>
+          <w:p>
+            <w:pPr>
+              <w:spacing w:line="360" w:lineRule="auto"/>
+              <w:jc w:val="both"/>
+              <w:rPr>
+                <w:b/>
+                <w:sz w:val="16"/>
+                <w:szCs w:val="16"/>
+              </w:rPr>
+            </w:pPr>
+          </w:p>
+        </w:tc>
+        <w:tc>
+          <w:tcPr>
+            <w:tcW w:w="523" w:type="dxa"/>
+          </w:tcPr>
+          <w:p>
+            <w:pPr>
+              <w:spacing w:line="360" w:lineRule="auto"/>
+              <w:jc w:val="both"/>
+              <w:rPr>
+                <w:b/>
+                <w:sz w:val="16"/>
+                <w:szCs w:val="16"/>
+              </w:rPr>
+            </w:pPr>
+          </w:p>
+        </w:tc>
+        <w:tc>
+          <w:tcPr>
+            <w:tcW w:w="523" w:type="dxa"/>
+          </w:tcPr>
+          <w:p>
+            <w:pPr>
+              <w:spacing w:line="360" w:lineRule="auto"/>
+              <w:jc w:val="both"/>
+              <w:rPr>
+                <w:b/>
+                <w:sz w:val="16"/>
+                <w:szCs w:val="16"/>
+              </w:rPr>
+            </w:pPr>
+          </w:p>
+        </w:tc>
+        <w:tc>
+          <w:tcPr>
+            <w:tcW w:w="523" w:type="dxa"/>
+          </w:tcPr>
+          <w:p>
+            <w:pPr>
+              <w:spacing w:line="360" w:lineRule="auto"/>
+              <w:jc w:val="both"/>
+              <w:rPr>
+                <w:b/>
+                <w:sz w:val="16"/>
+                <w:szCs w:val="16"/>
+              </w:rPr>
+            </w:pPr>
+          </w:p>
+        </w:tc>
+        <w:tc>
+          <w:tcPr>
+            <w:tcW w:w="523" w:type="dxa"/>
+          </w:tcPr>
+          <w:p>
+            <w:pPr>
+              <w:spacing w:line="360" w:lineRule="auto"/>
+              <w:jc w:val="both"/>
+              <w:rPr>
+                <w:b/>
+                <w:sz w:val="16"/>
+                <w:szCs w:val="16"/>
+              </w:rPr>
+            </w:pPr>
+          </w:p>
+        </w:tc>
+        <w:tc>
+          <w:tcPr>
+            <w:tcW w:w="525" w:type="dxa"/>
+          </w:tcPr>
+          <w:p>
+            <w:pPr>
+              <w:spacing w:line="360" w:lineRule="auto"/>
+              <w:jc w:val="both"/>
+              <w:rPr>
+                <w:b/>
+                <w:sz w:val="16"/>
+                <w:szCs w:val="16"/>
+              </w:rPr>
+            </w:pPr>
+          </w:p>
+        </w:tc>
+        <w:tc>
+          <w:tcPr>
+            <w:tcW w:w="525" w:type="dxa"/>
+          </w:tcPr>
+          <w:p>
+            <w:pPr>
+              <w:spacing w:line="360" w:lineRule="auto"/>
+              <w:jc w:val="both"/>
+              <w:rPr>
+                <w:b/>
+                <w:sz w:val="16"/>
+                <w:szCs w:val="16"/>
+              </w:rPr>
+            </w:pPr>
+          </w:p>
+        </w:tc>
+        <w:tc>
+          <w:tcPr>
+            <w:tcW w:w="525" w:type="dxa"/>
+          </w:tcPr>
+          <w:p>
+            <w:pPr>
+              <w:spacing w:line="360" w:lineRule="auto"/>
+              <w:jc w:val="both"/>
+              <w:rPr>
+                <w:b/>
+                <w:sz w:val="16"/>
+                <w:szCs w:val="16"/>
+              </w:rPr>
+            </w:pPr>
+          </w:p>
+        </w:tc>
+        <w:tc>
+          <w:tcPr>
+            <w:tcW w:w="525" w:type="dxa"/>
+            <w:gridSpan w:val="2"/>
+          </w:tcPr>
+          <w:p>
+            <w:pPr>
+              <w:spacing w:line="360" w:lineRule="auto"/>
+              <w:jc w:val="both"/>
+              <w:rPr>
+                <w:b/>
+                <w:sz w:val="16"/>
+                <w:szCs w:val="16"/>
+              </w:rPr>
+            </w:pPr>
+          </w:p>
+        </w:tc>
+        <w:tc>
+          <w:tcPr>
+            <w:tcW w:w="525" w:type="dxa"/>
+          </w:tcPr>
+          <w:p>
+            <w:pPr>
+              <w:spacing w:line="360" w:lineRule="auto"/>
+              <w:jc w:val="both"/>
+              <w:rPr>
+                <w:b/>
+                <w:sz w:val="16"/>
+                <w:szCs w:val="16"/>
+              </w:rPr>
+            </w:pPr>
+          </w:p>
+        </w:tc>
+        <w:tc>
+          <w:tcPr>
+            <w:tcW w:w="525" w:type="dxa"/>
+          </w:tcPr>
+          <w:p>
+            <w:pPr>
+              <w:spacing w:line="360" w:lineRule="auto"/>
+              <w:jc w:val="both"/>
+              <w:rPr>
+                <w:b/>
+                <w:sz w:val="16"/>
+                <w:szCs w:val="16"/>
+              </w:rPr>
+            </w:pPr>
+          </w:p>
+        </w:tc>
+      </w:tr>
+      <w:tr>
+        <w:tblPrEx>
+          <w:tblBorders>
+            <w:top w:val="single" w:sz="4" w:space="0" w:color="auto"/>
+            <w:left w:val="single" w:sz="4" w:space="0" w:color="auto"/>
+            <w:bottom w:val="single" w:sz="4" w:space="0" w:color="auto"/>
+            <w:right w:val="single" w:sz="4" w:space="0" w:color="auto"/>
+            <w:insideH w:val="single" w:sz="4" w:space="0" w:color="auto"/>
+            <w:insideV w:val="single" w:sz="4" w:space="0" w:color="auto"/>
+          </w:tblBorders>
+        </w:tblPrEx>
+        <w:trPr>
+          <w:gridAfter w:val="1"/>
+          <w:wAfter w:w="10" w:type="dxa"/>
+          <w:trHeight w:val="294"/>
+        </w:trPr>
+        <w:tc>
+          <w:tcPr>
+            <w:tcW w:w="1351" w:type="dxa"/>
+          </w:tcPr>
+          <w:p>
+            <w:pPr>
+              <w:spacing w:line="360" w:lineRule="auto"/>
+              <w:jc w:val="both"/>
+              <w:rPr>
+                <w:b/>
+                <w:sz w:val="16"/>
+                <w:szCs w:val="16"/>
+              </w:rPr>
+            </w:pPr>
+            <w:r>
+              <w:rPr>
+                <w:rFonts w:ascii="Calibri" w:hAnsi="Calibri"/>
+                <w:sz w:val="16"/>
+              </w:rPr>
+              <w:t>6. OCR y revisión de datos</w:t>
+            </w:r>
+          </w:p>
+        </w:tc>
+        <w:tc>
+          <w:tcPr>
+            <w:tcW w:w="536" w:type="dxa"/>
+          </w:tcPr>
+          <w:p>
+            <w:pPr>
+              <w:spacing w:line="360" w:lineRule="auto"/>
+              <w:jc w:val="both"/>
+              <w:rPr>
+                <w:b/>
+                <w:sz w:val="16"/>
+                <w:szCs w:val="16"/>
+              </w:rPr>
+            </w:pPr>
+          </w:p>
+        </w:tc>
+        <w:tc>
+          <w:tcPr>
+            <w:tcW w:w="522" w:type="dxa"/>
+          </w:tcPr>
+          <w:p>
+            <w:pPr>
+              <w:spacing w:line="360" w:lineRule="auto"/>
+              <w:jc w:val="both"/>
+              <w:rPr>
+                <w:b/>
+                <w:sz w:val="16"/>
+                <w:szCs w:val="16"/>
+              </w:rPr>
+            </w:pPr>
+          </w:p>
+        </w:tc>
+        <w:tc>
+          <w:tcPr>
+            <w:tcW w:w="523" w:type="dxa"/>
+          </w:tcPr>
+          <w:p>
+            <w:pPr>
+              <w:spacing w:line="360" w:lineRule="auto"/>
+              <w:jc w:val="both"/>
+              <w:rPr>
+                <w:b/>
+                <w:sz w:val="16"/>
+                <w:szCs w:val="16"/>
+              </w:rPr>
+            </w:pPr>
+          </w:p>
+        </w:tc>
+        <w:tc>
+          <w:tcPr>
+            <w:tcW w:w="526" w:type="dxa"/>
+          </w:tcPr>
+          <w:p>
+            <w:pPr>
+              <w:spacing w:line="360" w:lineRule="auto"/>
+              <w:jc w:val="both"/>
+              <w:rPr>
+                <w:b/>
+                <w:sz w:val="16"/>
+                <w:szCs w:val="16"/>
+              </w:rPr>
+            </w:pPr>
+          </w:p>
+        </w:tc>
+        <w:tc>
+          <w:tcPr>
+            <w:tcW w:w="523" w:type="dxa"/>
+          </w:tcPr>
+          <w:p>
+            <w:pPr>
+              <w:spacing w:line="360" w:lineRule="auto"/>
+              <w:jc w:val="both"/>
+              <w:rPr>
+                <w:b/>
+                <w:sz w:val="16"/>
+                <w:szCs w:val="16"/>
+              </w:rPr>
+            </w:pPr>
+          </w:p>
+        </w:tc>
+        <w:tc>
+          <w:tcPr>
+            <w:tcW w:w="523" w:type="dxa"/>
+          </w:tcPr>
+          <w:p>
+            <w:pPr>
+              <w:spacing w:line="360" w:lineRule="auto"/>
+              <w:jc w:val="both"/>
+              <w:rPr>
+                <w:b/>
+                <w:sz w:val="16"/>
+                <w:szCs w:val="16"/>
+              </w:rPr>
+            </w:pPr>
+          </w:p>
+        </w:tc>
+        <w:tc>
+          <w:tcPr>
+            <w:tcW w:w="523" w:type="dxa"/>
+          </w:tcPr>
+          <w:p>
+            <w:pPr>
+              <w:spacing w:line="360" w:lineRule="auto"/>
+              <w:jc w:val="both"/>
+              <w:rPr>
+                <w:b/>
+                <w:sz w:val="16"/>
+                <w:szCs w:val="16"/>
+              </w:rPr>
+            </w:pPr>
+            <w:r>
+              <w:rPr>
+                <w:rFonts w:ascii="Calibri" w:hAnsi="Calibri"/>
+                <w:sz w:val="16"/>
+              </w:rPr>
+              <w:t>X</w:t>
+            </w:r>
+          </w:p>
+        </w:tc>
+        <w:tc>
+          <w:tcPr>
+            <w:tcW w:w="523" w:type="dxa"/>
+          </w:tcPr>
+          <w:p>
+            <w:pPr>
+              <w:spacing w:line="360" w:lineRule="auto"/>
+              <w:jc w:val="both"/>
+              <w:rPr>
+                <w:b/>
+                <w:sz w:val="16"/>
+                <w:szCs w:val="16"/>
+              </w:rPr>
+            </w:pPr>
+            <w:r>
+              <w:rPr>
+                <w:rFonts w:ascii="Calibri" w:hAnsi="Calibri"/>
+                <w:sz w:val="16"/>
+              </w:rPr>
+              <w:t>X</w:t>
+            </w:r>
+          </w:p>
+        </w:tc>
+        <w:tc>
+          <w:tcPr>
+            <w:tcW w:w="523" w:type="dxa"/>
+          </w:tcPr>
+          <w:p>
+            <w:pPr>
+              <w:spacing w:line="360" w:lineRule="auto"/>
+              <w:jc w:val="both"/>
+              <w:rPr>
+                <w:b/>
+                <w:sz w:val="16"/>
+                <w:szCs w:val="16"/>
+              </w:rPr>
+            </w:pPr>
+            <w:r>
+              <w:rPr>
+                <w:rFonts w:ascii="Calibri" w:hAnsi="Calibri"/>
+                <w:sz w:val="16"/>
+              </w:rPr>
+              <w:t>X</w:t>
+            </w:r>
+          </w:p>
+        </w:tc>
+        <w:tc>
+          <w:tcPr>
+            <w:tcW w:w="523" w:type="dxa"/>
+          </w:tcPr>
+          <w:p>
+            <w:pPr>
+              <w:spacing w:line="360" w:lineRule="auto"/>
+              <w:jc w:val="both"/>
+              <w:rPr>
+                <w:b/>
+                <w:sz w:val="16"/>
+                <w:szCs w:val="16"/>
+              </w:rPr>
+            </w:pPr>
+            <w:r>
+              <w:rPr>
+                <w:rFonts w:ascii="Calibri" w:hAnsi="Calibri"/>
+                <w:sz w:val="16"/>
+              </w:rPr>
+              <w:t>X</w:t>
+            </w:r>
+          </w:p>
+        </w:tc>
+        <w:tc>
+          <w:tcPr>
+            <w:tcW w:w="523" w:type="dxa"/>
+          </w:tcPr>
+          <w:p>
+            <w:pPr>
+              <w:spacing w:line="360" w:lineRule="auto"/>
+              <w:jc w:val="both"/>
+              <w:rPr>
+                <w:b/>
+                <w:sz w:val="16"/>
+                <w:szCs w:val="16"/>
+              </w:rPr>
+            </w:pPr>
+          </w:p>
+        </w:tc>
+        <w:tc>
+          <w:tcPr>
+            <w:tcW w:w="523" w:type="dxa"/>
+          </w:tcPr>
+          <w:p>
+            <w:pPr>
+              <w:spacing w:line="360" w:lineRule="auto"/>
+              <w:jc w:val="both"/>
+              <w:rPr>
+                <w:b/>
+                <w:sz w:val="16"/>
+                <w:szCs w:val="16"/>
+              </w:rPr>
+            </w:pPr>
+          </w:p>
+        </w:tc>
+        <w:tc>
+          <w:tcPr>
+            <w:tcW w:w="525" w:type="dxa"/>
+          </w:tcPr>
+          <w:p>
+            <w:pPr>
+              <w:spacing w:line="360" w:lineRule="auto"/>
+              <w:jc w:val="both"/>
+              <w:rPr>
+                <w:b/>
+                <w:sz w:val="16"/>
+                <w:szCs w:val="16"/>
+              </w:rPr>
+            </w:pPr>
+          </w:p>
+        </w:tc>
+        <w:tc>
+          <w:tcPr>
+            <w:tcW w:w="525" w:type="dxa"/>
+          </w:tcPr>
+          <w:p>
+            <w:pPr>
+              <w:spacing w:line="360" w:lineRule="auto"/>
+              <w:jc w:val="both"/>
+              <w:rPr>
+                <w:b/>
+                <w:sz w:val="16"/>
+                <w:szCs w:val="16"/>
+              </w:rPr>
+            </w:pPr>
+          </w:p>
+        </w:tc>
+        <w:tc>
+          <w:tcPr>
+            <w:tcW w:w="525" w:type="dxa"/>
+          </w:tcPr>
+          <w:p>
+            <w:pPr>
+              <w:spacing w:line="360" w:lineRule="auto"/>
+              <w:jc w:val="both"/>
+              <w:rPr>
+                <w:b/>
+                <w:sz w:val="16"/>
+                <w:szCs w:val="16"/>
+              </w:rPr>
+            </w:pPr>
+          </w:p>
+        </w:tc>
+        <w:tc>
+          <w:tcPr>
+            <w:tcW w:w="525" w:type="dxa"/>
+            <w:gridSpan w:val="2"/>
+          </w:tcPr>
+          <w:p>
+            <w:pPr>
+              <w:spacing w:line="360" w:lineRule="auto"/>
+              <w:jc w:val="both"/>
+              <w:rPr>
+                <w:b/>
+                <w:sz w:val="16"/>
+                <w:szCs w:val="16"/>
+              </w:rPr>
+            </w:pPr>
+          </w:p>
+        </w:tc>
+        <w:tc>
+          <w:tcPr>
+            <w:tcW w:w="525" w:type="dxa"/>
+          </w:tcPr>
+          <w:p>
+            <w:pPr>
+              <w:spacing w:line="360" w:lineRule="auto"/>
+              <w:jc w:val="both"/>
+              <w:rPr>
+                <w:b/>
+                <w:sz w:val="16"/>
+                <w:szCs w:val="16"/>
+              </w:rPr>
+            </w:pPr>
+          </w:p>
+        </w:tc>
+        <w:tc>
+          <w:tcPr>
+            <w:tcW w:w="525" w:type="dxa"/>
+          </w:tcPr>
+          <w:p>
+            <w:pPr>
+              <w:spacing w:line="360" w:lineRule="auto"/>
+              <w:jc w:val="both"/>
+              <w:rPr>
+                <w:b/>
+                <w:sz w:val="16"/>
+                <w:szCs w:val="16"/>
+              </w:rPr>
+            </w:pPr>
+          </w:p>
+        </w:tc>
+      </w:tr>
+      <w:tr>
+        <w:tblPrEx>
+          <w:tblBorders>
+            <w:top w:val="single" w:sz="4" w:space="0" w:color="auto"/>
+            <w:left w:val="single" w:sz="4" w:space="0" w:color="auto"/>
+            <w:bottom w:val="single" w:sz="4" w:space="0" w:color="auto"/>
+            <w:right w:val="single" w:sz="4" w:space="0" w:color="auto"/>
+            <w:insideH w:val="single" w:sz="4" w:space="0" w:color="auto"/>
+            <w:insideV w:val="single" w:sz="4" w:space="0" w:color="auto"/>
+          </w:tblBorders>
+        </w:tblPrEx>
+        <w:trPr>
+          <w:gridAfter w:val="1"/>
+          <w:wAfter w:w="10" w:type="dxa"/>
+          <w:trHeight w:val="294"/>
+        </w:trPr>
+        <w:tc>
+          <w:tcPr>
+            <w:tcW w:w="1351" w:type="dxa"/>
+          </w:tcPr>
+          <w:p>
+            <w:pPr>
+              <w:spacing w:line="360" w:lineRule="auto"/>
+              <w:jc w:val="both"/>
+              <w:rPr>
+                <w:b/>
+                <w:sz w:val="16"/>
+                <w:szCs w:val="16"/>
+              </w:rPr>
+            </w:pPr>
+            <w:r>
+              <w:rPr>
+                <w:rFonts w:ascii="Calibri" w:hAnsi="Calibri"/>
+                <w:sz w:val="16"/>
+              </w:rPr>
+              <w:t>7. Comparación y registro de diferencias</w:t>
+            </w:r>
+          </w:p>
+        </w:tc>
+        <w:tc>
+          <w:tcPr>
+            <w:tcW w:w="536" w:type="dxa"/>
+          </w:tcPr>
+          <w:p>
+            <w:pPr>
+              <w:spacing w:line="360" w:lineRule="auto"/>
+              <w:jc w:val="both"/>
+              <w:rPr>
+                <w:b/>
+                <w:sz w:val="16"/>
+                <w:szCs w:val="16"/>
+              </w:rPr>
+            </w:pPr>
+          </w:p>
+        </w:tc>
+        <w:tc>
+          <w:tcPr>
+            <w:tcW w:w="522" w:type="dxa"/>
+          </w:tcPr>
+          <w:p>
+            <w:pPr>
+              <w:spacing w:line="360" w:lineRule="auto"/>
+              <w:jc w:val="both"/>
+              <w:rPr>
+                <w:b/>
+                <w:sz w:val="16"/>
+                <w:szCs w:val="16"/>
+              </w:rPr>
+            </w:pPr>
+          </w:p>
+        </w:tc>
+        <w:tc>
+          <w:tcPr>
+            <w:tcW w:w="523" w:type="dxa"/>
+          </w:tcPr>
+          <w:p>
+            <w:pPr>
+              <w:spacing w:line="360" w:lineRule="auto"/>
+              <w:jc w:val="both"/>
+              <w:rPr>
+                <w:b/>
+                <w:sz w:val="16"/>
+                <w:szCs w:val="16"/>
+              </w:rPr>
+            </w:pPr>
+          </w:p>
+        </w:tc>
+        <w:tc>
+          <w:tcPr>
+            <w:tcW w:w="526" w:type="dxa"/>
+          </w:tcPr>
+          <w:p>
+            <w:pPr>
+              <w:spacing w:line="360" w:lineRule="auto"/>
+              <w:jc w:val="both"/>
+              <w:rPr>
+                <w:b/>
+                <w:sz w:val="16"/>
+                <w:szCs w:val="16"/>
+              </w:rPr>
+            </w:pPr>
+          </w:p>
+        </w:tc>
+        <w:tc>
+          <w:tcPr>
+            <w:tcW w:w="523" w:type="dxa"/>
+          </w:tcPr>
+          <w:p>
+            <w:pPr>
+              <w:spacing w:line="360" w:lineRule="auto"/>
+              <w:jc w:val="both"/>
+              <w:rPr>
+                <w:b/>
+                <w:sz w:val="16"/>
+                <w:szCs w:val="16"/>
+              </w:rPr>
+            </w:pPr>
+          </w:p>
+        </w:tc>
+        <w:tc>
+          <w:tcPr>
+            <w:tcW w:w="523" w:type="dxa"/>
+          </w:tcPr>
+          <w:p>
+            <w:pPr>
+              <w:spacing w:line="360" w:lineRule="auto"/>
+              <w:jc w:val="both"/>
+              <w:rPr>
+                <w:b/>
+                <w:sz w:val="16"/>
+                <w:szCs w:val="16"/>
+              </w:rPr>
+            </w:pPr>
+          </w:p>
+        </w:tc>
+        <w:tc>
+          <w:tcPr>
+            <w:tcW w:w="523" w:type="dxa"/>
+          </w:tcPr>
+          <w:p>
+            <w:pPr>
+              <w:spacing w:line="360" w:lineRule="auto"/>
+              <w:jc w:val="both"/>
+              <w:rPr>
+                <w:b/>
+                <w:sz w:val="16"/>
+                <w:szCs w:val="16"/>
+              </w:rPr>
+            </w:pPr>
+          </w:p>
+        </w:tc>
+        <w:tc>
+          <w:tcPr>
+            <w:tcW w:w="523" w:type="dxa"/>
+          </w:tcPr>
+          <w:p>
+            <w:pPr>
+              <w:spacing w:line="360" w:lineRule="auto"/>
+              <w:jc w:val="both"/>
+              <w:rPr>
+                <w:b/>
+                <w:sz w:val="16"/>
+                <w:szCs w:val="16"/>
+              </w:rPr>
+            </w:pPr>
+          </w:p>
+        </w:tc>
+        <w:tc>
+          <w:tcPr>
+            <w:tcW w:w="523" w:type="dxa"/>
+          </w:tcPr>
+          <w:p>
+            <w:pPr>
+              <w:spacing w:line="360" w:lineRule="auto"/>
+              <w:jc w:val="both"/>
+              <w:rPr>
+                <w:b/>
+                <w:sz w:val="16"/>
+                <w:szCs w:val="16"/>
+              </w:rPr>
+            </w:pPr>
+            <w:r>
+              <w:rPr>
+                <w:rFonts w:ascii="Calibri" w:hAnsi="Calibri"/>
+                <w:sz w:val="16"/>
+              </w:rPr>
+              <w:t>X</w:t>
+            </w:r>
+          </w:p>
+        </w:tc>
+        <w:tc>
+          <w:tcPr>
+            <w:tcW w:w="523" w:type="dxa"/>
+          </w:tcPr>
+          <w:p>
+            <w:pPr>
+              <w:spacing w:line="360" w:lineRule="auto"/>
+              <w:jc w:val="both"/>
+              <w:rPr>
+                <w:b/>
+                <w:sz w:val="16"/>
+                <w:szCs w:val="16"/>
+              </w:rPr>
+            </w:pPr>
+            <w:r>
+              <w:rPr>
+                <w:rFonts w:ascii="Calibri" w:hAnsi="Calibri"/>
+                <w:sz w:val="16"/>
+              </w:rPr>
+              <w:t>X</w:t>
+            </w:r>
+          </w:p>
+        </w:tc>
+        <w:tc>
+          <w:tcPr>
+            <w:tcW w:w="523" w:type="dxa"/>
+          </w:tcPr>
+          <w:p>
+            <w:pPr>
+              <w:spacing w:line="360" w:lineRule="auto"/>
+              <w:jc w:val="both"/>
+              <w:rPr>
+                <w:b/>
+                <w:sz w:val="16"/>
+                <w:szCs w:val="16"/>
+              </w:rPr>
+            </w:pPr>
+            <w:r>
+              <w:rPr>
+                <w:rFonts w:ascii="Calibri" w:hAnsi="Calibri"/>
+                <w:sz w:val="16"/>
+              </w:rPr>
+              <w:t>X</w:t>
+            </w:r>
+          </w:p>
+        </w:tc>
+        <w:tc>
+          <w:tcPr>
+            <w:tcW w:w="523" w:type="dxa"/>
+          </w:tcPr>
+          <w:p>
+            <w:pPr>
+              <w:spacing w:line="360" w:lineRule="auto"/>
+              <w:jc w:val="both"/>
+              <w:rPr>
+                <w:b/>
+                <w:sz w:val="16"/>
+                <w:szCs w:val="16"/>
+              </w:rPr>
+            </w:pPr>
+          </w:p>
+        </w:tc>
+        <w:tc>
+          <w:tcPr>
+            <w:tcW w:w="525" w:type="dxa"/>
+          </w:tcPr>
+          <w:p>
+            <w:pPr>
+              <w:spacing w:line="360" w:lineRule="auto"/>
+              <w:jc w:val="both"/>
+              <w:rPr>
+                <w:b/>
+                <w:sz w:val="16"/>
+                <w:szCs w:val="16"/>
+              </w:rPr>
+            </w:pPr>
+          </w:p>
+        </w:tc>
+        <w:tc>
+          <w:tcPr>
+            <w:tcW w:w="525" w:type="dxa"/>
+          </w:tcPr>
+          <w:p>
+            <w:pPr>
+              <w:spacing w:line="360" w:lineRule="auto"/>
+              <w:jc w:val="both"/>
+              <w:rPr>
+                <w:b/>
+                <w:sz w:val="16"/>
+                <w:szCs w:val="16"/>
+              </w:rPr>
+            </w:pPr>
+          </w:p>
+        </w:tc>
+        <w:tc>
+          <w:tcPr>
+            <w:tcW w:w="525" w:type="dxa"/>
+          </w:tcPr>
+          <w:p>
+            <w:pPr>
+              <w:spacing w:line="360" w:lineRule="auto"/>
+              <w:jc w:val="both"/>
+              <w:rPr>
+                <w:b/>
+                <w:sz w:val="16"/>
+                <w:szCs w:val="16"/>
+              </w:rPr>
+            </w:pPr>
+          </w:p>
+        </w:tc>
+        <w:tc>
+          <w:tcPr>
+            <w:tcW w:w="525" w:type="dxa"/>
+            <w:gridSpan w:val="2"/>
+          </w:tcPr>
+          <w:p>
+            <w:pPr>
+              <w:spacing w:line="360" w:lineRule="auto"/>
+              <w:jc w:val="both"/>
+              <w:rPr>
+                <w:b/>
+                <w:sz w:val="16"/>
+                <w:szCs w:val="16"/>
+              </w:rPr>
+            </w:pPr>
+          </w:p>
+        </w:tc>
+        <w:tc>
+          <w:tcPr>
+            <w:tcW w:w="525" w:type="dxa"/>
+          </w:tcPr>
+          <w:p>
+            <w:pPr>
+              <w:spacing w:line="360" w:lineRule="auto"/>
+              <w:jc w:val="both"/>
+              <w:rPr>
+                <w:b/>
+                <w:sz w:val="16"/>
+                <w:szCs w:val="16"/>
+              </w:rPr>
+            </w:pPr>
+          </w:p>
+        </w:tc>
+        <w:tc>
+          <w:tcPr>
+            <w:tcW w:w="525" w:type="dxa"/>
+          </w:tcPr>
+          <w:p>
+            <w:pPr>
+              <w:spacing w:line="360" w:lineRule="auto"/>
+              <w:jc w:val="both"/>
+              <w:rPr>
+                <w:b/>
+                <w:sz w:val="16"/>
+                <w:szCs w:val="16"/>
+              </w:rPr>
+            </w:pPr>
+          </w:p>
+        </w:tc>
+      </w:tr>
+      <w:tr>
+        <w:tblPrEx>
+          <w:tblBorders>
+            <w:top w:val="single" w:sz="4" w:space="0" w:color="auto"/>
+            <w:left w:val="single" w:sz="4" w:space="0" w:color="auto"/>
+            <w:bottom w:val="single" w:sz="4" w:space="0" w:color="auto"/>
+            <w:right w:val="single" w:sz="4" w:space="0" w:color="auto"/>
+            <w:insideH w:val="single" w:sz="4" w:space="0" w:color="auto"/>
+            <w:insideV w:val="single" w:sz="4" w:space="0" w:color="auto"/>
+          </w:tblBorders>
+        </w:tblPrEx>
+        <w:trPr>
+          <w:gridAfter w:val="1"/>
+          <w:wAfter w:w="10" w:type="dxa"/>
+          <w:trHeight w:val="294"/>
+        </w:trPr>
+        <w:tc>
+          <w:tcPr>
+            <w:tcW w:w="1351" w:type="dxa"/>
+          </w:tcPr>
+          <w:p>
+            <w:pPr>
+              <w:spacing w:line="360" w:lineRule="auto"/>
+              <w:jc w:val="both"/>
+              <w:rPr>
+                <w:b/>
+                <w:sz w:val="16"/>
+                <w:szCs w:val="16"/>
+              </w:rPr>
+            </w:pPr>
+            <w:r>
+              <w:rPr>
+                <w:rFonts w:ascii="Calibri" w:hAnsi="Calibri"/>
+                <w:sz w:val="16"/>
+              </w:rPr>
+              <w:t>8. Reportes y consulta de resultados</w:t>
+            </w:r>
+          </w:p>
+        </w:tc>
+        <w:tc>
+          <w:tcPr>
+            <w:tcW w:w="536" w:type="dxa"/>
+          </w:tcPr>
+          <w:p>
+            <w:pPr>
+              <w:spacing w:line="360" w:lineRule="auto"/>
+              <w:jc w:val="both"/>
+              <w:rPr>
+                <w:b/>
+                <w:sz w:val="16"/>
+                <w:szCs w:val="16"/>
+              </w:rPr>
+            </w:pPr>
+          </w:p>
+        </w:tc>
+        <w:tc>
+          <w:tcPr>
+            <w:tcW w:w="522" w:type="dxa"/>
+          </w:tcPr>
+          <w:p>
+            <w:pPr>
+              <w:spacing w:line="360" w:lineRule="auto"/>
+              <w:jc w:val="both"/>
+              <w:rPr>
+                <w:b/>
+                <w:sz w:val="16"/>
+                <w:szCs w:val="16"/>
+              </w:rPr>
+            </w:pPr>
+          </w:p>
+        </w:tc>
+        <w:tc>
+          <w:tcPr>
+            <w:tcW w:w="523" w:type="dxa"/>
+          </w:tcPr>
+          <w:p>
+            <w:pPr>
+              <w:spacing w:line="360" w:lineRule="auto"/>
+              <w:jc w:val="both"/>
+              <w:rPr>
+                <w:b/>
+                <w:sz w:val="16"/>
+                <w:szCs w:val="16"/>
+              </w:rPr>
+            </w:pPr>
+          </w:p>
+        </w:tc>
+        <w:tc>
+          <w:tcPr>
+            <w:tcW w:w="526" w:type="dxa"/>
+          </w:tcPr>
+          <w:p>
+            <w:pPr>
+              <w:spacing w:line="360" w:lineRule="auto"/>
+              <w:jc w:val="both"/>
+              <w:rPr>
+                <w:b/>
+                <w:sz w:val="16"/>
+                <w:szCs w:val="16"/>
+              </w:rPr>
+            </w:pPr>
+          </w:p>
+        </w:tc>
+        <w:tc>
+          <w:tcPr>
+            <w:tcW w:w="523" w:type="dxa"/>
+          </w:tcPr>
+          <w:p>
+            <w:pPr>
+              <w:spacing w:line="360" w:lineRule="auto"/>
+              <w:jc w:val="both"/>
+              <w:rPr>
+                <w:b/>
+                <w:sz w:val="16"/>
+                <w:szCs w:val="16"/>
+              </w:rPr>
+            </w:pPr>
+          </w:p>
+        </w:tc>
+        <w:tc>
+          <w:tcPr>
+            <w:tcW w:w="523" w:type="dxa"/>
+          </w:tcPr>
+          <w:p>
+            <w:pPr>
+              <w:spacing w:line="360" w:lineRule="auto"/>
+              <w:jc w:val="both"/>
+              <w:rPr>
+                <w:b/>
+                <w:sz w:val="16"/>
+                <w:szCs w:val="16"/>
+              </w:rPr>
+            </w:pPr>
+          </w:p>
+        </w:tc>
+        <w:tc>
+          <w:tcPr>
+            <w:tcW w:w="523" w:type="dxa"/>
+          </w:tcPr>
+          <w:p>
+            <w:pPr>
+              <w:spacing w:line="360" w:lineRule="auto"/>
+              <w:jc w:val="both"/>
+              <w:rPr>
+                <w:b/>
+                <w:sz w:val="16"/>
+                <w:szCs w:val="16"/>
+              </w:rPr>
+            </w:pPr>
+          </w:p>
+        </w:tc>
+        <w:tc>
+          <w:tcPr>
+            <w:tcW w:w="523" w:type="dxa"/>
+          </w:tcPr>
+          <w:p>
+            <w:pPr>
+              <w:spacing w:line="360" w:lineRule="auto"/>
+              <w:jc w:val="both"/>
+              <w:rPr>
+                <w:b/>
+                <w:sz w:val="16"/>
+                <w:szCs w:val="16"/>
+              </w:rPr>
+            </w:pPr>
+          </w:p>
+        </w:tc>
+        <w:tc>
+          <w:tcPr>
+            <w:tcW w:w="523" w:type="dxa"/>
+          </w:tcPr>
+          <w:p>
+            <w:pPr>
+              <w:spacing w:line="360" w:lineRule="auto"/>
+              <w:jc w:val="both"/>
+              <w:rPr>
+                <w:b/>
+                <w:sz w:val="16"/>
+                <w:szCs w:val="16"/>
+              </w:rPr>
+            </w:pPr>
+          </w:p>
+        </w:tc>
+        <w:tc>
+          <w:tcPr>
+            <w:tcW w:w="523" w:type="dxa"/>
+          </w:tcPr>
+          <w:p>
+            <w:pPr>
+              <w:spacing w:line="360" w:lineRule="auto"/>
+              <w:jc w:val="both"/>
+              <w:rPr>
+                <w:b/>
+                <w:sz w:val="16"/>
+                <w:szCs w:val="16"/>
+              </w:rPr>
+            </w:pPr>
+          </w:p>
+        </w:tc>
+        <w:tc>
+          <w:tcPr>
+            <w:tcW w:w="523" w:type="dxa"/>
+          </w:tcPr>
+          <w:p>
+            <w:pPr>
+              <w:spacing w:line="360" w:lineRule="auto"/>
+              <w:jc w:val="both"/>
+              <w:rPr>
+                <w:b/>
+                <w:sz w:val="16"/>
+                <w:szCs w:val="16"/>
+              </w:rPr>
+            </w:pPr>
+            <w:r>
+              <w:rPr>
+                <w:rFonts w:ascii="Calibri" w:hAnsi="Calibri"/>
+                <w:sz w:val="16"/>
+              </w:rPr>
+              <w:t>X</w:t>
+            </w:r>
+          </w:p>
+        </w:tc>
+        <w:tc>
+          <w:tcPr>
+            <w:tcW w:w="523" w:type="dxa"/>
+          </w:tcPr>
+          <w:p>
+            <w:pPr>
+              <w:spacing w:line="360" w:lineRule="auto"/>
+              <w:jc w:val="both"/>
+              <w:rPr>
+                <w:b/>
+                <w:sz w:val="16"/>
+                <w:szCs w:val="16"/>
+              </w:rPr>
+            </w:pPr>
+            <w:r>
+              <w:rPr>
+                <w:rFonts w:ascii="Calibri" w:hAnsi="Calibri"/>
+                <w:sz w:val="16"/>
+              </w:rPr>
+              <w:t>X</w:t>
+            </w:r>
+          </w:p>
+        </w:tc>
+        <w:tc>
+          <w:tcPr>
+            <w:tcW w:w="525" w:type="dxa"/>
+          </w:tcPr>
+          <w:p>
+            <w:pPr>
+              <w:spacing w:line="360" w:lineRule="auto"/>
+              <w:jc w:val="both"/>
+              <w:rPr>
+                <w:b/>
+                <w:sz w:val="16"/>
+                <w:szCs w:val="16"/>
+              </w:rPr>
+            </w:pPr>
+          </w:p>
+        </w:tc>
+        <w:tc>
+          <w:tcPr>
+            <w:tcW w:w="525" w:type="dxa"/>
+          </w:tcPr>
+          <w:p>
+            <w:pPr>
+              <w:spacing w:line="360" w:lineRule="auto"/>
+              <w:jc w:val="both"/>
+              <w:rPr>
+                <w:b/>
+                <w:sz w:val="16"/>
+                <w:szCs w:val="16"/>
+              </w:rPr>
+            </w:pPr>
+          </w:p>
+        </w:tc>
+        <w:tc>
+          <w:tcPr>
+            <w:tcW w:w="525" w:type="dxa"/>
+          </w:tcPr>
+          <w:p>
+            <w:pPr>
+              <w:spacing w:line="360" w:lineRule="auto"/>
+              <w:jc w:val="both"/>
+              <w:rPr>
+                <w:b/>
+                <w:sz w:val="16"/>
+                <w:szCs w:val="16"/>
+              </w:rPr>
+            </w:pPr>
+          </w:p>
+        </w:tc>
+        <w:tc>
+          <w:tcPr>
+            <w:tcW w:w="525" w:type="dxa"/>
+            <w:gridSpan w:val="2"/>
+          </w:tcPr>
+          <w:p>
+            <w:pPr>
+              <w:spacing w:line="360" w:lineRule="auto"/>
+              <w:jc w:val="both"/>
+              <w:rPr>
+                <w:b/>
+                <w:sz w:val="16"/>
+                <w:szCs w:val="16"/>
+              </w:rPr>
+            </w:pPr>
+          </w:p>
+        </w:tc>
+        <w:tc>
+          <w:tcPr>
+            <w:tcW w:w="525" w:type="dxa"/>
+          </w:tcPr>
+          <w:p>
+            <w:pPr>
+              <w:spacing w:line="360" w:lineRule="auto"/>
+              <w:jc w:val="both"/>
+              <w:rPr>
+                <w:b/>
+                <w:sz w:val="16"/>
+                <w:szCs w:val="16"/>
+              </w:rPr>
+            </w:pPr>
+          </w:p>
+        </w:tc>
+        <w:tc>
+          <w:tcPr>
+            <w:tcW w:w="525" w:type="dxa"/>
+          </w:tcPr>
+          <w:p>
+            <w:pPr>
+              <w:spacing w:line="360" w:lineRule="auto"/>
+              <w:jc w:val="both"/>
+              <w:rPr>
+                <w:b/>
+                <w:sz w:val="16"/>
+                <w:szCs w:val="16"/>
+              </w:rPr>
+            </w:pPr>
+          </w:p>
+        </w:tc>
+      </w:tr>
+      <w:tr>
+        <w:tblPrEx>
+          <w:tblBorders>
+            <w:top w:val="single" w:sz="4" w:space="0" w:color="auto"/>
+            <w:left w:val="single" w:sz="4" w:space="0" w:color="auto"/>
+            <w:bottom w:val="single" w:sz="4" w:space="0" w:color="auto"/>
+            <w:right w:val="single" w:sz="4" w:space="0" w:color="auto"/>
+            <w:insideH w:val="single" w:sz="4" w:space="0" w:color="auto"/>
+            <w:insideV w:val="single" w:sz="4" w:space="0" w:color="auto"/>
+          </w:tblBorders>
+        </w:tblPrEx>
+        <w:trPr>
+          <w:gridAfter w:val="1"/>
+          <w:wAfter w:w="10" w:type="dxa"/>
+          <w:trHeight w:val="294"/>
+        </w:trPr>
+        <w:tc>
+          <w:tcPr>
+            <w:tcW w:w="1351" w:type="dxa"/>
+          </w:tcPr>
+          <w:p>
+            <w:pPr>
+              <w:spacing w:line="360" w:lineRule="auto"/>
+              <w:jc w:val="both"/>
+              <w:rPr>
+                <w:b/>
+                <w:sz w:val="16"/>
+                <w:szCs w:val="16"/>
+              </w:rPr>
+            </w:pPr>
+            <w:r>
+              <w:rPr>
+                <w:rFonts w:ascii="Calibri" w:hAnsi="Calibri"/>
+                <w:sz w:val="16"/>
+              </w:rPr>
+              <w:t>9. Controles básicos de seguridad</w:t>
+            </w:r>
+          </w:p>
+        </w:tc>
+        <w:tc>
+          <w:tcPr>
+            <w:tcW w:w="536" w:type="dxa"/>
+          </w:tcPr>
+          <w:p>
+            <w:pPr>
+              <w:spacing w:line="360" w:lineRule="auto"/>
+              <w:jc w:val="both"/>
+              <w:rPr>
+                <w:b/>
+                <w:sz w:val="16"/>
+                <w:szCs w:val="16"/>
+              </w:rPr>
+            </w:pPr>
+          </w:p>
+        </w:tc>
+        <w:tc>
+          <w:tcPr>
+            <w:tcW w:w="522" w:type="dxa"/>
+          </w:tcPr>
+          <w:p>
+            <w:pPr>
+              <w:spacing w:line="360" w:lineRule="auto"/>
+              <w:jc w:val="both"/>
+              <w:rPr>
+                <w:b/>
+                <w:sz w:val="16"/>
+                <w:szCs w:val="16"/>
+              </w:rPr>
+            </w:pPr>
+          </w:p>
+        </w:tc>
+        <w:tc>
+          <w:tcPr>
+            <w:tcW w:w="523" w:type="dxa"/>
+          </w:tcPr>
+          <w:p>
+            <w:pPr>
+              <w:spacing w:line="360" w:lineRule="auto"/>
+              <w:jc w:val="both"/>
+              <w:rPr>
+                <w:b/>
+                <w:sz w:val="16"/>
+                <w:szCs w:val="16"/>
+              </w:rPr>
+            </w:pPr>
+          </w:p>
+        </w:tc>
+        <w:tc>
+          <w:tcPr>
+            <w:tcW w:w="526" w:type="dxa"/>
+          </w:tcPr>
+          <w:p>
+            <w:pPr>
+              <w:spacing w:line="360" w:lineRule="auto"/>
+              <w:jc w:val="both"/>
+              <w:rPr>
+                <w:b/>
+                <w:sz w:val="16"/>
+                <w:szCs w:val="16"/>
+              </w:rPr>
+            </w:pPr>
+          </w:p>
+        </w:tc>
+        <w:tc>
+          <w:tcPr>
+            <w:tcW w:w="523" w:type="dxa"/>
+          </w:tcPr>
+          <w:p>
+            <w:pPr>
+              <w:spacing w:line="360" w:lineRule="auto"/>
+              <w:jc w:val="both"/>
+              <w:rPr>
+                <w:b/>
+                <w:sz w:val="16"/>
+                <w:szCs w:val="16"/>
+              </w:rPr>
+            </w:pPr>
+          </w:p>
+        </w:tc>
+        <w:tc>
+          <w:tcPr>
+            <w:tcW w:w="523" w:type="dxa"/>
+          </w:tcPr>
+          <w:p>
+            <w:pPr>
+              <w:spacing w:line="360" w:lineRule="auto"/>
+              <w:jc w:val="both"/>
+              <w:rPr>
+                <w:b/>
+                <w:sz w:val="16"/>
+                <w:szCs w:val="16"/>
+              </w:rPr>
+            </w:pPr>
+            <w:r>
+              <w:rPr>
+                <w:rFonts w:ascii="Calibri" w:hAnsi="Calibri"/>
+                <w:sz w:val="16"/>
+              </w:rPr>
+              <w:t>X</w:t>
+            </w:r>
+          </w:p>
+        </w:tc>
+        <w:tc>
+          <w:tcPr>
+            <w:tcW w:w="523" w:type="dxa"/>
+          </w:tcPr>
+          <w:p>
+            <w:pPr>
+              <w:spacing w:line="360" w:lineRule="auto"/>
+              <w:jc w:val="both"/>
+              <w:rPr>
+                <w:b/>
+                <w:sz w:val="16"/>
+                <w:szCs w:val="16"/>
+              </w:rPr>
+            </w:pPr>
+            <w:r>
+              <w:rPr>
+                <w:rFonts w:ascii="Calibri" w:hAnsi="Calibri"/>
+                <w:sz w:val="16"/>
+              </w:rPr>
+              <w:t>X</w:t>
+            </w:r>
+          </w:p>
+        </w:tc>
+        <w:tc>
+          <w:tcPr>
+            <w:tcW w:w="523" w:type="dxa"/>
+          </w:tcPr>
+          <w:p>
+            <w:pPr>
+              <w:spacing w:line="360" w:lineRule="auto"/>
+              <w:jc w:val="both"/>
+              <w:rPr>
+                <w:b/>
+                <w:sz w:val="16"/>
+                <w:szCs w:val="16"/>
+              </w:rPr>
+            </w:pPr>
+            <w:r>
+              <w:rPr>
+                <w:rFonts w:ascii="Calibri" w:hAnsi="Calibri"/>
+                <w:sz w:val="16"/>
+              </w:rPr>
+              <w:t>X</w:t>
+            </w:r>
+          </w:p>
+        </w:tc>
+        <w:tc>
+          <w:tcPr>
+            <w:tcW w:w="523" w:type="dxa"/>
+          </w:tcPr>
+          <w:p>
+            <w:pPr>
+              <w:spacing w:line="360" w:lineRule="auto"/>
+              <w:jc w:val="both"/>
+              <w:rPr>
+                <w:b/>
+                <w:sz w:val="16"/>
+                <w:szCs w:val="16"/>
+              </w:rPr>
+            </w:pPr>
+            <w:r>
+              <w:rPr>
+                <w:rFonts w:ascii="Calibri" w:hAnsi="Calibri"/>
+                <w:sz w:val="16"/>
+              </w:rPr>
+              <w:t>X</w:t>
+            </w:r>
+          </w:p>
+        </w:tc>
+        <w:tc>
+          <w:tcPr>
+            <w:tcW w:w="523" w:type="dxa"/>
+          </w:tcPr>
+          <w:p>
+            <w:pPr>
+              <w:spacing w:line="360" w:lineRule="auto"/>
+              <w:jc w:val="both"/>
+              <w:rPr>
+                <w:b/>
+                <w:sz w:val="16"/>
+                <w:szCs w:val="16"/>
+              </w:rPr>
+            </w:pPr>
+            <w:r>
+              <w:rPr>
+                <w:rFonts w:ascii="Calibri" w:hAnsi="Calibri"/>
+                <w:sz w:val="16"/>
+              </w:rPr>
+              <w:t>X</w:t>
+            </w:r>
+          </w:p>
+        </w:tc>
+        <w:tc>
+          <w:tcPr>
+            <w:tcW w:w="523" w:type="dxa"/>
+          </w:tcPr>
+          <w:p>
+            <w:pPr>
+              <w:spacing w:line="360" w:lineRule="auto"/>
+              <w:jc w:val="both"/>
+              <w:rPr>
+                <w:b/>
+                <w:sz w:val="16"/>
+                <w:szCs w:val="16"/>
+              </w:rPr>
+            </w:pPr>
+            <w:r>
+              <w:rPr>
+                <w:rFonts w:ascii="Calibri" w:hAnsi="Calibri"/>
+                <w:sz w:val="16"/>
+              </w:rPr>
+              <w:t>X</w:t>
+            </w:r>
+          </w:p>
+        </w:tc>
+        <w:tc>
+          <w:tcPr>
+            <w:tcW w:w="523" w:type="dxa"/>
+          </w:tcPr>
+          <w:p>
+            <w:pPr>
+              <w:spacing w:line="360" w:lineRule="auto"/>
+              <w:jc w:val="both"/>
+              <w:rPr>
+                <w:b/>
+                <w:sz w:val="16"/>
+                <w:szCs w:val="16"/>
+              </w:rPr>
+            </w:pPr>
+            <w:r>
+              <w:rPr>
+                <w:rFonts w:ascii="Calibri" w:hAnsi="Calibri"/>
+                <w:sz w:val="16"/>
+              </w:rPr>
+              <w:t>X</w:t>
+            </w:r>
+          </w:p>
+        </w:tc>
+        <w:tc>
+          <w:tcPr>
+            <w:tcW w:w="525" w:type="dxa"/>
+          </w:tcPr>
+          <w:p>
+            <w:pPr>
+              <w:spacing w:line="360" w:lineRule="auto"/>
+              <w:jc w:val="both"/>
+              <w:rPr>
+                <w:b/>
+                <w:sz w:val="16"/>
+                <w:szCs w:val="16"/>
+              </w:rPr>
+            </w:pPr>
+            <w:r>
+              <w:rPr>
+                <w:rFonts w:ascii="Calibri" w:hAnsi="Calibri"/>
+                <w:sz w:val="16"/>
+              </w:rPr>
+              <w:t>X</w:t>
+            </w:r>
+          </w:p>
+        </w:tc>
+        <w:tc>
+          <w:tcPr>
+            <w:tcW w:w="525" w:type="dxa"/>
+          </w:tcPr>
+          <w:p>
+            <w:pPr>
+              <w:spacing w:line="360" w:lineRule="auto"/>
+              <w:jc w:val="both"/>
+              <w:rPr>
+                <w:b/>
+                <w:sz w:val="16"/>
+                <w:szCs w:val="16"/>
+              </w:rPr>
+            </w:pPr>
+          </w:p>
+        </w:tc>
+        <w:tc>
+          <w:tcPr>
+            <w:tcW w:w="525" w:type="dxa"/>
+          </w:tcPr>
+          <w:p>
+            <w:pPr>
+              <w:spacing w:line="360" w:lineRule="auto"/>
+              <w:jc w:val="both"/>
+              <w:rPr>
+                <w:b/>
+                <w:sz w:val="16"/>
+                <w:szCs w:val="16"/>
+              </w:rPr>
+            </w:pPr>
+          </w:p>
+        </w:tc>
+        <w:tc>
+          <w:tcPr>
+            <w:tcW w:w="525" w:type="dxa"/>
+            <w:gridSpan w:val="2"/>
+          </w:tcPr>
+          <w:p>
+            <w:pPr>
+              <w:spacing w:line="360" w:lineRule="auto"/>
+              <w:jc w:val="both"/>
+              <w:rPr>
+                <w:b/>
+                <w:sz w:val="16"/>
+                <w:szCs w:val="16"/>
+              </w:rPr>
+            </w:pPr>
+          </w:p>
+        </w:tc>
+        <w:tc>
+          <w:tcPr>
+            <w:tcW w:w="525" w:type="dxa"/>
+          </w:tcPr>
+          <w:p>
+            <w:pPr>
+              <w:spacing w:line="360" w:lineRule="auto"/>
+              <w:jc w:val="both"/>
+              <w:rPr>
+                <w:b/>
+                <w:sz w:val="16"/>
+                <w:szCs w:val="16"/>
+              </w:rPr>
+            </w:pPr>
+          </w:p>
+        </w:tc>
+        <w:tc>
+          <w:tcPr>
+            <w:tcW w:w="525" w:type="dxa"/>
+          </w:tcPr>
+          <w:p>
+            <w:pPr>
+              <w:spacing w:line="360" w:lineRule="auto"/>
+              <w:jc w:val="both"/>
+              <w:rPr>
+                <w:b/>
+                <w:sz w:val="16"/>
+                <w:szCs w:val="16"/>
+              </w:rPr>
+            </w:pPr>
+          </w:p>
+        </w:tc>
+      </w:tr>
+      <w:tr>
+        <w:tblPrEx>
+          <w:tblBorders>
+            <w:top w:val="single" w:sz="4" w:space="0" w:color="auto"/>
+            <w:left w:val="single" w:sz="4" w:space="0" w:color="auto"/>
+            <w:bottom w:val="single" w:sz="4" w:space="0" w:color="auto"/>
+            <w:right w:val="single" w:sz="4" w:space="0" w:color="auto"/>
+            <w:insideH w:val="single" w:sz="4" w:space="0" w:color="auto"/>
+            <w:insideV w:val="single" w:sz="4" w:space="0" w:color="auto"/>
+          </w:tblBorders>
+        </w:tblPrEx>
+        <w:trPr>
+          <w:gridAfter w:val="1"/>
+          <w:wAfter w:w="10" w:type="dxa"/>
+          <w:trHeight w:val="294"/>
+        </w:trPr>
+        <w:tc>
+          <w:tcPr>
+            <w:tcW w:w="1351" w:type="dxa"/>
+          </w:tcPr>
+          <w:p>
+            <w:pPr>
+              <w:spacing w:line="360" w:lineRule="auto"/>
+              <w:jc w:val="both"/>
+              <w:rPr>
+                <w:b/>
+                <w:sz w:val="16"/>
+                <w:szCs w:val="16"/>
+              </w:rPr>
+            </w:pPr>
+            <w:r>
+              <w:rPr>
+                <w:rFonts w:ascii="Calibri" w:hAnsi="Calibri"/>
+                <w:sz w:val="16"/>
+              </w:rPr>
+              <w:t>10. Informe y demostración de avance</w:t>
+            </w:r>
+          </w:p>
+        </w:tc>
+        <w:tc>
+          <w:tcPr>
+            <w:tcW w:w="536" w:type="dxa"/>
+          </w:tcPr>
+          <w:p>
+            <w:pPr>
+              <w:spacing w:line="360" w:lineRule="auto"/>
+              <w:jc w:val="both"/>
+              <w:rPr>
+                <w:b/>
+                <w:sz w:val="16"/>
+                <w:szCs w:val="16"/>
+              </w:rPr>
+            </w:pPr>
+          </w:p>
+        </w:tc>
+        <w:tc>
+          <w:tcPr>
+            <w:tcW w:w="522" w:type="dxa"/>
+          </w:tcPr>
+          <w:p>
+            <w:pPr>
+              <w:spacing w:line="360" w:lineRule="auto"/>
+              <w:jc w:val="both"/>
+              <w:rPr>
+                <w:b/>
+                <w:sz w:val="16"/>
+                <w:szCs w:val="16"/>
+              </w:rPr>
+            </w:pPr>
+          </w:p>
+        </w:tc>
+        <w:tc>
+          <w:tcPr>
+            <w:tcW w:w="523" w:type="dxa"/>
+          </w:tcPr>
+          <w:p>
+            <w:pPr>
+              <w:spacing w:line="360" w:lineRule="auto"/>
+              <w:jc w:val="both"/>
+              <w:rPr>
+                <w:b/>
+                <w:sz w:val="16"/>
+                <w:szCs w:val="16"/>
+              </w:rPr>
+            </w:pPr>
+          </w:p>
+        </w:tc>
+        <w:tc>
+          <w:tcPr>
+            <w:tcW w:w="526" w:type="dxa"/>
+          </w:tcPr>
+          <w:p>
+            <w:pPr>
+              <w:spacing w:line="360" w:lineRule="auto"/>
+              <w:jc w:val="both"/>
+              <w:rPr>
+                <w:b/>
+                <w:sz w:val="16"/>
+                <w:szCs w:val="16"/>
+              </w:rPr>
+            </w:pPr>
+          </w:p>
+        </w:tc>
+        <w:tc>
+          <w:tcPr>
+            <w:tcW w:w="523" w:type="dxa"/>
+          </w:tcPr>
+          <w:p>
+            <w:pPr>
+              <w:spacing w:line="360" w:lineRule="auto"/>
+              <w:jc w:val="both"/>
+              <w:rPr>
+                <w:b/>
+                <w:sz w:val="16"/>
+                <w:szCs w:val="16"/>
+              </w:rPr>
+            </w:pPr>
+          </w:p>
+        </w:tc>
+        <w:tc>
+          <w:tcPr>
+            <w:tcW w:w="523" w:type="dxa"/>
+          </w:tcPr>
+          <w:p>
+            <w:pPr>
+              <w:spacing w:line="360" w:lineRule="auto"/>
+              <w:jc w:val="both"/>
+              <w:rPr>
+                <w:b/>
+                <w:sz w:val="16"/>
+                <w:szCs w:val="16"/>
+              </w:rPr>
+            </w:pPr>
+          </w:p>
+        </w:tc>
+        <w:tc>
+          <w:tcPr>
+            <w:tcW w:w="523" w:type="dxa"/>
+          </w:tcPr>
+          <w:p>
+            <w:pPr>
+              <w:spacing w:line="360" w:lineRule="auto"/>
+              <w:jc w:val="both"/>
+              <w:rPr>
+                <w:b/>
+                <w:sz w:val="16"/>
+                <w:szCs w:val="16"/>
+              </w:rPr>
+            </w:pPr>
+          </w:p>
+        </w:tc>
+        <w:tc>
+          <w:tcPr>
+            <w:tcW w:w="523" w:type="dxa"/>
+          </w:tcPr>
+          <w:p>
+            <w:pPr>
+              <w:spacing w:line="360" w:lineRule="auto"/>
+              <w:jc w:val="both"/>
+              <w:rPr>
+                <w:b/>
+                <w:sz w:val="16"/>
+                <w:szCs w:val="16"/>
+              </w:rPr>
+            </w:pPr>
+          </w:p>
+        </w:tc>
+        <w:tc>
+          <w:tcPr>
+            <w:tcW w:w="523" w:type="dxa"/>
+          </w:tcPr>
+          <w:p>
+            <w:pPr>
+              <w:spacing w:line="360" w:lineRule="auto"/>
+              <w:jc w:val="both"/>
+              <w:rPr>
+                <w:b/>
+                <w:sz w:val="16"/>
+                <w:szCs w:val="16"/>
+              </w:rPr>
+            </w:pPr>
+            <w:r>
+              <w:rPr>
+                <w:rFonts w:ascii="Calibri" w:hAnsi="Calibri"/>
+                <w:sz w:val="16"/>
+              </w:rPr>
+              <w:t>X</w:t>
+            </w:r>
+          </w:p>
+        </w:tc>
+        <w:tc>
+          <w:tcPr>
+            <w:tcW w:w="523" w:type="dxa"/>
+          </w:tcPr>
+          <w:p>
+            <w:pPr>
+              <w:spacing w:line="360" w:lineRule="auto"/>
+              <w:jc w:val="both"/>
+              <w:rPr>
+                <w:b/>
+                <w:sz w:val="16"/>
+                <w:szCs w:val="16"/>
+              </w:rPr>
+            </w:pPr>
+            <w:r>
+              <w:rPr>
+                <w:rFonts w:ascii="Calibri" w:hAnsi="Calibri"/>
+                <w:sz w:val="16"/>
+              </w:rPr>
+              <w:t>X</w:t>
+            </w:r>
+          </w:p>
+        </w:tc>
+        <w:tc>
+          <w:tcPr>
+            <w:tcW w:w="523" w:type="dxa"/>
+          </w:tcPr>
+          <w:p>
+            <w:pPr>
+              <w:spacing w:line="360" w:lineRule="auto"/>
+              <w:jc w:val="both"/>
+              <w:rPr>
+                <w:b/>
+                <w:sz w:val="16"/>
+                <w:szCs w:val="16"/>
+              </w:rPr>
+            </w:pPr>
+          </w:p>
+        </w:tc>
+        <w:tc>
+          <w:tcPr>
+            <w:tcW w:w="523" w:type="dxa"/>
+          </w:tcPr>
+          <w:p>
+            <w:pPr>
+              <w:spacing w:line="360" w:lineRule="auto"/>
+              <w:jc w:val="both"/>
+              <w:rPr>
+                <w:b/>
+                <w:sz w:val="16"/>
+                <w:szCs w:val="16"/>
+              </w:rPr>
+            </w:pPr>
+          </w:p>
+        </w:tc>
+        <w:tc>
+          <w:tcPr>
+            <w:tcW w:w="525" w:type="dxa"/>
+          </w:tcPr>
+          <w:p>
+            <w:pPr>
+              <w:spacing w:line="360" w:lineRule="auto"/>
+              <w:jc w:val="both"/>
+              <w:rPr>
+                <w:b/>
+                <w:sz w:val="16"/>
+                <w:szCs w:val="16"/>
+              </w:rPr>
+            </w:pPr>
+          </w:p>
+        </w:tc>
+        <w:tc>
+          <w:tcPr>
+            <w:tcW w:w="525" w:type="dxa"/>
+          </w:tcPr>
+          <w:p>
+            <w:pPr>
+              <w:spacing w:line="360" w:lineRule="auto"/>
+              <w:jc w:val="both"/>
+              <w:rPr>
+                <w:b/>
+                <w:sz w:val="16"/>
+                <w:szCs w:val="16"/>
+              </w:rPr>
+            </w:pPr>
+          </w:p>
+        </w:tc>
+        <w:tc>
+          <w:tcPr>
+            <w:tcW w:w="525" w:type="dxa"/>
+          </w:tcPr>
+          <w:p>
+            <w:pPr>
+              <w:spacing w:line="360" w:lineRule="auto"/>
+              <w:jc w:val="both"/>
+              <w:rPr>
+                <w:b/>
+                <w:sz w:val="16"/>
+                <w:szCs w:val="16"/>
+              </w:rPr>
+            </w:pPr>
+          </w:p>
+        </w:tc>
+        <w:tc>
+          <w:tcPr>
+            <w:tcW w:w="525" w:type="dxa"/>
+            <w:gridSpan w:val="2"/>
+          </w:tcPr>
+          <w:p>
+            <w:pPr>
+              <w:spacing w:line="360" w:lineRule="auto"/>
+              <w:jc w:val="both"/>
+              <w:rPr>
+                <w:b/>
+                <w:sz w:val="16"/>
+                <w:szCs w:val="16"/>
+              </w:rPr>
+            </w:pPr>
+          </w:p>
+        </w:tc>
+        <w:tc>
+          <w:tcPr>
+            <w:tcW w:w="525" w:type="dxa"/>
+          </w:tcPr>
+          <w:p>
+            <w:pPr>
+              <w:spacing w:line="360" w:lineRule="auto"/>
+              <w:jc w:val="both"/>
+              <w:rPr>
+                <w:b/>
+                <w:sz w:val="16"/>
+                <w:szCs w:val="16"/>
+              </w:rPr>
+            </w:pPr>
+          </w:p>
+        </w:tc>
+        <w:tc>
+          <w:tcPr>
+            <w:tcW w:w="525" w:type="dxa"/>
+          </w:tcPr>
+          <w:p>
+            <w:pPr>
+              <w:spacing w:line="360" w:lineRule="auto"/>
+              <w:jc w:val="both"/>
+              <w:rPr>
+                <w:b/>
+                <w:sz w:val="16"/>
+                <w:szCs w:val="16"/>
+              </w:rPr>
+            </w:pPr>
+          </w:p>
+        </w:tc>
+      </w:tr>
+      <w:tr>
+        <w:tblPrEx>
+          <w:tblBorders>
+            <w:top w:val="single" w:sz="4" w:space="0" w:color="auto"/>
+            <w:left w:val="single" w:sz="4" w:space="0" w:color="auto"/>
+            <w:bottom w:val="single" w:sz="4" w:space="0" w:color="auto"/>
+            <w:right w:val="single" w:sz="4" w:space="0" w:color="auto"/>
+            <w:insideH w:val="single" w:sz="4" w:space="0" w:color="auto"/>
+            <w:insideV w:val="single" w:sz="4" w:space="0" w:color="auto"/>
+          </w:tblBorders>
+        </w:tblPrEx>
+        <w:trPr>
+          <w:gridAfter w:val="1"/>
+          <w:wAfter w:w="10" w:type="dxa"/>
+          <w:trHeight w:val="294"/>
+        </w:trPr>
+        <w:tc>
+          <w:tcPr>
+            <w:tcW w:w="1351" w:type="dxa"/>
+          </w:tcPr>
+          <w:p>
+            <w:pPr>
+              <w:spacing w:line="360" w:lineRule="auto"/>
+              <w:jc w:val="both"/>
+              <w:rPr>
+                <w:b/>
+                <w:sz w:val="16"/>
+                <w:szCs w:val="16"/>
+              </w:rPr>
+            </w:pPr>
+            <w:r>
+              <w:rPr>
+                <w:rFonts w:ascii="Calibri" w:hAnsi="Calibri"/>
+                <w:sz w:val="16"/>
+              </w:rPr>
+              <w:t>11. Pruebas integradas y correcciones</w:t>
+            </w:r>
+          </w:p>
+        </w:tc>
+        <w:tc>
+          <w:tcPr>
+            <w:tcW w:w="536" w:type="dxa"/>
+          </w:tcPr>
+          <w:p>
+            <w:pPr>
+              <w:spacing w:line="360" w:lineRule="auto"/>
+              <w:jc w:val="both"/>
+              <w:rPr>
+                <w:b/>
+                <w:sz w:val="16"/>
+                <w:szCs w:val="16"/>
+              </w:rPr>
+            </w:pPr>
+          </w:p>
+        </w:tc>
+        <w:tc>
+          <w:tcPr>
+            <w:tcW w:w="522" w:type="dxa"/>
+          </w:tcPr>
+          <w:p>
+            <w:pPr>
+              <w:spacing w:line="360" w:lineRule="auto"/>
+              <w:jc w:val="both"/>
+              <w:rPr>
+                <w:b/>
+                <w:sz w:val="16"/>
+                <w:szCs w:val="16"/>
+              </w:rPr>
+            </w:pPr>
+          </w:p>
+        </w:tc>
+        <w:tc>
+          <w:tcPr>
+            <w:tcW w:w="523" w:type="dxa"/>
+          </w:tcPr>
+          <w:p>
+            <w:pPr>
+              <w:spacing w:line="360" w:lineRule="auto"/>
+              <w:jc w:val="both"/>
+              <w:rPr>
+                <w:b/>
+                <w:sz w:val="16"/>
+                <w:szCs w:val="16"/>
+              </w:rPr>
+            </w:pPr>
+          </w:p>
+        </w:tc>
+        <w:tc>
+          <w:tcPr>
+            <w:tcW w:w="526" w:type="dxa"/>
+          </w:tcPr>
+          <w:p>
+            <w:pPr>
+              <w:spacing w:line="360" w:lineRule="auto"/>
+              <w:jc w:val="both"/>
+              <w:rPr>
+                <w:b/>
+                <w:sz w:val="16"/>
+                <w:szCs w:val="16"/>
+              </w:rPr>
+            </w:pPr>
+          </w:p>
+        </w:tc>
+        <w:tc>
+          <w:tcPr>
+            <w:tcW w:w="523" w:type="dxa"/>
+          </w:tcPr>
+          <w:p>
+            <w:pPr>
+              <w:spacing w:line="360" w:lineRule="auto"/>
+              <w:jc w:val="both"/>
+              <w:rPr>
+                <w:b/>
+                <w:sz w:val="16"/>
+                <w:szCs w:val="16"/>
+              </w:rPr>
+            </w:pPr>
+          </w:p>
+        </w:tc>
+        <w:tc>
+          <w:tcPr>
+            <w:tcW w:w="523" w:type="dxa"/>
+          </w:tcPr>
+          <w:p>
+            <w:pPr>
+              <w:spacing w:line="360" w:lineRule="auto"/>
+              <w:jc w:val="both"/>
+              <w:rPr>
+                <w:b/>
+                <w:sz w:val="16"/>
+                <w:szCs w:val="16"/>
+              </w:rPr>
+            </w:pPr>
+          </w:p>
+        </w:tc>
+        <w:tc>
+          <w:tcPr>
+            <w:tcW w:w="523" w:type="dxa"/>
+          </w:tcPr>
+          <w:p>
+            <w:pPr>
+              <w:spacing w:line="360" w:lineRule="auto"/>
+              <w:jc w:val="both"/>
+              <w:rPr>
+                <w:b/>
+                <w:sz w:val="16"/>
+                <w:szCs w:val="16"/>
+              </w:rPr>
+            </w:pPr>
+          </w:p>
+        </w:tc>
+        <w:tc>
+          <w:tcPr>
+            <w:tcW w:w="523" w:type="dxa"/>
+          </w:tcPr>
+          <w:p>
+            <w:pPr>
+              <w:spacing w:line="360" w:lineRule="auto"/>
+              <w:jc w:val="both"/>
+              <w:rPr>
+                <w:b/>
+                <w:sz w:val="16"/>
+                <w:szCs w:val="16"/>
+              </w:rPr>
+            </w:pPr>
+          </w:p>
+        </w:tc>
+        <w:tc>
+          <w:tcPr>
+            <w:tcW w:w="523" w:type="dxa"/>
+          </w:tcPr>
+          <w:p>
+            <w:pPr>
+              <w:spacing w:line="360" w:lineRule="auto"/>
+              <w:jc w:val="both"/>
+              <w:rPr>
+                <w:b/>
+                <w:sz w:val="16"/>
+                <w:szCs w:val="16"/>
+              </w:rPr>
+            </w:pPr>
+          </w:p>
+        </w:tc>
+        <w:tc>
+          <w:tcPr>
+            <w:tcW w:w="523" w:type="dxa"/>
+          </w:tcPr>
+          <w:p>
+            <w:pPr>
+              <w:spacing w:line="360" w:lineRule="auto"/>
+              <w:jc w:val="both"/>
+              <w:rPr>
+                <w:b/>
+                <w:sz w:val="16"/>
+                <w:szCs w:val="16"/>
+              </w:rPr>
+            </w:pPr>
+          </w:p>
+        </w:tc>
+        <w:tc>
+          <w:tcPr>
+            <w:tcW w:w="523" w:type="dxa"/>
+          </w:tcPr>
+          <w:p>
+            <w:pPr>
+              <w:spacing w:line="360" w:lineRule="auto"/>
+              <w:jc w:val="both"/>
+              <w:rPr>
+                <w:b/>
+                <w:sz w:val="16"/>
+                <w:szCs w:val="16"/>
+              </w:rPr>
+            </w:pPr>
+          </w:p>
+        </w:tc>
+        <w:tc>
+          <w:tcPr>
+            <w:tcW w:w="523" w:type="dxa"/>
+          </w:tcPr>
+          <w:p>
+            <w:pPr>
+              <w:spacing w:line="360" w:lineRule="auto"/>
+              <w:jc w:val="both"/>
+              <w:rPr>
+                <w:b/>
+                <w:sz w:val="16"/>
+                <w:szCs w:val="16"/>
+              </w:rPr>
+            </w:pPr>
+          </w:p>
+        </w:tc>
+        <w:tc>
+          <w:tcPr>
+            <w:tcW w:w="525" w:type="dxa"/>
+          </w:tcPr>
+          <w:p>
+            <w:pPr>
+              <w:spacing w:line="360" w:lineRule="auto"/>
+              <w:jc w:val="both"/>
+              <w:rPr>
+                <w:b/>
+                <w:sz w:val="16"/>
+                <w:szCs w:val="16"/>
+              </w:rPr>
+            </w:pPr>
+            <w:r>
+              <w:rPr>
+                <w:rFonts w:ascii="Calibri" w:hAnsi="Calibri"/>
+                <w:sz w:val="16"/>
+              </w:rPr>
+              <w:t>X</w:t>
+            </w:r>
+          </w:p>
+        </w:tc>
+        <w:tc>
+          <w:tcPr>
+            <w:tcW w:w="525" w:type="dxa"/>
+          </w:tcPr>
+          <w:p>
+            <w:pPr>
+              <w:spacing w:line="360" w:lineRule="auto"/>
+              <w:jc w:val="both"/>
+              <w:rPr>
+                <w:b/>
+                <w:sz w:val="16"/>
+                <w:szCs w:val="16"/>
+              </w:rPr>
+            </w:pPr>
+            <w:r>
+              <w:rPr>
+                <w:rFonts w:ascii="Calibri" w:hAnsi="Calibri"/>
+                <w:sz w:val="16"/>
+              </w:rPr>
+              <w:t>X</w:t>
+            </w:r>
+          </w:p>
+        </w:tc>
+        <w:tc>
+          <w:tcPr>
+            <w:tcW w:w="525" w:type="dxa"/>
+          </w:tcPr>
+          <w:p>
+            <w:pPr>
+              <w:spacing w:line="360" w:lineRule="auto"/>
+              <w:jc w:val="both"/>
+              <w:rPr>
+                <w:b/>
+                <w:sz w:val="16"/>
+                <w:szCs w:val="16"/>
+              </w:rPr>
+            </w:pPr>
+            <w:r>
+              <w:rPr>
+                <w:rFonts w:ascii="Calibri" w:hAnsi="Calibri"/>
+                <w:sz w:val="16"/>
+              </w:rPr>
+              <w:t>X</w:t>
+            </w:r>
+          </w:p>
+        </w:tc>
+        <w:tc>
+          <w:tcPr>
+            <w:tcW w:w="525" w:type="dxa"/>
+            <w:gridSpan w:val="2"/>
+          </w:tcPr>
+          <w:p>
+            <w:pPr>
+              <w:spacing w:line="360" w:lineRule="auto"/>
+              <w:jc w:val="both"/>
+              <w:rPr>
+                <w:b/>
+                <w:sz w:val="16"/>
+                <w:szCs w:val="16"/>
+              </w:rPr>
+            </w:pPr>
+            <w:r>
+              <w:rPr>
+                <w:rFonts w:ascii="Calibri" w:hAnsi="Calibri"/>
+                <w:sz w:val="16"/>
+              </w:rPr>
+              <w:t>X</w:t>
+            </w:r>
+          </w:p>
+        </w:tc>
+        <w:tc>
+          <w:tcPr>
+            <w:tcW w:w="525" w:type="dxa"/>
+          </w:tcPr>
+          <w:p>
+            <w:pPr>
+              <w:spacing w:line="360" w:lineRule="auto"/>
+              <w:jc w:val="both"/>
+              <w:rPr>
+                <w:b/>
+                <w:sz w:val="16"/>
+                <w:szCs w:val="16"/>
+              </w:rPr>
+            </w:pPr>
+          </w:p>
+        </w:tc>
+        <w:tc>
+          <w:tcPr>
+            <w:tcW w:w="525" w:type="dxa"/>
+          </w:tcPr>
+          <w:p>
+            <w:pPr>
+              <w:spacing w:line="360" w:lineRule="auto"/>
+              <w:jc w:val="both"/>
+              <w:rPr>
+                <w:b/>
+                <w:sz w:val="16"/>
+                <w:szCs w:val="16"/>
+              </w:rPr>
+            </w:pPr>
+          </w:p>
+        </w:tc>
+      </w:tr>
+      <w:tr>
+        <w:tblPrEx>
+          <w:tblBorders>
+            <w:top w:val="single" w:sz="4" w:space="0" w:color="auto"/>
+            <w:left w:val="single" w:sz="4" w:space="0" w:color="auto"/>
+            <w:bottom w:val="single" w:sz="4" w:space="0" w:color="auto"/>
+            <w:right w:val="single" w:sz="4" w:space="0" w:color="auto"/>
+            <w:insideH w:val="single" w:sz="4" w:space="0" w:color="auto"/>
+            <w:insideV w:val="single" w:sz="4" w:space="0" w:color="auto"/>
+          </w:tblBorders>
+        </w:tblPrEx>
+        <w:trPr>
+          <w:gridAfter w:val="1"/>
+          <w:wAfter w:w="10" w:type="dxa"/>
+          <w:trHeight w:val="294"/>
+        </w:trPr>
+        <w:tc>
+          <w:tcPr>
+            <w:tcW w:w="1351" w:type="dxa"/>
+          </w:tcPr>
+          <w:p>
+            <w:pPr>
+              <w:spacing w:line="360" w:lineRule="auto"/>
+              <w:jc w:val="both"/>
+              <w:rPr>
+                <w:b/>
+                <w:sz w:val="16"/>
+                <w:szCs w:val="16"/>
+              </w:rPr>
+            </w:pPr>
+            <w:r>
+              <w:rPr>
+                <w:rFonts w:ascii="Calibri" w:hAnsi="Calibri"/>
+                <w:sz w:val="16"/>
+              </w:rPr>
+              <w:t>12. Documentación e informe final</w:t>
+            </w:r>
+          </w:p>
+        </w:tc>
+        <w:tc>
+          <w:tcPr>
+            <w:tcW w:w="536" w:type="dxa"/>
+          </w:tcPr>
+          <w:p>
+            <w:pPr>
+              <w:spacing w:line="360" w:lineRule="auto"/>
+              <w:jc w:val="both"/>
+              <w:rPr>
+                <w:b/>
+                <w:sz w:val="16"/>
+                <w:szCs w:val="16"/>
+              </w:rPr>
+            </w:pPr>
+          </w:p>
+        </w:tc>
+        <w:tc>
+          <w:tcPr>
+            <w:tcW w:w="522" w:type="dxa"/>
+          </w:tcPr>
+          <w:p>
+            <w:pPr>
+              <w:spacing w:line="360" w:lineRule="auto"/>
+              <w:jc w:val="both"/>
+              <w:rPr>
+                <w:b/>
+                <w:sz w:val="16"/>
+                <w:szCs w:val="16"/>
+              </w:rPr>
+            </w:pPr>
+          </w:p>
+        </w:tc>
+        <w:tc>
+          <w:tcPr>
+            <w:tcW w:w="523" w:type="dxa"/>
+          </w:tcPr>
+          <w:p>
+            <w:pPr>
+              <w:spacing w:line="360" w:lineRule="auto"/>
+              <w:jc w:val="both"/>
+              <w:rPr>
+                <w:b/>
+                <w:sz w:val="16"/>
+                <w:szCs w:val="16"/>
+              </w:rPr>
+            </w:pPr>
+          </w:p>
+        </w:tc>
+        <w:tc>
+          <w:tcPr>
+            <w:tcW w:w="526" w:type="dxa"/>
+          </w:tcPr>
+          <w:p>
+            <w:pPr>
+              <w:spacing w:line="360" w:lineRule="auto"/>
+              <w:jc w:val="both"/>
+              <w:rPr>
+                <w:b/>
+                <w:sz w:val="16"/>
+                <w:szCs w:val="16"/>
+              </w:rPr>
+            </w:pPr>
+          </w:p>
+        </w:tc>
+        <w:tc>
+          <w:tcPr>
+            <w:tcW w:w="523" w:type="dxa"/>
+          </w:tcPr>
+          <w:p>
+            <w:pPr>
+              <w:spacing w:line="360" w:lineRule="auto"/>
+              <w:jc w:val="both"/>
+              <w:rPr>
+                <w:b/>
+                <w:sz w:val="16"/>
+                <w:szCs w:val="16"/>
+              </w:rPr>
+            </w:pPr>
+          </w:p>
+        </w:tc>
+        <w:tc>
+          <w:tcPr>
+            <w:tcW w:w="523" w:type="dxa"/>
+          </w:tcPr>
+          <w:p>
+            <w:pPr>
+              <w:spacing w:line="360" w:lineRule="auto"/>
+              <w:jc w:val="both"/>
+              <w:rPr>
+                <w:b/>
+                <w:sz w:val="16"/>
+                <w:szCs w:val="16"/>
+              </w:rPr>
+            </w:pPr>
+          </w:p>
+        </w:tc>
+        <w:tc>
+          <w:tcPr>
+            <w:tcW w:w="523" w:type="dxa"/>
+          </w:tcPr>
+          <w:p>
+            <w:pPr>
+              <w:spacing w:line="360" w:lineRule="auto"/>
+              <w:jc w:val="both"/>
+              <w:rPr>
+                <w:b/>
+                <w:sz w:val="16"/>
+                <w:szCs w:val="16"/>
+              </w:rPr>
+            </w:pPr>
+          </w:p>
+        </w:tc>
+        <w:tc>
+          <w:tcPr>
+            <w:tcW w:w="523" w:type="dxa"/>
+          </w:tcPr>
+          <w:p>
+            <w:pPr>
+              <w:spacing w:line="360" w:lineRule="auto"/>
+              <w:jc w:val="both"/>
+              <w:rPr>
+                <w:b/>
+                <w:sz w:val="16"/>
+                <w:szCs w:val="16"/>
+              </w:rPr>
+            </w:pPr>
+          </w:p>
+        </w:tc>
+        <w:tc>
+          <w:tcPr>
+            <w:tcW w:w="523" w:type="dxa"/>
+          </w:tcPr>
+          <w:p>
+            <w:pPr>
+              <w:spacing w:line="360" w:lineRule="auto"/>
+              <w:jc w:val="both"/>
+              <w:rPr>
+                <w:b/>
+                <w:sz w:val="16"/>
+                <w:szCs w:val="16"/>
+              </w:rPr>
+            </w:pPr>
+          </w:p>
+        </w:tc>
+        <w:tc>
+          <w:tcPr>
+            <w:tcW w:w="523" w:type="dxa"/>
+          </w:tcPr>
+          <w:p>
+            <w:pPr>
+              <w:spacing w:line="360" w:lineRule="auto"/>
+              <w:jc w:val="both"/>
+              <w:rPr>
+                <w:b/>
+                <w:sz w:val="16"/>
+                <w:szCs w:val="16"/>
+              </w:rPr>
+            </w:pPr>
+          </w:p>
+        </w:tc>
+        <w:tc>
+          <w:tcPr>
+            <w:tcW w:w="523" w:type="dxa"/>
+          </w:tcPr>
+          <w:p>
+            <w:pPr>
+              <w:spacing w:line="360" w:lineRule="auto"/>
+              <w:jc w:val="both"/>
+              <w:rPr>
+                <w:b/>
+                <w:sz w:val="16"/>
+                <w:szCs w:val="16"/>
+              </w:rPr>
+            </w:pPr>
+          </w:p>
+        </w:tc>
+        <w:tc>
+          <w:tcPr>
+            <w:tcW w:w="523" w:type="dxa"/>
+          </w:tcPr>
+          <w:p>
+            <w:pPr>
+              <w:spacing w:line="360" w:lineRule="auto"/>
+              <w:jc w:val="both"/>
+              <w:rPr>
+                <w:b/>
+                <w:sz w:val="16"/>
+                <w:szCs w:val="16"/>
+              </w:rPr>
+            </w:pPr>
+          </w:p>
+        </w:tc>
+        <w:tc>
+          <w:tcPr>
+            <w:tcW w:w="525" w:type="dxa"/>
+          </w:tcPr>
+          <w:p>
+            <w:pPr>
+              <w:spacing w:line="360" w:lineRule="auto"/>
+              <w:jc w:val="both"/>
+              <w:rPr>
+                <w:b/>
+                <w:sz w:val="16"/>
+                <w:szCs w:val="16"/>
+              </w:rPr>
+            </w:pPr>
+          </w:p>
+        </w:tc>
+        <w:tc>
+          <w:tcPr>
+            <w:tcW w:w="525" w:type="dxa"/>
+          </w:tcPr>
+          <w:p>
+            <w:pPr>
+              <w:spacing w:line="360" w:lineRule="auto"/>
+              <w:jc w:val="both"/>
+              <w:rPr>
+                <w:b/>
+                <w:sz w:val="16"/>
+                <w:szCs w:val="16"/>
+              </w:rPr>
+            </w:pPr>
+          </w:p>
+        </w:tc>
+        <w:tc>
+          <w:tcPr>
+            <w:tcW w:w="525" w:type="dxa"/>
+          </w:tcPr>
+          <w:p>
+            <w:pPr>
+              <w:spacing w:line="360" w:lineRule="auto"/>
+              <w:jc w:val="both"/>
+              <w:rPr>
+                <w:b/>
+                <w:sz w:val="16"/>
+                <w:szCs w:val="16"/>
+              </w:rPr>
+            </w:pPr>
+            <w:r>
+              <w:rPr>
+                <w:rFonts w:ascii="Calibri" w:hAnsi="Calibri"/>
+                <w:sz w:val="16"/>
+              </w:rPr>
+              <w:t>X</w:t>
+            </w:r>
+          </w:p>
+        </w:tc>
+        <w:tc>
+          <w:tcPr>
+            <w:tcW w:w="525" w:type="dxa"/>
+            <w:gridSpan w:val="2"/>
+          </w:tcPr>
+          <w:p>
+            <w:pPr>
+              <w:spacing w:line="360" w:lineRule="auto"/>
+              <w:jc w:val="both"/>
+              <w:rPr>
+                <w:b/>
+                <w:sz w:val="16"/>
+                <w:szCs w:val="16"/>
+              </w:rPr>
+            </w:pPr>
+            <w:r>
+              <w:rPr>
+                <w:rFonts w:ascii="Calibri" w:hAnsi="Calibri"/>
+                <w:sz w:val="16"/>
+              </w:rPr>
+              <w:t>X</w:t>
+            </w:r>
+          </w:p>
+        </w:tc>
+        <w:tc>
+          <w:tcPr>
+            <w:tcW w:w="525" w:type="dxa"/>
+          </w:tcPr>
+          <w:p>
+            <w:pPr>
+              <w:spacing w:line="360" w:lineRule="auto"/>
+              <w:jc w:val="both"/>
+              <w:rPr>
+                <w:b/>
+                <w:sz w:val="16"/>
+                <w:szCs w:val="16"/>
+              </w:rPr>
+            </w:pPr>
+            <w:r>
+              <w:rPr>
+                <w:rFonts w:ascii="Calibri" w:hAnsi="Calibri"/>
+                <w:sz w:val="16"/>
+              </w:rPr>
+              <w:t>X</w:t>
+            </w:r>
+          </w:p>
+        </w:tc>
+        <w:tc>
+          <w:tcPr>
+            <w:tcW w:w="525" w:type="dxa"/>
+          </w:tcPr>
+          <w:p>
+            <w:pPr>
+              <w:spacing w:line="360" w:lineRule="auto"/>
+              <w:jc w:val="both"/>
+              <w:rPr>
+                <w:b/>
+                <w:sz w:val="16"/>
+                <w:szCs w:val="16"/>
+              </w:rPr>
+            </w:pPr>
+            <w:r>
+              <w:rPr>
+                <w:rFonts w:ascii="Calibri" w:hAnsi="Calibri"/>
+                <w:sz w:val="16"/>
+              </w:rPr>
+              <w:t>X</w:t>
+            </w:r>
+          </w:p>
+        </w:tc>
+      </w:tr>
+      <w:tr>
+        <w:tblPrEx>
+          <w:tblBorders>
+            <w:top w:val="single" w:sz="4" w:space="0" w:color="auto"/>
+            <w:left w:val="single" w:sz="4" w:space="0" w:color="auto"/>
+            <w:bottom w:val="single" w:sz="4" w:space="0" w:color="auto"/>
+            <w:right w:val="single" w:sz="4" w:space="0" w:color="auto"/>
+            <w:insideH w:val="single" w:sz="4" w:space="0" w:color="auto"/>
+            <w:insideV w:val="single" w:sz="4" w:space="0" w:color="auto"/>
+          </w:tblBorders>
+        </w:tblPrEx>
+        <w:trPr>
+          <w:gridAfter w:val="1"/>
+          <w:wAfter w:w="10" w:type="dxa"/>
+          <w:trHeight w:val="294"/>
+        </w:trPr>
+        <w:tc>
+          <w:tcPr>
+            <w:tcW w:w="1351" w:type="dxa"/>
+          </w:tcPr>
+          <w:p>
+            <w:pPr>
+              <w:spacing w:line="360" w:lineRule="auto"/>
+              <w:jc w:val="both"/>
+              <w:rPr>
+                <w:b/>
+                <w:sz w:val="16"/>
+                <w:szCs w:val="16"/>
+              </w:rPr>
+            </w:pPr>
+            <w:r>
+              <w:rPr>
+                <w:rFonts w:ascii="Calibri" w:hAnsi="Calibri"/>
+                <w:sz w:val="16"/>
+              </w:rPr>
+              <w:t>13. Entrega y presentación final</w:t>
+            </w:r>
+          </w:p>
+        </w:tc>
+        <w:tc>
+          <w:tcPr>
+            <w:tcW w:w="536" w:type="dxa"/>
+          </w:tcPr>
+          <w:p>
+            <w:pPr>
+              <w:spacing w:line="360" w:lineRule="auto"/>
+              <w:jc w:val="both"/>
+              <w:rPr>
+                <w:b/>
+                <w:sz w:val="16"/>
+                <w:szCs w:val="16"/>
+              </w:rPr>
+            </w:pPr>
+          </w:p>
+        </w:tc>
+        <w:tc>
+          <w:tcPr>
+            <w:tcW w:w="522" w:type="dxa"/>
+          </w:tcPr>
+          <w:p>
+            <w:pPr>
+              <w:spacing w:line="360" w:lineRule="auto"/>
+              <w:jc w:val="both"/>
+              <w:rPr>
+                <w:b/>
+                <w:sz w:val="16"/>
+                <w:szCs w:val="16"/>
+              </w:rPr>
+            </w:pPr>
+          </w:p>
+        </w:tc>
+        <w:tc>
+          <w:tcPr>
+            <w:tcW w:w="523" w:type="dxa"/>
+          </w:tcPr>
+          <w:p>
+            <w:pPr>
+              <w:spacing w:line="360" w:lineRule="auto"/>
+              <w:jc w:val="both"/>
+              <w:rPr>
+                <w:b/>
+                <w:sz w:val="16"/>
+                <w:szCs w:val="16"/>
+              </w:rPr>
+            </w:pPr>
+          </w:p>
+        </w:tc>
+        <w:tc>
+          <w:tcPr>
+            <w:tcW w:w="526" w:type="dxa"/>
+          </w:tcPr>
+          <w:p>
+            <w:pPr>
+              <w:spacing w:line="360" w:lineRule="auto"/>
+              <w:jc w:val="both"/>
+              <w:rPr>
+                <w:b/>
+                <w:sz w:val="16"/>
+                <w:szCs w:val="16"/>
+              </w:rPr>
+            </w:pPr>
+          </w:p>
+        </w:tc>
+        <w:tc>
+          <w:tcPr>
+            <w:tcW w:w="523" w:type="dxa"/>
+          </w:tcPr>
+          <w:p>
+            <w:pPr>
+              <w:spacing w:line="360" w:lineRule="auto"/>
+              <w:jc w:val="both"/>
+              <w:rPr>
+                <w:b/>
+                <w:sz w:val="16"/>
+                <w:szCs w:val="16"/>
+              </w:rPr>
+            </w:pPr>
+          </w:p>
+        </w:tc>
+        <w:tc>
+          <w:tcPr>
+            <w:tcW w:w="523" w:type="dxa"/>
+          </w:tcPr>
+          <w:p>
+            <w:pPr>
+              <w:spacing w:line="360" w:lineRule="auto"/>
+              <w:jc w:val="both"/>
+              <w:rPr>
+                <w:b/>
+                <w:sz w:val="16"/>
+                <w:szCs w:val="16"/>
+              </w:rPr>
+            </w:pPr>
+          </w:p>
+        </w:tc>
+        <w:tc>
+          <w:tcPr>
+            <w:tcW w:w="523" w:type="dxa"/>
+          </w:tcPr>
+          <w:p>
+            <w:pPr>
+              <w:spacing w:line="360" w:lineRule="auto"/>
+              <w:jc w:val="both"/>
+              <w:rPr>
+                <w:b/>
+                <w:sz w:val="16"/>
+                <w:szCs w:val="16"/>
+              </w:rPr>
+            </w:pPr>
+          </w:p>
+        </w:tc>
+        <w:tc>
+          <w:tcPr>
+            <w:tcW w:w="523" w:type="dxa"/>
+          </w:tcPr>
+          <w:p>
+            <w:pPr>
+              <w:spacing w:line="360" w:lineRule="auto"/>
+              <w:jc w:val="both"/>
+              <w:rPr>
+                <w:b/>
+                <w:sz w:val="16"/>
+                <w:szCs w:val="16"/>
+              </w:rPr>
+            </w:pPr>
+          </w:p>
+        </w:tc>
+        <w:tc>
+          <w:tcPr>
+            <w:tcW w:w="523" w:type="dxa"/>
+          </w:tcPr>
+          <w:p>
+            <w:pPr>
+              <w:spacing w:line="360" w:lineRule="auto"/>
+              <w:jc w:val="both"/>
+              <w:rPr>
+                <w:b/>
+                <w:sz w:val="16"/>
+                <w:szCs w:val="16"/>
+              </w:rPr>
+            </w:pPr>
+          </w:p>
+        </w:tc>
+        <w:tc>
+          <w:tcPr>
+            <w:tcW w:w="523" w:type="dxa"/>
+          </w:tcPr>
+          <w:p>
+            <w:pPr>
+              <w:spacing w:line="360" w:lineRule="auto"/>
+              <w:jc w:val="both"/>
+              <w:rPr>
+                <w:b/>
+                <w:sz w:val="16"/>
+                <w:szCs w:val="16"/>
+              </w:rPr>
+            </w:pPr>
+          </w:p>
+        </w:tc>
+        <w:tc>
+          <w:tcPr>
+            <w:tcW w:w="523" w:type="dxa"/>
+          </w:tcPr>
+          <w:p>
+            <w:pPr>
+              <w:spacing w:line="360" w:lineRule="auto"/>
+              <w:jc w:val="both"/>
+              <w:rPr>
+                <w:b/>
+                <w:sz w:val="16"/>
+                <w:szCs w:val="16"/>
+              </w:rPr>
+            </w:pPr>
+          </w:p>
+        </w:tc>
+        <w:tc>
+          <w:tcPr>
+            <w:tcW w:w="523" w:type="dxa"/>
+          </w:tcPr>
+          <w:p>
+            <w:pPr>
+              <w:spacing w:line="360" w:lineRule="auto"/>
+              <w:jc w:val="both"/>
+              <w:rPr>
+                <w:b/>
+                <w:sz w:val="16"/>
+                <w:szCs w:val="16"/>
+              </w:rPr>
+            </w:pPr>
+          </w:p>
+        </w:tc>
+        <w:tc>
+          <w:tcPr>
+            <w:tcW w:w="525" w:type="dxa"/>
+          </w:tcPr>
+          <w:p>
+            <w:pPr>
+              <w:spacing w:line="360" w:lineRule="auto"/>
+              <w:jc w:val="both"/>
+              <w:rPr>
+                <w:b/>
+                <w:sz w:val="16"/>
+                <w:szCs w:val="16"/>
+              </w:rPr>
+            </w:pPr>
+          </w:p>
+        </w:tc>
+        <w:tc>
+          <w:tcPr>
+            <w:tcW w:w="525" w:type="dxa"/>
+          </w:tcPr>
+          <w:p>
+            <w:pPr>
+              <w:spacing w:line="360" w:lineRule="auto"/>
+              <w:jc w:val="both"/>
+              <w:rPr>
+                <w:b/>
+                <w:sz w:val="16"/>
+                <w:szCs w:val="16"/>
+              </w:rPr>
+            </w:pPr>
+          </w:p>
+        </w:tc>
+        <w:tc>
+          <w:tcPr>
+            <w:tcW w:w="525" w:type="dxa"/>
+          </w:tcPr>
+          <w:p>
+            <w:pPr>
+              <w:spacing w:line="360" w:lineRule="auto"/>
+              <w:jc w:val="both"/>
+              <w:rPr>
+                <w:b/>
+                <w:sz w:val="16"/>
+                <w:szCs w:val="16"/>
+              </w:rPr>
+            </w:pPr>
+          </w:p>
+        </w:tc>
+        <w:tc>
+          <w:tcPr>
+            <w:tcW w:w="525" w:type="dxa"/>
+            <w:gridSpan w:val="2"/>
+          </w:tcPr>
+          <w:p>
+            <w:pPr>
+              <w:spacing w:line="360" w:lineRule="auto"/>
+              <w:jc w:val="both"/>
+              <w:rPr>
+                <w:b/>
+                <w:sz w:val="16"/>
+                <w:szCs w:val="16"/>
+              </w:rPr>
+            </w:pPr>
+          </w:p>
+        </w:tc>
+        <w:tc>
+          <w:tcPr>
+            <w:tcW w:w="525" w:type="dxa"/>
+          </w:tcPr>
+          <w:p>
+            <w:pPr>
+              <w:spacing w:line="360" w:lineRule="auto"/>
+              <w:jc w:val="both"/>
+              <w:rPr>
+                <w:b/>
+                <w:sz w:val="16"/>
+                <w:szCs w:val="16"/>
+              </w:rPr>
+            </w:pPr>
+            <w:r>
+              <w:rPr>
+                <w:rFonts w:ascii="Calibri" w:hAnsi="Calibri"/>
+                <w:sz w:val="16"/>
+              </w:rPr>
+              <w:t>X</w:t>
+            </w:r>
+          </w:p>
+        </w:tc>
+        <w:tc>
+          <w:tcPr>
+            <w:tcW w:w="525" w:type="dxa"/>
+          </w:tcPr>
+          <w:p>
+            <w:pPr>
+              <w:spacing w:line="360" w:lineRule="auto"/>
+              <w:jc w:val="both"/>
+              <w:rPr>
+                <w:b/>
+                <w:sz w:val="16"/>
+                <w:szCs w:val="16"/>
+              </w:rPr>
+            </w:pPr>
+            <w:r>
+              <w:rPr>
+                <w:rFonts w:ascii="Calibri" w:hAnsi="Calibri"/>
+                <w:sz w:val="16"/>
+              </w:rPr>
+              <w:t>X</w:t>
+            </w:r>
+          </w:p>
+        </w:tc>
+      </w:tr>
+      <w:tr>
+        <w:tblPrEx>
+          <w:tblBorders>
+            <w:top w:val="single" w:sz="4" w:space="0" w:color="auto"/>
+            <w:left w:val="single" w:sz="4" w:space="0" w:color="auto"/>
+            <w:bottom w:val="single" w:sz="4" w:space="0" w:color="auto"/>
+            <w:right w:val="single" w:sz="4" w:space="0" w:color="auto"/>
+            <w:insideH w:val="single" w:sz="4" w:space="0" w:color="auto"/>
+            <w:insideV w:val="single" w:sz="4" w:space="0" w:color="auto"/>
+          </w:tblBorders>
+        </w:tblPrEx>
+        <w:trPr>
+          <w:gridAfter w:val="1"/>
+          <w:wAfter w:w="10" w:type="dxa"/>
+          <w:trHeight w:val="294"/>
+        </w:trPr>
+        <w:tc>
+          <w:tcPr>
+            <w:tcW w:w="1351" w:type="dxa"/>
+          </w:tcPr>
+          <w:p>
+            <w:pPr>
+              <w:spacing w:line="360" w:lineRule="auto"/>
+              <w:jc w:val="both"/>
+              <w:rPr>
+                <w:b/>
+                <w:sz w:val="16"/>
+                <w:szCs w:val="16"/>
+              </w:rPr>
+            </w:pPr>
+            <w:r>
+              <w:rPr>
+                <w:rFonts w:ascii="Calibri" w:hAnsi="Calibri"/>
+                <w:sz w:val="16"/>
+              </w:rPr>
+              <w:lastRenderedPageBreak/>
+              <w:t>14. Seguimiento y registro de evidencias</w:t>
+            </w:r>
+          </w:p>
+        </w:tc>
+        <w:tc>
+          <w:tcPr>
+            <w:tcW w:w="536" w:type="dxa"/>
+          </w:tcPr>
+          <w:p>
+            <w:pPr>
+              <w:spacing w:line="360" w:lineRule="auto"/>
+              <w:jc w:val="both"/>
+              <w:rPr>
+                <w:b/>
+                <w:sz w:val="16"/>
+                <w:szCs w:val="16"/>
+              </w:rPr>
+            </w:pPr>
+            <w:r>
+              <w:rPr>
+                <w:rFonts w:ascii="Calibri" w:hAnsi="Calibri"/>
+                <w:sz w:val="16"/>
+              </w:rPr>
+              <w:t>X</w:t>
+            </w:r>
+          </w:p>
+        </w:tc>
+        <w:tc>
+          <w:tcPr>
+            <w:tcW w:w="522" w:type="dxa"/>
+          </w:tcPr>
+          <w:p>
+            <w:pPr>
+              <w:spacing w:line="360" w:lineRule="auto"/>
+              <w:jc w:val="both"/>
+              <w:rPr>
+                <w:b/>
+                <w:sz w:val="16"/>
+                <w:szCs w:val="16"/>
+              </w:rPr>
+            </w:pPr>
+            <w:r>
+              <w:rPr>
+                <w:rFonts w:ascii="Calibri" w:hAnsi="Calibri"/>
+                <w:sz w:val="16"/>
+              </w:rPr>
+              <w:t>X</w:t>
+            </w:r>
+          </w:p>
+        </w:tc>
+        <w:tc>
+          <w:tcPr>
+            <w:tcW w:w="523" w:type="dxa"/>
+          </w:tcPr>
+          <w:p>
+            <w:pPr>
+              <w:spacing w:line="360" w:lineRule="auto"/>
+              <w:jc w:val="both"/>
+              <w:rPr>
+                <w:b/>
+                <w:sz w:val="16"/>
+                <w:szCs w:val="16"/>
+              </w:rPr>
+            </w:pPr>
+            <w:r>
+              <w:rPr>
+                <w:rFonts w:ascii="Calibri" w:hAnsi="Calibri"/>
+                <w:sz w:val="16"/>
+              </w:rPr>
+              <w:t>X</w:t>
+            </w:r>
+          </w:p>
+        </w:tc>
+        <w:tc>
+          <w:tcPr>
+            <w:tcW w:w="526" w:type="dxa"/>
+          </w:tcPr>
+          <w:p>
+            <w:pPr>
+              <w:spacing w:line="360" w:lineRule="auto"/>
+              <w:jc w:val="both"/>
+              <w:rPr>
+                <w:b/>
+                <w:sz w:val="16"/>
+                <w:szCs w:val="16"/>
+              </w:rPr>
+            </w:pPr>
+            <w:r>
+              <w:rPr>
+                <w:rFonts w:ascii="Calibri" w:hAnsi="Calibri"/>
+                <w:sz w:val="16"/>
+              </w:rPr>
+              <w:t>X</w:t>
+            </w:r>
+          </w:p>
+        </w:tc>
+        <w:tc>
+          <w:tcPr>
+            <w:tcW w:w="523" w:type="dxa"/>
+          </w:tcPr>
+          <w:p>
+            <w:pPr>
+              <w:spacing w:line="360" w:lineRule="auto"/>
+              <w:jc w:val="both"/>
+              <w:rPr>
+                <w:b/>
+                <w:sz w:val="16"/>
+                <w:szCs w:val="16"/>
+              </w:rPr>
+            </w:pPr>
+            <w:r>
+              <w:rPr>
+                <w:rFonts w:ascii="Calibri" w:hAnsi="Calibri"/>
+                <w:sz w:val="16"/>
+              </w:rPr>
+              <w:t>X</w:t>
+            </w:r>
+          </w:p>
+        </w:tc>
+        <w:tc>
+          <w:tcPr>
+            <w:tcW w:w="523" w:type="dxa"/>
+          </w:tcPr>
+          <w:p>
+            <w:pPr>
+              <w:spacing w:line="360" w:lineRule="auto"/>
+              <w:jc w:val="both"/>
+              <w:rPr>
+                <w:b/>
+                <w:sz w:val="16"/>
+                <w:szCs w:val="16"/>
+              </w:rPr>
+            </w:pPr>
+            <w:r>
+              <w:rPr>
+                <w:rFonts w:ascii="Calibri" w:hAnsi="Calibri"/>
+                <w:sz w:val="16"/>
+              </w:rPr>
+              <w:t>X</w:t>
+            </w:r>
+          </w:p>
+        </w:tc>
+        <w:tc>
+          <w:tcPr>
+            <w:tcW w:w="523" w:type="dxa"/>
+          </w:tcPr>
+          <w:p>
+            <w:pPr>
+              <w:spacing w:line="360" w:lineRule="auto"/>
+              <w:jc w:val="both"/>
+              <w:rPr>
+                <w:b/>
+                <w:sz w:val="16"/>
+                <w:szCs w:val="16"/>
+              </w:rPr>
+            </w:pPr>
+            <w:r>
+              <w:rPr>
+                <w:rFonts w:ascii="Calibri" w:hAnsi="Calibri"/>
+                <w:sz w:val="16"/>
+              </w:rPr>
+              <w:t>X</w:t>
+            </w:r>
+          </w:p>
+        </w:tc>
+        <w:tc>
+          <w:tcPr>
+            <w:tcW w:w="523" w:type="dxa"/>
+          </w:tcPr>
+          <w:p>
+            <w:pPr>
+              <w:spacing w:line="360" w:lineRule="auto"/>
+              <w:jc w:val="both"/>
+              <w:rPr>
+                <w:b/>
+                <w:sz w:val="16"/>
+                <w:szCs w:val="16"/>
+              </w:rPr>
+            </w:pPr>
+            <w:r>
+              <w:rPr>
+                <w:rFonts w:ascii="Calibri" w:hAnsi="Calibri"/>
+                <w:sz w:val="16"/>
+              </w:rPr>
+              <w:t>X</w:t>
+            </w:r>
+          </w:p>
+        </w:tc>
+        <w:tc>
+          <w:tcPr>
+            <w:tcW w:w="523" w:type="dxa"/>
+          </w:tcPr>
+          <w:p>
+            <w:pPr>
+              <w:spacing w:line="360" w:lineRule="auto"/>
+              <w:jc w:val="both"/>
+              <w:rPr>
+                <w:b/>
+                <w:sz w:val="16"/>
+                <w:szCs w:val="16"/>
+              </w:rPr>
+            </w:pPr>
+            <w:r>
+              <w:rPr>
+                <w:rFonts w:ascii="Calibri" w:hAnsi="Calibri"/>
+                <w:sz w:val="16"/>
+              </w:rPr>
+              <w:t>X</w:t>
+            </w:r>
+          </w:p>
+        </w:tc>
+        <w:tc>
+          <w:tcPr>
+            <w:tcW w:w="523" w:type="dxa"/>
+          </w:tcPr>
+          <w:p>
+            <w:pPr>
+              <w:spacing w:line="360" w:lineRule="auto"/>
+              <w:jc w:val="both"/>
+              <w:rPr>
+                <w:b/>
+                <w:sz w:val="16"/>
+                <w:szCs w:val="16"/>
+              </w:rPr>
+            </w:pPr>
+            <w:r>
+              <w:rPr>
+                <w:rFonts w:ascii="Calibri" w:hAnsi="Calibri"/>
+                <w:sz w:val="16"/>
+              </w:rPr>
+              <w:t>X</w:t>
+            </w:r>
+          </w:p>
+        </w:tc>
+        <w:tc>
+          <w:tcPr>
+            <w:tcW w:w="523" w:type="dxa"/>
+          </w:tcPr>
+          <w:p>
+            <w:pPr>
+              <w:spacing w:line="360" w:lineRule="auto"/>
+              <w:jc w:val="both"/>
+              <w:rPr>
+                <w:b/>
+                <w:sz w:val="16"/>
+                <w:szCs w:val="16"/>
+              </w:rPr>
+            </w:pPr>
+            <w:r>
+              <w:rPr>
+                <w:rFonts w:ascii="Calibri" w:hAnsi="Calibri"/>
+                <w:sz w:val="16"/>
+              </w:rPr>
+              <w:t>X</w:t>
+            </w:r>
+          </w:p>
+        </w:tc>
+        <w:tc>
+          <w:tcPr>
+            <w:tcW w:w="523" w:type="dxa"/>
+          </w:tcPr>
+          <w:p>
+            <w:pPr>
+              <w:spacing w:line="360" w:lineRule="auto"/>
+              <w:jc w:val="both"/>
+              <w:rPr>
+                <w:b/>
+                <w:sz w:val="16"/>
+                <w:szCs w:val="16"/>
+              </w:rPr>
+            </w:pPr>
+            <w:r>
+              <w:rPr>
+                <w:rFonts w:ascii="Calibri" w:hAnsi="Calibri"/>
+                <w:sz w:val="16"/>
+              </w:rPr>
+              <w:t>X</w:t>
+            </w:r>
+          </w:p>
+        </w:tc>
+        <w:tc>
+          <w:tcPr>
+            <w:tcW w:w="525" w:type="dxa"/>
+          </w:tcPr>
+          <w:p>
+            <w:pPr>
+              <w:spacing w:line="360" w:lineRule="auto"/>
+              <w:jc w:val="both"/>
+              <w:rPr>
+                <w:b/>
+                <w:sz w:val="16"/>
+                <w:szCs w:val="16"/>
+              </w:rPr>
+            </w:pPr>
+            <w:r>
+              <w:rPr>
+                <w:rFonts w:ascii="Calibri" w:hAnsi="Calibri"/>
+                <w:sz w:val="16"/>
+              </w:rPr>
+              <w:t>X</w:t>
+            </w:r>
+          </w:p>
+        </w:tc>
+        <w:tc>
+          <w:tcPr>
+            <w:tcW w:w="525" w:type="dxa"/>
+          </w:tcPr>
+          <w:p>
+            <w:pPr>
+              <w:spacing w:line="360" w:lineRule="auto"/>
+              <w:jc w:val="both"/>
+              <w:rPr>
+                <w:b/>
+                <w:sz w:val="16"/>
+                <w:szCs w:val="16"/>
+              </w:rPr>
+            </w:pPr>
+            <w:r>
+              <w:rPr>
+                <w:rFonts w:ascii="Calibri" w:hAnsi="Calibri"/>
+                <w:sz w:val="16"/>
+              </w:rPr>
+              <w:t>X</w:t>
+            </w:r>
+          </w:p>
+        </w:tc>
+        <w:tc>
+          <w:tcPr>
+            <w:tcW w:w="525" w:type="dxa"/>
+          </w:tcPr>
+          <w:p>
+            <w:pPr>
+              <w:spacing w:line="360" w:lineRule="auto"/>
+              <w:jc w:val="both"/>
+              <w:rPr>
+                <w:b/>
+                <w:sz w:val="16"/>
+                <w:szCs w:val="16"/>
+              </w:rPr>
+            </w:pPr>
+            <w:r>
+              <w:rPr>
+                <w:rFonts w:ascii="Calibri" w:hAnsi="Calibri"/>
+                <w:sz w:val="16"/>
+              </w:rPr>
+              <w:t>X</w:t>
+            </w:r>
+          </w:p>
+        </w:tc>
+        <w:tc>
+          <w:tcPr>
+            <w:tcW w:w="525" w:type="dxa"/>
+            <w:gridSpan w:val="2"/>
+          </w:tcPr>
+          <w:p>
+            <w:pPr>
+              <w:spacing w:line="360" w:lineRule="auto"/>
+              <w:jc w:val="both"/>
+              <w:rPr>
+                <w:b/>
+                <w:sz w:val="16"/>
+                <w:szCs w:val="16"/>
+              </w:rPr>
+            </w:pPr>
+            <w:r>
+              <w:rPr>
+                <w:rFonts w:ascii="Calibri" w:hAnsi="Calibri"/>
+                <w:sz w:val="16"/>
+              </w:rPr>
+              <w:t>X</w:t>
+            </w:r>
+          </w:p>
+        </w:tc>
+        <w:tc>
+          <w:tcPr>
+            <w:tcW w:w="525" w:type="dxa"/>
+          </w:tcPr>
+          <w:p>
+            <w:pPr>
+              <w:spacing w:line="360" w:lineRule="auto"/>
+              <w:jc w:val="both"/>
+              <w:rPr>
+                <w:b/>
+                <w:sz w:val="16"/>
+                <w:szCs w:val="16"/>
+              </w:rPr>
+            </w:pPr>
+            <w:r>
+              <w:rPr>
+                <w:rFonts w:ascii="Calibri" w:hAnsi="Calibri"/>
+                <w:sz w:val="16"/>
+              </w:rPr>
+              <w:t>X</w:t>
+            </w:r>
+          </w:p>
+        </w:tc>
+        <w:tc>
+          <w:tcPr>
+            <w:tcW w:w="525" w:type="dxa"/>
+          </w:tcPr>
+          <w:p>
+            <w:pPr>
+              <w:spacing w:line="360" w:lineRule="auto"/>
+              <w:jc w:val="both"/>
+              <w:rPr>
+                <w:b/>
+                <w:sz w:val="16"/>
+                <w:szCs w:val="16"/>
+              </w:rPr>
+            </w:pPr>
+            <w:r>
+              <w:rPr>
+                <w:rFonts w:ascii="Calibri" w:hAnsi="Calibri"/>
+                <w:sz w:val="16"/>
+              </w:rPr>
+              <w:t>X</w:t>
+            </w:r>
           </w:p>
         </w:tc>
       </w:tr>
@@ -7427,7 +14140,7 @@
 </file>
 
 <file path=word/endnotes.xml><?xml version="1.0" encoding="utf-8"?>
-<w:endnotes xmlns:wpc="http://schemas.microsoft.com/office/word/2010/wordprocessingCanvas" xmlns:cx="http://schemas.microsoft.com/office/drawing/2014/chartex" xmlns:cx1="http://schemas.microsoft.com/office/drawing/2015/9/8/chartex" xmlns:cx2="http://schemas.microsoft.com/office/drawing/2015/10/21/chartex" xmlns:cx3="http://schemas.microsoft.com/office/drawing/2016/5/9/chartex" xmlns:cx4="http://schemas.microsoft.com/office/drawing/2016/5/10/chartex" xmlns:cx5="http://schemas.microsoft.com/office/drawing/2016/5/11/chartex" xmlns:cx6="http://schemas.microsoft.com/office/drawing/2016/5/12/chartex" xmlns:cx7="http://schemas.microsoft.com/office/drawing/2016/5/13/chartex" xmlns:cx8="http://schemas.microsoft.com/office/drawing/2016/5/14/chartex" xmlns:mc="http://schemas.openxmlformats.org/markup-compatibility/2006" xmlns:aink="http://schemas.microsoft.com/office/drawing/2016/ink" xmlns:am3d="http://schemas.microsoft.com/office/drawing/2017/model3d" xmlns:o="urn:schemas-microsoft-com:office:office" xmlns:oel="http://schemas.microsoft.com/office/2019/extlst" xmlns:r="http://schemas.openxmlformats.org/officeDocument/2006/relationships" xmlns:m="http://schemas.openxmlformats.org/officeDocument/2006/math" xmlns:v="urn:schemas-microsoft-com:vml" xmlns:wp14="http://schemas.microsoft.com/office/word/2010/wordprocessingDrawing" xmlns:wp="http://schemas.openxmlformats.org/drawingml/2006/wordprocessingDrawing" xmlns:w10="urn:schemas-microsoft-com:office:word" xmlns:w="http://schemas.openxmlformats.org/wordprocessingml/2006/main" xmlns:w14="http://schemas.microsoft.com/office/word/2010/wordml" xmlns:w15="http://schemas.microsoft.com/office/word/2012/wordml" xmlns:w16cex="http://schemas.microsoft.com/office/word/2018/wordml/cex" xmlns:w16cid="http://schemas.microsoft.com/office/word/2016/wordml/cid" xmlns:w16="http://schemas.microsoft.com/office/word/2018/wordml" xmlns:w16sdtdh="http://schemas.microsoft.com/office/word/2020/wordml/sdtdatahash" xmlns:w16se="http://schemas.microsoft.com/office/word/2015/wordml/symex" xmlns:wpg="http://schemas.microsoft.com/office/word/2010/wordprocessingGroup" xmlns:wpi="http://schemas.microsoft.com/office/word/2010/wordprocessingInk" xmlns:wne="http://schemas.microsoft.com/office/word/2006/wordml" xmlns:wps="http://schemas.microsoft.com/office/word/2010/wordprocessingShape" mc:Ignorable="w14 w15 w16se w16cid w16 w16cex w16sdtdh wp14">
+<w:endnotes xmlns:wpc="http://schemas.microsoft.com/office/word/2010/wordprocessingCanvas" xmlns:cx="http://schemas.microsoft.com/office/drawing/2014/chartex" xmlns:cx1="http://schemas.microsoft.com/office/drawing/2015/9/8/chartex" xmlns:cx2="http://schemas.microsoft.com/office/drawing/2015/10/21/chartex" xmlns:cx3="http://schemas.microsoft.com/office/drawing/2016/5/9/chartex" xmlns:cx4="http://schemas.microsoft.com/office/drawing/2016/5/10/chartex" xmlns:cx5="http://schemas.microsoft.com/office/drawing/2016/5/11/chartex" xmlns:cx6="http://schemas.microsoft.com/office/drawing/2016/5/12/chartex" xmlns:cx7="http://schemas.microsoft.com/office/drawing/2016/5/13/chartex" xmlns:cx8="http://schemas.microsoft.com/office/drawing/2016/5/14/chartex" xmlns:mc="http://schemas.openxmlformats.org/markup-compatibility/2006" xmlns:aink="http://schemas.microsoft.com/office/drawing/2016/ink" xmlns:am3d="http://schemas.microsoft.com/office/drawing/2017/model3d" xmlns:o="urn:schemas-microsoft-com:office:office" xmlns:oel="http://schemas.microsoft.com/office/2019/extlst" xmlns:r="http://schemas.openxmlformats.org/officeDocument/2006/relationships" xmlns:m="http://schemas.openxmlformats.org/officeDocument/2006/math" xmlns:v="urn:schemas-microsoft-com:vml" xmlns:wp14="http://schemas.microsoft.com/office/word/2010/wordprocessingDrawing" xmlns:wp="http://schemas.openxmlformats.org/drawingml/2006/wordprocessingDrawing" xmlns:w10="urn:schemas-microsoft-com:office:word" xmlns:w="http://schemas.openxmlformats.org/wordprocessingml/2006/main" xmlns:w14="http://schemas.microsoft.com/office/word/2010/wordml" xmlns:w15="http://schemas.microsoft.com/office/word/2012/wordml" xmlns:w16cex="http://schemas.microsoft.com/office/word/2018/wordml/cex" xmlns:w16cid="http://schemas.microsoft.com/office/word/2016/wordml/cid" xmlns:w16="http://schemas.microsoft.com/office/word/2018/wordml" xmlns:w16du="http://schemas.microsoft.com/office/word/2023/wordml/word16du" xmlns:w16sdtdh="http://schemas.microsoft.com/office/word/2020/wordml/sdtdatahash" xmlns:w16sdtfl="http://schemas.microsoft.com/office/word/2024/wordml/sdtformatlock" xmlns:w16se="http://schemas.microsoft.com/office/word/2015/wordml/symex" xmlns:wpg="http://schemas.microsoft.com/office/word/2010/wordprocessingGroup" xmlns:wpi="http://schemas.microsoft.com/office/word/2010/wordprocessingInk" xmlns:wne="http://schemas.microsoft.com/office/word/2006/wordml" xmlns:wps="http://schemas.microsoft.com/office/word/2010/wordprocessingShape" mc:Ignorable="w14 w15 w16se w16cid w16 w16cex w16sdtdh w16sdtfl w16du wp14">
   <w:endnote w:type="separator" w:id="-1">
     <w:p>
       <w:pPr>
@@ -7452,7 +14165,7 @@
 </file>
 
 <file path=word/footnotes.xml><?xml version="1.0" encoding="utf-8"?>
-<w:footnotes xmlns:wpc="http://schemas.microsoft.com/office/word/2010/wordprocessingCanvas" xmlns:cx="http://schemas.microsoft.com/office/drawing/2014/chartex" xmlns:cx1="http://schemas.microsoft.com/office/drawing/2015/9/8/chartex" xmlns:cx2="http://schemas.microsoft.com/office/drawing/2015/10/21/chartex" xmlns:cx3="http://schemas.microsoft.com/office/drawing/2016/5/9/chartex" xmlns:cx4="http://schemas.microsoft.com/office/drawing/2016/5/10/chartex" xmlns:cx5="http://schemas.microsoft.com/office/drawing/2016/5/11/chartex" xmlns:cx6="http://schemas.microsoft.com/office/drawing/2016/5/12/chartex" xmlns:cx7="http://schemas.microsoft.com/office/drawing/2016/5/13/chartex" xmlns:cx8="http://schemas.microsoft.com/office/drawing/2016/5/14/chartex" xmlns:mc="http://schemas.openxmlformats.org/markup-compatibility/2006" xmlns:aink="http://schemas.microsoft.com/office/drawing/2016/ink" xmlns:am3d="http://schemas.microsoft.com/office/drawing/2017/model3d" xmlns:o="urn:schemas-microsoft-com:office:office" xmlns:oel="http://schemas.microsoft.com/office/2019/extlst" xmlns:r="http://schemas.openxmlformats.org/officeDocument/2006/relationships" xmlns:m="http://schemas.openxmlformats.org/officeDocument/2006/math" xmlns:v="urn:schemas-microsoft-com:vml" xmlns:wp14="http://schemas.microsoft.com/office/word/2010/wordprocessingDrawing" xmlns:wp="http://schemas.openxmlformats.org/drawingml/2006/wordprocessingDrawing" xmlns:w10="urn:schemas-microsoft-com:office:word" xmlns:w="http://schemas.openxmlformats.org/wordprocessingml/2006/main" xmlns:w14="http://schemas.microsoft.com/office/word/2010/wordml" xmlns:w15="http://schemas.microsoft.com/office/word/2012/wordml" xmlns:w16cex="http://schemas.microsoft.com/office/word/2018/wordml/cex" xmlns:w16cid="http://schemas.microsoft.com/office/word/2016/wordml/cid" xmlns:w16="http://schemas.microsoft.com/office/word/2018/wordml" xmlns:w16sdtdh="http://schemas.microsoft.com/office/word/2020/wordml/sdtdatahash" xmlns:w16se="http://schemas.microsoft.com/office/word/2015/wordml/symex" xmlns:wpg="http://schemas.microsoft.com/office/word/2010/wordprocessingGroup" xmlns:wpi="http://schemas.microsoft.com/office/word/2010/wordprocessingInk" xmlns:wne="http://schemas.microsoft.com/office/word/2006/wordml" xmlns:wps="http://schemas.microsoft.com/office/word/2010/wordprocessingShape" mc:Ignorable="w14 w15 w16se w16cid w16 w16cex w16sdtdh wp14">
+<w:footnotes xmlns:wpc="http://schemas.microsoft.com/office/word/2010/wordprocessingCanvas" xmlns:cx="http://schemas.microsoft.com/office/drawing/2014/chartex" xmlns:cx1="http://schemas.microsoft.com/office/drawing/2015/9/8/chartex" xmlns:cx2="http://schemas.microsoft.com/office/drawing/2015/10/21/chartex" xmlns:cx3="http://schemas.microsoft.com/office/drawing/2016/5/9/chartex" xmlns:cx4="http://schemas.microsoft.com/office/drawing/2016/5/10/chartex" xmlns:cx5="http://schemas.microsoft.com/office/drawing/2016/5/11/chartex" xmlns:cx6="http://schemas.microsoft.com/office/drawing/2016/5/12/chartex" xmlns:cx7="http://schemas.microsoft.com/office/drawing/2016/5/13/chartex" xmlns:cx8="http://schemas.microsoft.com/office/drawing/2016/5/14/chartex" xmlns:mc="http://schemas.openxmlformats.org/markup-compatibility/2006" xmlns:aink="http://schemas.microsoft.com/office/drawing/2016/ink" xmlns:am3d="http://schemas.microsoft.com/office/drawing/2017/model3d" xmlns:o="urn:schemas-microsoft-com:office:office" xmlns:oel="http://schemas.microsoft.com/office/2019/extlst" xmlns:r="http://schemas.openxmlformats.org/officeDocument/2006/relationships" xmlns:m="http://schemas.openxmlformats.org/officeDocument/2006/math" xmlns:v="urn:schemas-microsoft-com:vml" xmlns:wp14="http://schemas.microsoft.com/office/word/2010/wordprocessingDrawing" xmlns:wp="http://schemas.openxmlformats.org/drawingml/2006/wordprocessingDrawing" xmlns:w10="urn:schemas-microsoft-com:office:word" xmlns:w="http://schemas.openxmlformats.org/wordprocessingml/2006/main" xmlns:w14="http://schemas.microsoft.com/office/word/2010/wordml" xmlns:w15="http://schemas.microsoft.com/office/word/2012/wordml" xmlns:w16cex="http://schemas.microsoft.com/office/word/2018/wordml/cex" xmlns:w16cid="http://schemas.microsoft.com/office/word/2016/wordml/cid" xmlns:w16="http://schemas.microsoft.com/office/word/2018/wordml" xmlns:w16du="http://schemas.microsoft.com/office/word/2023/wordml/word16du" xmlns:w16sdtdh="http://schemas.microsoft.com/office/word/2020/wordml/sdtdatahash" xmlns:w16sdtfl="http://schemas.microsoft.com/office/word/2024/wordml/sdtformatlock" xmlns:w16se="http://schemas.microsoft.com/office/word/2015/wordml/symex" xmlns:wpg="http://schemas.microsoft.com/office/word/2010/wordprocessingGroup" xmlns:wpi="http://schemas.microsoft.com/office/word/2010/wordprocessingInk" xmlns:wne="http://schemas.microsoft.com/office/word/2006/wordml" xmlns:wps="http://schemas.microsoft.com/office/word/2010/wordprocessingShape" mc:Ignorable="w14 w15 w16se w16cid w16 w16cex w16sdtdh w16sdtfl w16du wp14">
   <w:footnote w:type="separator" w:id="-1">
     <w:p>
       <w:pPr>
@@ -7532,7 +14245,7 @@
 </file>
 
 <file path=word/header1.xml><?xml version="1.0" encoding="utf-8"?>
-<w:hdr xmlns:wpc="http://schemas.microsoft.com/office/word/2010/wordprocessingCanvas" xmlns:cx="http://schemas.microsoft.com/office/drawing/2014/chartex" xmlns:cx1="http://schemas.microsoft.com/office/drawing/2015/9/8/chartex" xmlns:cx2="http://schemas.microsoft.com/office/drawing/2015/10/21/chartex" xmlns:cx3="http://schemas.microsoft.com/office/drawing/2016/5/9/chartex" xmlns:cx4="http://schemas.microsoft.com/office/drawing/2016/5/10/chartex" xmlns:cx5="http://schemas.microsoft.com/office/drawing/2016/5/11/chartex" xmlns:cx6="http://schemas.microsoft.com/office/drawing/2016/5/12/chartex" xmlns:cx7="http://schemas.microsoft.com/office/drawing/2016/5/13/chartex" xmlns:cx8="http://schemas.microsoft.com/office/drawing/2016/5/14/chartex" xmlns:mc="http://schemas.openxmlformats.org/markup-compatibility/2006" xmlns:aink="http://schemas.microsoft.com/office/drawing/2016/ink" xmlns:am3d="http://schemas.microsoft.com/office/drawing/2017/model3d" xmlns:o="urn:schemas-microsoft-com:office:office" xmlns:oel="http://schemas.microsoft.com/office/2019/extlst" xmlns:r="http://schemas.openxmlformats.org/officeDocument/2006/relationships" xmlns:m="http://schemas.openxmlformats.org/officeDocument/2006/math" xmlns:v="urn:schemas-microsoft-com:vml" xmlns:wp14="http://schemas.microsoft.com/office/word/2010/wordprocessingDrawing" xmlns:wp="http://schemas.openxmlformats.org/drawingml/2006/wordprocessingDrawing" xmlns:w10="urn:schemas-microsoft-com:office:word" xmlns:w="http://schemas.openxmlformats.org/wordprocessingml/2006/main" xmlns:w14="http://schemas.microsoft.com/office/word/2010/wordml" xmlns:w15="http://schemas.microsoft.com/office/word/2012/wordml" xmlns:w16cex="http://schemas.microsoft.com/office/word/2018/wordml/cex" xmlns:w16cid="http://schemas.microsoft.com/office/word/2016/wordml/cid" xmlns:w16="http://schemas.microsoft.com/office/word/2018/wordml" xmlns:w16sdtdh="http://schemas.microsoft.com/office/word/2020/wordml/sdtdatahash" xmlns:w16se="http://schemas.microsoft.com/office/word/2015/wordml/symex" xmlns:wpg="http://schemas.microsoft.com/office/word/2010/wordprocessingGroup" xmlns:wpi="http://schemas.microsoft.com/office/word/2010/wordprocessingInk" xmlns:wne="http://schemas.microsoft.com/office/word/2006/wordml" xmlns:wps="http://schemas.microsoft.com/office/word/2010/wordprocessingShape" mc:Ignorable="w14 w15 w16se w16cid w16 w16cex w16sdtdh wp14">
+<w:hdr xmlns:wpc="http://schemas.microsoft.com/office/word/2010/wordprocessingCanvas" xmlns:cx="http://schemas.microsoft.com/office/drawing/2014/chartex" xmlns:cx1="http://schemas.microsoft.com/office/drawing/2015/9/8/chartex" xmlns:cx2="http://schemas.microsoft.com/office/drawing/2015/10/21/chartex" xmlns:cx3="http://schemas.microsoft.com/office/drawing/2016/5/9/chartex" xmlns:cx4="http://schemas.microsoft.com/office/drawing/2016/5/10/chartex" xmlns:cx5="http://schemas.microsoft.com/office/drawing/2016/5/11/chartex" xmlns:cx6="http://schemas.microsoft.com/office/drawing/2016/5/12/chartex" xmlns:cx7="http://schemas.microsoft.com/office/drawing/2016/5/13/chartex" xmlns:cx8="http://schemas.microsoft.com/office/drawing/2016/5/14/chartex" xmlns:mc="http://schemas.openxmlformats.org/markup-compatibility/2006" xmlns:aink="http://schemas.microsoft.com/office/drawing/2016/ink" xmlns:am3d="http://schemas.microsoft.com/office/drawing/2017/model3d" xmlns:o="urn:schemas-microsoft-com:office:office" xmlns:oel="http://schemas.microsoft.com/office/2019/extlst" xmlns:r="http://schemas.openxmlformats.org/officeDocument/2006/relationships" xmlns:m="http://schemas.openxmlformats.org/officeDocument/2006/math" xmlns:v="urn:schemas-microsoft-com:vml" xmlns:wp14="http://schemas.microsoft.com/office/word/2010/wordprocessingDrawing" xmlns:wp="http://schemas.openxmlformats.org/drawingml/2006/wordprocessingDrawing" xmlns:w10="urn:schemas-microsoft-com:office:word" xmlns:w="http://schemas.openxmlformats.org/wordprocessingml/2006/main" xmlns:w14="http://schemas.microsoft.com/office/word/2010/wordml" xmlns:w15="http://schemas.microsoft.com/office/word/2012/wordml" xmlns:w16cex="http://schemas.microsoft.com/office/word/2018/wordml/cex" xmlns:w16cid="http://schemas.microsoft.com/office/word/2016/wordml/cid" xmlns:w16="http://schemas.microsoft.com/office/word/2018/wordml" xmlns:w16du="http://schemas.microsoft.com/office/word/2023/wordml/word16du" xmlns:w16sdtdh="http://schemas.microsoft.com/office/word/2020/wordml/sdtdatahash" xmlns:w16sdtfl="http://schemas.microsoft.com/office/word/2024/wordml/sdtformatlock" xmlns:w16se="http://schemas.microsoft.com/office/word/2015/wordml/symex" xmlns:wpg="http://schemas.microsoft.com/office/word/2010/wordprocessingGroup" xmlns:wpi="http://schemas.microsoft.com/office/word/2010/wordprocessingInk" xmlns:wne="http://schemas.microsoft.com/office/word/2006/wordml" xmlns:wps="http://schemas.microsoft.com/office/word/2010/wordprocessingShape" mc:Ignorable="w14 w15 w16se w16cid w16 w16cex w16sdtdh w16sdtfl w16du wp14">
   <w:tbl>
     <w:tblPr>
       <w:tblStyle w:val="Tablaconcuadrcula1"/>
@@ -7717,7 +14430,7 @@
 </file>
 
 <file path=word/numbering.xml><?xml version="1.0" encoding="utf-8"?>
-<w:numbering xmlns:wpc="http://schemas.microsoft.com/office/word/2010/wordprocessingCanvas" xmlns:cx="http://schemas.microsoft.com/office/drawing/2014/chartex" xmlns:cx1="http://schemas.microsoft.com/office/drawing/2015/9/8/chartex" xmlns:cx2="http://schemas.microsoft.com/office/drawing/2015/10/21/chartex" xmlns:cx3="http://schemas.microsoft.com/office/drawing/2016/5/9/chartex" xmlns:cx4="http://schemas.microsoft.com/office/drawing/2016/5/10/chartex" xmlns:cx5="http://schemas.microsoft.com/office/drawing/2016/5/11/chartex" xmlns:cx6="http://schemas.microsoft.com/office/drawing/2016/5/12/chartex" xmlns:cx7="http://schemas.microsoft.com/office/drawing/2016/5/13/chartex" xmlns:cx8="http://schemas.microsoft.com/office/drawing/2016/5/14/chartex" xmlns:mc="http://schemas.openxmlformats.org/markup-compatibility/2006" xmlns:aink="http://schemas.microsoft.com/office/drawing/2016/ink" xmlns:am3d="http://schemas.microsoft.com/office/drawing/2017/model3d" xmlns:o="urn:schemas-microsoft-com:office:office" xmlns:oel="http://schemas.microsoft.com/office/2019/extlst" xmlns:r="http://schemas.openxmlformats.org/officeDocument/2006/relationships" xmlns:m="http://schemas.openxmlformats.org/officeDocument/2006/math" xmlns:v="urn:schemas-microsoft-com:vml" xmlns:wp14="http://schemas.microsoft.com/office/word/2010/wordprocessingDrawing" xmlns:wp="http://schemas.openxmlformats.org/drawingml/2006/wordprocessingDrawing" xmlns:w10="urn:schemas-microsoft-com:office:word" xmlns:w="http://schemas.openxmlformats.org/wordprocessingml/2006/main" xmlns:w14="http://schemas.microsoft.com/office/word/2010/wordml" xmlns:w15="http://schemas.microsoft.com/office/word/2012/wordml" xmlns:w16cex="http://schemas.microsoft.com/office/word/2018/wordml/cex" xmlns:w16cid="http://schemas.microsoft.com/office/word/2016/wordml/cid" xmlns:w16="http://schemas.microsoft.com/office/word/2018/wordml" xmlns:w16sdtdh="http://schemas.microsoft.com/office/word/2020/wordml/sdtdatahash" xmlns:w16se="http://schemas.microsoft.com/office/word/2015/wordml/symex" xmlns:wpg="http://schemas.microsoft.com/office/word/2010/wordprocessingGroup" xmlns:wpi="http://schemas.microsoft.com/office/word/2010/wordprocessingInk" xmlns:wne="http://schemas.microsoft.com/office/word/2006/wordml" xmlns:wps="http://schemas.microsoft.com/office/word/2010/wordprocessingShape" mc:Ignorable="w14 w15 w16se w16cid w16 w16cex w16sdtdh wp14">
+<w:numbering xmlns:wpc="http://schemas.microsoft.com/office/word/2010/wordprocessingCanvas" xmlns:cx="http://schemas.microsoft.com/office/drawing/2014/chartex" xmlns:cx1="http://schemas.microsoft.com/office/drawing/2015/9/8/chartex" xmlns:cx2="http://schemas.microsoft.com/office/drawing/2015/10/21/chartex" xmlns:cx3="http://schemas.microsoft.com/office/drawing/2016/5/9/chartex" xmlns:cx4="http://schemas.microsoft.com/office/drawing/2016/5/10/chartex" xmlns:cx5="http://schemas.microsoft.com/office/drawing/2016/5/11/chartex" xmlns:cx6="http://schemas.microsoft.com/office/drawing/2016/5/12/chartex" xmlns:cx7="http://schemas.microsoft.com/office/drawing/2016/5/13/chartex" xmlns:cx8="http://schemas.microsoft.com/office/drawing/2016/5/14/chartex" xmlns:mc="http://schemas.openxmlformats.org/markup-compatibility/2006" xmlns:aink="http://schemas.microsoft.com/office/drawing/2016/ink" xmlns:am3d="http://schemas.microsoft.com/office/drawing/2017/model3d" xmlns:o="urn:schemas-microsoft-com:office:office" xmlns:oel="http://schemas.microsoft.com/office/2019/extlst" xmlns:r="http://schemas.openxmlformats.org/officeDocument/2006/relationships" xmlns:m="http://schemas.openxmlformats.org/officeDocument/2006/math" xmlns:v="urn:schemas-microsoft-com:vml" xmlns:wp14="http://schemas.microsoft.com/office/word/2010/wordprocessingDrawing" xmlns:wp="http://schemas.openxmlformats.org/drawingml/2006/wordprocessingDrawing" xmlns:w10="urn:schemas-microsoft-com:office:word" xmlns:w="http://schemas.openxmlformats.org/wordprocessingml/2006/main" xmlns:w14="http://schemas.microsoft.com/office/word/2010/wordml" xmlns:w15="http://schemas.microsoft.com/office/word/2012/wordml" xmlns:w16cex="http://schemas.microsoft.com/office/word/2018/wordml/cex" xmlns:w16cid="http://schemas.microsoft.com/office/word/2016/wordml/cid" xmlns:w16="http://schemas.microsoft.com/office/word/2018/wordml" xmlns:w16du="http://schemas.microsoft.com/office/word/2023/wordml/word16du" xmlns:w16sdtdh="http://schemas.microsoft.com/office/word/2020/wordml/sdtdatahash" xmlns:w16sdtfl="http://schemas.microsoft.com/office/word/2024/wordml/sdtformatlock" xmlns:w16se="http://schemas.microsoft.com/office/word/2015/wordml/symex" xmlns:wpg="http://schemas.microsoft.com/office/word/2010/wordprocessingGroup" xmlns:wpi="http://schemas.microsoft.com/office/word/2010/wordprocessingInk" xmlns:wne="http://schemas.microsoft.com/office/word/2006/wordml" xmlns:wps="http://schemas.microsoft.com/office/word/2010/wordprocessingShape" mc:Ignorable="w14 w15 w16se w16cid w16 w16cex w16sdtdh w16sdtfl w16du wp14">
   <w:abstractNum w:abstractNumId="0" w15:restartNumberingAfterBreak="0">
     <w:nsid w:val="129E5F86"/>
     <w:multiLevelType w:val="hybridMultilevel"/>
@@ -9041,7 +15754,7 @@
 </file>
 
 <file path=word/styles.xml><?xml version="1.0" encoding="utf-8"?>
-<w:styles xmlns:mc="http://schemas.openxmlformats.org/markup-compatibility/2006" xmlns:r="http://schemas.openxmlformats.org/officeDocument/2006/relationships" xmlns:w="http://schemas.openxmlformats.org/wordprocessingml/2006/main" xmlns:w14="http://schemas.microsoft.com/office/word/2010/wordml" xmlns:w15="http://schemas.microsoft.com/office/word/2012/wordml" xmlns:w16cex="http://schemas.microsoft.com/office/word/2018/wordml/cex" xmlns:w16cid="http://schemas.microsoft.com/office/word/2016/wordml/cid" xmlns:w16="http://schemas.microsoft.com/office/word/2018/wordml" xmlns:w16sdtdh="http://schemas.microsoft.com/office/word/2020/wordml/sdtdatahash" xmlns:w16se="http://schemas.microsoft.com/office/word/2015/wordml/symex" mc:Ignorable="w14 w15 w16se w16cid w16 w16cex w16sdtdh">
+<w:styles xmlns:mc="http://schemas.openxmlformats.org/markup-compatibility/2006" xmlns:r="http://schemas.openxmlformats.org/officeDocument/2006/relationships" xmlns:w="http://schemas.openxmlformats.org/wordprocessingml/2006/main" xmlns:w14="http://schemas.microsoft.com/office/word/2010/wordml" xmlns:w15="http://schemas.microsoft.com/office/word/2012/wordml" xmlns:w16cex="http://schemas.microsoft.com/office/word/2018/wordml/cex" xmlns:w16cid="http://schemas.microsoft.com/office/word/2016/wordml/cid" xmlns:w16="http://schemas.microsoft.com/office/word/2018/wordml" xmlns:w16du="http://schemas.microsoft.com/office/word/2023/wordml/word16du" xmlns:w16sdtdh="http://schemas.microsoft.com/office/word/2020/wordml/sdtdatahash" xmlns:w16sdtfl="http://schemas.microsoft.com/office/word/2024/wordml/sdtformatlock" xmlns:w16se="http://schemas.microsoft.com/office/word/2015/wordml/symex" mc:Ignorable="w14 w15 w16se w16cid w16 w16cex w16sdtdh w16sdtfl w16du">
   <w:docDefaults>
     <w:rPrDefault>
       <w:rPr>
@@ -9468,6 +16181,7 @@
   <w:style w:type="character" w:default="1" w:styleId="Fuentedeprrafopredeter">
     <w:name w:val="Default Paragraph Font"/>
     <w:uiPriority w:val="1"/>
+    <w:semiHidden/>
     <w:unhideWhenUsed/>
   </w:style>
   <w:style w:type="table" w:default="1" w:styleId="Tablanormal">
@@ -10051,6 +16765,21 @@
 </file>
 
 <file path=customXml/item1.xml><?xml version="1.0" encoding="utf-8"?>
+<p:properties xmlns:p="http://schemas.microsoft.com/office/2006/metadata/properties" xmlns:xsi="http://www.w3.org/2001/XMLSchema-instance" xmlns:pc="http://schemas.microsoft.com/office/infopath/2007/PartnerControls">
+  <documentManagement/>
+</p:properties>
+</file>
+
+<file path=customXml/item2.xml><?xml version="1.0" encoding="utf-8"?>
+<?mso-contentType ?>
+<FormTemplates xmlns="http://schemas.microsoft.com/sharepoint/v3/contenttype/forms">
+  <Display>DocumentLibraryForm</Display>
+  <Edit>DocumentLibraryForm</Edit>
+  <New>DocumentLibraryForm</New>
+</FormTemplates>
+</file>
+
+<file path=customXml/item3.xml><?xml version="1.0" encoding="utf-8"?>
 <ct:contentTypeSchema xmlns:ct="http://schemas.microsoft.com/office/2006/metadata/contentType" xmlns:ma="http://schemas.microsoft.com/office/2006/metadata/properties/metaAttributes" ct:_="" ma:_="" ma:contentTypeName="Documento" ma:contentTypeID="0x010100E96778489EE7714D8BD12CC105EB918B" ma:contentTypeVersion="2" ma:contentTypeDescription="Crear nuevo documento." ma:contentTypeScope="" ma:versionID="416c5c7ae9b5d54d83875cd3c65194e3">
   <xsd:schema xmlns:xsd="http://www.w3.org/2001/XMLSchema" xmlns:xs="http://www.w3.org/2001/XMLSchema" xmlns:p="http://schemas.microsoft.com/office/2006/metadata/properties" xmlns:ns2="126e8a1c-9ea9-435a-ac89-d06c80d62e30" targetNamespace="http://schemas.microsoft.com/office/2006/metadata/properties" ma:root="true" ma:fieldsID="70a237c842677bd850644f8595079f5e" ns2:_="">
     <xsd:import namespace="126e8a1c-9ea9-435a-ac89-d06c80d62e30"/>
@@ -10182,22 +16911,24 @@
 </ct:contentTypeSchema>
 </file>
 
-<file path=customXml/item2.xml><?xml version="1.0" encoding="utf-8"?>
-<?mso-contentType ?>
-<FormTemplates xmlns="http://schemas.microsoft.com/sharepoint/v3/contenttype/forms">
-  <Display>DocumentLibraryForm</Display>
-  <Edit>DocumentLibraryForm</Edit>
-  <New>DocumentLibraryForm</New>
-</FormTemplates>
+<file path=customXml/itemProps1.xml><?xml version="1.0" encoding="utf-8"?>
+<ds:datastoreItem xmlns:ds="http://schemas.openxmlformats.org/officeDocument/2006/customXml" ds:itemID="{38174882-579A-45DC-A704-C035A9357F73}">
+  <ds:schemaRefs>
+    <ds:schemaRef ds:uri="http://schemas.microsoft.com/office/2006/metadata/properties"/>
+    <ds:schemaRef ds:uri="http://schemas.microsoft.com/office/infopath/2007/PartnerControls"/>
+  </ds:schemaRefs>
+</ds:datastoreItem>
 </file>
 
-<file path=customXml/item3.xml><?xml version="1.0" encoding="utf-8"?>
-<p:properties xmlns:p="http://schemas.microsoft.com/office/2006/metadata/properties" xmlns:xsi="http://www.w3.org/2001/XMLSchema-instance" xmlns:pc="http://schemas.microsoft.com/office/infopath/2007/PartnerControls">
-  <documentManagement/>
-</p:properties>
+<file path=customXml/itemProps2.xml><?xml version="1.0" encoding="utf-8"?>
+<ds:datastoreItem xmlns:ds="http://schemas.openxmlformats.org/officeDocument/2006/customXml" ds:itemID="{F3E3E2F7-59E7-4722-B872-D023DC9D1CC1}">
+  <ds:schemaRefs>
+    <ds:schemaRef ds:uri="http://schemas.microsoft.com/sharepoint/v3/contenttype/forms"/>
+  </ds:schemaRefs>
+</ds:datastoreItem>
 </file>
 
-<file path=customXml/itemProps1.xml><?xml version="1.0" encoding="utf-8"?>
+<file path=customXml/itemProps3.xml><?xml version="1.0" encoding="utf-8"?>
 <ds:datastoreItem xmlns:ds="http://schemas.openxmlformats.org/officeDocument/2006/customXml" ds:itemID="{7C9B9CFF-B258-43B4-948A-968A031773F5}">
   <ds:schemaRefs>
     <ds:schemaRef ds:uri="http://schemas.microsoft.com/office/2006/metadata/contentType"/>
@@ -10213,21 +16944,4 @@
     <ds:schemaRef ds:uri="http://schemas.microsoft.com/internal/obd"/>
   </ds:schemaRefs>
 </ds:datastoreItem>
-</file>
-
-<file path=customXml/itemProps2.xml><?xml version="1.0" encoding="utf-8"?>
-<ds:datastoreItem xmlns:ds="http://schemas.openxmlformats.org/officeDocument/2006/customXml" ds:itemID="{F3E3E2F7-59E7-4722-B872-D023DC9D1CC1}">
-  <ds:schemaRefs>
-    <ds:schemaRef ds:uri="http://schemas.microsoft.com/sharepoint/v3/contenttype/forms"/>
-  </ds:schemaRefs>
-</ds:datastoreItem>
-</file>
-
-<file path=customXml/itemProps3.xml><?xml version="1.0" encoding="utf-8"?>
-<ds:datastoreItem xmlns:ds="http://schemas.openxmlformats.org/officeDocument/2006/customXml" ds:itemID="{38174882-579A-45DC-A704-C035A9357F73}">
-  <ds:schemaRefs>
-    <ds:schemaRef ds:uri="http://schemas.microsoft.com/office/2006/metadata/properties"/>
-    <ds:schemaRef ds:uri="http://schemas.microsoft.com/office/infopath/2007/PartnerControls"/>
-  </ds:schemaRefs>
-</ds:datastoreItem>
 </file>